--- a/out/Git-GitHub-PowerShell-Cheat-Sheet.docx
+++ b/out/Git-GitHub-PowerShell-Cheat-Sheet.docx
@@ -1083,6 +1083,116 @@
           </w:p>
         </w:tc>
       </w:tr>
+      <w:tr>
+        <w:trPr>
+          <w:tblHeader w:val="false"/>
+        </w:trPr>
+        <w:tc>
+          <w:tcPr>
+            <w:tcW w:type="dxa" w:w="1900"/>
+            <w:shd w:fill="FFFFFF" w:color="auto" w:val="clear"/>
+            <w:tcMar>
+              <w:top w:type="dxa" w:w="80"/>
+              <w:left w:type="dxa" w:w="120"/>
+              <w:bottom w:type="dxa" w:w="80"/>
+              <w:right w:type="dxa" w:w="120"/>
+            </w:tcMar>
+          </w:tcPr>
+          <w:p>
+            <w:pPr>
+              <w:spacing w:after="0" w:before="0"/>
+            </w:pPr>
+            <w:r>
+              <w:rPr>
+                <w:sz w:val="19"/>
+                <w:szCs w:val="19"/>
+              </w:rPr>
+              <w:t xml:space="preserve">Teal</w:t>
+            </w:r>
+          </w:p>
+        </w:tc>
+        <w:tc>
+          <w:tcPr>
+            <w:tcW w:type="dxa" w:w="3300"/>
+            <w:shd w:fill="FFFFFF" w:color="auto" w:val="clear"/>
+            <w:tcMar>
+              <w:top w:type="dxa" w:w="80"/>
+              <w:left w:type="dxa" w:w="120"/>
+              <w:bottom w:type="dxa" w:w="80"/>
+              <w:right w:type="dxa" w:w="120"/>
+            </w:tcMar>
+          </w:tcPr>
+          <w:p>
+            <w:pPr>
+              <w:spacing w:after="0" w:before="0"/>
+            </w:pPr>
+            <w:r>
+              <w:rPr>
+                <w:sz w:val="19"/>
+                <w:szCs w:val="19"/>
+              </w:rPr>
+              <w:t xml:space="preserve">A PowerShell variable</w:t>
+            </w:r>
+          </w:p>
+        </w:tc>
+        <w:tc>
+          <w:tcPr>
+            <w:tcW w:type="dxa" w:w="4880"/>
+            <w:shd w:fill="FFFFFF" w:color="auto" w:val="clear"/>
+            <w:tcMar>
+              <w:top w:type="dxa" w:w="80"/>
+              <w:left w:type="dxa" w:w="120"/>
+              <w:bottom w:type="dxa" w:w="80"/>
+              <w:right w:type="dxa" w:w="120"/>
+            </w:tcMar>
+          </w:tcPr>
+          <w:p>
+            <w:pPr>
+              <w:keepLines/>
+              <w:spacing w:after="0" w:before="0"/>
+            </w:pPr>
+            <w:r>
+              <w:rPr>
+                <w:rFonts w:ascii="Consolas" w:cs="Consolas" w:eastAsia="Consolas" w:hAnsi="Consolas"/>
+                <w:b/>
+                <w:bCs/>
+                <w:i w:val="false"/>
+                <w:iCs w:val="false"/>
+                <w:color w:val="CF222E"/>
+                <w:sz w:val="19"/>
+                <w:szCs w:val="19"/>
+              </w:rPr>
+              <w:t xml:space="preserve">notepad</w:t>
+            </w:r>
+            <w:r>
+              <w:rPr>
+                <w:rFonts w:ascii="Consolas" w:cs="Consolas" w:eastAsia="Consolas" w:hAnsi="Consolas"/>
+                <w:b w:val="false"/>
+                <w:bCs w:val="false"/>
+                <w:i w:val="false"/>
+                <w:iCs w:val="false"/>
+                <w:color w:val="1F2328"/>
+                <w:sz w:val="19"/>
+                <w:szCs w:val="19"/>
+              </w:rPr>
+              <w:t xml:space="preserve"> </w:t>
+            </w:r>
+            <w:r>
+              <w:rPr>
+                <w:rFonts w:ascii="Consolas" w:cs="Consolas" w:eastAsia="Consolas" w:hAnsi="Consolas"/>
+                <w:b w:val="false"/>
+                <w:bCs w:val="false"/>
+                <w:i w:val="false"/>
+                <w:iCs w:val="false"/>
+                <w:color w:val="0F6E7A"/>
+                <w:sz w:val="19"/>
+                <w:szCs w:val="19"/>
+              </w:rPr>
+              <w:t xml:space="preserve">$PROFILE</w:t>
+            </w:r>
+          </w:p>
+        </w:tc>
+      </w:tr>
     </w:tbl>
     <w:p>
       <w:pPr>
@@ -1343,6 +1453,323 @@
                 <w:bCs w:val="false"/>
                 <w:i w:val="false"/>
                 <w:iCs w:val="false"/>
+                <w:color w:val="1F2328"/>
+                <w:sz w:val="19"/>
+                <w:szCs w:val="19"/>
+              </w:rPr>
+              <w:t xml:space="preserve">.;</w:t>
+            </w:r>
+            <w:r>
+              <w:rPr>
+                <w:rFonts w:ascii="Consolas" w:cs="Consolas" w:eastAsia="Consolas" w:hAnsi="Consolas"/>
+                <w:b w:val="false"/>
+                <w:bCs w:val="false"/>
+                <w:i w:val="false"/>
+                <w:iCs w:val="false"/>
+                <w:color w:val="1F2328"/>
+                <w:sz w:val="19"/>
+                <w:szCs w:val="19"/>
+              </w:rPr>
+              <w:t xml:space="preserve"> </w:t>
+            </w:r>
+            <w:r>
+              <w:rPr>
+                <w:rFonts w:ascii="Consolas" w:cs="Consolas" w:eastAsia="Consolas" w:hAnsi="Consolas"/>
+                <w:b w:val="false"/>
+                <w:bCs w:val="false"/>
+                <w:i w:val="false"/>
+                <w:iCs w:val="false"/>
+                <w:color w:val="1F2328"/>
+                <w:sz w:val="19"/>
+                <w:szCs w:val="19"/>
+              </w:rPr>
+              <w:t xml:space="preserve">git</w:t>
+            </w:r>
+            <w:r>
+              <w:rPr>
+                <w:rFonts w:ascii="Consolas" w:cs="Consolas" w:eastAsia="Consolas" w:hAnsi="Consolas"/>
+                <w:b w:val="false"/>
+                <w:bCs w:val="false"/>
+                <w:i w:val="false"/>
+                <w:iCs w:val="false"/>
+                <w:color w:val="1F2328"/>
+                <w:sz w:val="19"/>
+                <w:szCs w:val="19"/>
+              </w:rPr>
+              <w:t xml:space="preserve"> </w:t>
+            </w:r>
+            <w:r>
+              <w:rPr>
+                <w:rFonts w:ascii="Consolas" w:cs="Consolas" w:eastAsia="Consolas" w:hAnsi="Consolas"/>
+                <w:b w:val="false"/>
+                <w:bCs w:val="false"/>
+                <w:i w:val="false"/>
+                <w:iCs w:val="false"/>
+                <w:color w:val="1F2328"/>
+                <w:sz w:val="19"/>
+                <w:szCs w:val="19"/>
+              </w:rPr>
+              <w:t xml:space="preserve">commit</w:t>
+            </w:r>
+            <w:r>
+              <w:rPr>
+                <w:rFonts w:ascii="Consolas" w:cs="Consolas" w:eastAsia="Consolas" w:hAnsi="Consolas"/>
+                <w:b w:val="false"/>
+                <w:bCs w:val="false"/>
+                <w:i w:val="false"/>
+                <w:iCs w:val="false"/>
+                <w:color w:val="1F2328"/>
+                <w:sz w:val="19"/>
+                <w:szCs w:val="19"/>
+              </w:rPr>
+              <w:t xml:space="preserve"> </w:t>
+            </w:r>
+            <w:r>
+              <w:rPr>
+                <w:rFonts w:ascii="Consolas" w:cs="Consolas" w:eastAsia="Consolas" w:hAnsi="Consolas"/>
+                <w:b w:val="false"/>
+                <w:bCs w:val="false"/>
+                <w:i w:val="false"/>
+                <w:iCs w:val="false"/>
+                <w:color w:val="0550AE"/>
+                <w:sz w:val="19"/>
+                <w:szCs w:val="19"/>
+              </w:rPr>
+              <w:t xml:space="preserve">-m</w:t>
+            </w:r>
+            <w:r>
+              <w:rPr>
+                <w:rFonts w:ascii="Consolas" w:cs="Consolas" w:eastAsia="Consolas" w:hAnsi="Consolas"/>
+                <w:b w:val="false"/>
+                <w:bCs w:val="false"/>
+                <w:i w:val="false"/>
+                <w:iCs w:val="false"/>
+                <w:color w:val="1F2328"/>
+                <w:sz w:val="19"/>
+                <w:szCs w:val="19"/>
+              </w:rPr>
+              <w:t xml:space="preserve"> </w:t>
+            </w:r>
+            <w:r>
+              <w:rPr>
+                <w:rFonts w:ascii="Consolas" w:cs="Consolas" w:eastAsia="Consolas" w:hAnsi="Consolas"/>
+                <w:b w:val="false"/>
+                <w:bCs w:val="false"/>
+                <w:i w:val="false"/>
+                <w:iCs w:val="false"/>
+                <w:color w:val="0A3069"/>
+                <w:sz w:val="19"/>
+                <w:szCs w:val="19"/>
+              </w:rPr>
+              <w:t xml:space="preserve">"describe what I changed"</w:t>
+            </w:r>
+            <w:r>
+              <w:rPr>
+                <w:rFonts w:ascii="Consolas" w:cs="Consolas" w:eastAsia="Consolas" w:hAnsi="Consolas"/>
+                <w:b/>
+                <w:bCs/>
+                <w:i w:val="false"/>
+                <w:iCs w:val="false"/>
+                <w:color w:val="CF222E"/>
+                <w:sz w:val="19"/>
+                <w:szCs w:val="19"/>
+              </w:rPr>
+              <w:t xml:space="preserve">;</w:t>
+            </w:r>
+            <w:r>
+              <w:rPr>
+                <w:rFonts w:ascii="Consolas" w:cs="Consolas" w:eastAsia="Consolas" w:hAnsi="Consolas"/>
+                <w:b w:val="false"/>
+                <w:bCs w:val="false"/>
+                <w:i w:val="false"/>
+                <w:iCs w:val="false"/>
+                <w:color w:val="1F2328"/>
+                <w:sz w:val="19"/>
+                <w:szCs w:val="19"/>
+              </w:rPr>
+              <w:t xml:space="preserve"> </w:t>
+            </w:r>
+            <w:r>
+              <w:rPr>
+                <w:rFonts w:ascii="Consolas" w:cs="Consolas" w:eastAsia="Consolas" w:hAnsi="Consolas"/>
+                <w:b/>
+                <w:bCs/>
+                <w:i w:val="false"/>
+                <w:iCs w:val="false"/>
+                <w:color w:val="CF222E"/>
+                <w:sz w:val="19"/>
+                <w:szCs w:val="19"/>
+              </w:rPr>
+              <w:t xml:space="preserve">git</w:t>
+            </w:r>
+            <w:r>
+              <w:rPr>
+                <w:rFonts w:ascii="Consolas" w:cs="Consolas" w:eastAsia="Consolas" w:hAnsi="Consolas"/>
+                <w:b w:val="false"/>
+                <w:bCs w:val="false"/>
+                <w:i w:val="false"/>
+                <w:iCs w:val="false"/>
+                <w:color w:val="1F2328"/>
+                <w:sz w:val="19"/>
+                <w:szCs w:val="19"/>
+              </w:rPr>
+              <w:t xml:space="preserve"> </w:t>
+            </w:r>
+            <w:r>
+              <w:rPr>
+                <w:rFonts w:ascii="Consolas" w:cs="Consolas" w:eastAsia="Consolas" w:hAnsi="Consolas"/>
+                <w:b/>
+                <w:bCs/>
+                <w:i w:val="false"/>
+                <w:iCs w:val="false"/>
+                <w:color w:val="8250DF"/>
+                <w:sz w:val="19"/>
+                <w:szCs w:val="19"/>
+              </w:rPr>
+              <w:t xml:space="preserve">push</w:t>
+            </w:r>
+          </w:p>
+        </w:tc>
+      </w:tr>
+    </w:tbl>
+    <w:p>
+      <w:pPr>
+        <w:pStyle w:val="Heading3"/>
+        <w:keepNext/>
+      </w:pPr>
+      <w:r>
+        <w:t xml:space="preserve">If you want it to stop when something fails</w:t>
+      </w:r>
+    </w:p>
+    <w:p>
+      <w:pPr>
+        <w:spacing w:after="80" w:before="80"/>
+      </w:pPr>
+      <w:r>
+        <w:rPr>
+          <w:rFonts w:ascii="Consolas" w:cs="Consolas" w:eastAsia="Consolas" w:hAnsi="Consolas"/>
+          <w:color w:val="8250DF"/>
+          <w:sz w:val="19"/>
+          <w:szCs w:val="19"/>
+          <w:shd w:fill="F2EEFB" w:color="auto" w:val="clear"/>
+        </w:rPr>
+        <w:t xml:space="preserve">;</w:t>
+      </w:r>
+      <w:r>
+        <w:t xml:space="preserve"> runs the next command no matter what. To make each step wait on the one before it — in any PowerShell version:</w:t>
+      </w:r>
+    </w:p>
+    <w:tbl>
+      <w:tblPr>
+        <w:tblW w:type="dxa" w:w="10080"/>
+        <w:tblBorders>
+          <w:top w:val="single" w:color="B6D9F5" w:sz="4"/>
+          <w:left w:val="single" w:color="B6D9F5" w:sz="4"/>
+          <w:bottom w:val="single" w:color="B6D9F5" w:sz="4"/>
+          <w:right w:val="single" w:color="B6D9F5" w:sz="4"/>
+          <w:insideH w:val="none" w:color="B6D9F5" w:sz="0"/>
+          <w:insideV w:val="none" w:color="B6D9F5" w:sz="0"/>
+        </w:tblBorders>
+      </w:tblPr>
+      <w:tblGrid>
+        <w:gridCol w:w="10080"/>
+      </w:tblGrid>
+      <w:tr>
+        <w:trPr>
+          <w:cantSplit/>
+        </w:trPr>
+        <w:tc>
+          <w:tcPr>
+            <w:tcW w:type="dxa" w:w="10080"/>
+            <w:shd w:fill="F2F8FF" w:color="auto" w:val="clear"/>
+            <w:tcMar>
+              <w:top w:type="dxa" w:w="110"/>
+              <w:left w:type="dxa" w:w="150"/>
+              <w:bottom w:type="dxa" w:w="110"/>
+              <w:right w:type="dxa" w:w="150"/>
+            </w:tcMar>
+          </w:tcPr>
+          <w:p>
+            <w:pPr>
+              <w:spacing w:after="40" w:before="0"/>
+            </w:pPr>
+            <w:r>
+              <w:rPr>
+                <w:rFonts w:ascii="Segoe UI" w:cs="Segoe UI" w:eastAsia="Segoe UI" w:hAnsi="Segoe UI"/>
+                <w:b/>
+                <w:bCs/>
+                <w:caps/>
+                <w:color w:val="6E7781"/>
+                <w:sz w:val="15"/>
+                <w:szCs w:val="15"/>
+              </w:rPr>
+              <w:t xml:space="preserve">Copy this whole block into PowerShell</w:t>
+            </w:r>
+          </w:p>
+          <w:p>
+            <w:pPr>
+              <w:keepLines/>
+              <w:spacing w:after="20" w:before="20" w:line="264"/>
+            </w:pPr>
+            <w:r>
+              <w:rPr>
+                <w:rFonts w:ascii="Consolas" w:cs="Consolas" w:eastAsia="Consolas" w:hAnsi="Consolas"/>
+                <w:b/>
+                <w:bCs/>
+                <w:i w:val="false"/>
+                <w:iCs w:val="false"/>
+                <w:color w:val="CF222E"/>
+                <w:sz w:val="19"/>
+                <w:szCs w:val="19"/>
+              </w:rPr>
+              <w:t xml:space="preserve">git</w:t>
+            </w:r>
+            <w:r>
+              <w:rPr>
+                <w:rFonts w:ascii="Consolas" w:cs="Consolas" w:eastAsia="Consolas" w:hAnsi="Consolas"/>
+                <w:b w:val="false"/>
+                <w:bCs w:val="false"/>
+                <w:i w:val="false"/>
+                <w:iCs w:val="false"/>
+                <w:color w:val="1F2328"/>
+                <w:sz w:val="19"/>
+                <w:szCs w:val="19"/>
+              </w:rPr>
+              <w:t xml:space="preserve"> </w:t>
+            </w:r>
+            <w:r>
+              <w:rPr>
+                <w:rFonts w:ascii="Consolas" w:cs="Consolas" w:eastAsia="Consolas" w:hAnsi="Consolas"/>
+                <w:b/>
+                <w:bCs/>
+                <w:i w:val="false"/>
+                <w:iCs w:val="false"/>
+                <w:color w:val="8250DF"/>
+                <w:sz w:val="19"/>
+                <w:szCs w:val="19"/>
+              </w:rPr>
+              <w:t xml:space="preserve">add</w:t>
+            </w:r>
+            <w:r>
+              <w:rPr>
+                <w:rFonts w:ascii="Consolas" w:cs="Consolas" w:eastAsia="Consolas" w:hAnsi="Consolas"/>
+                <w:b w:val="false"/>
+                <w:bCs w:val="false"/>
+                <w:i w:val="false"/>
+                <w:iCs w:val="false"/>
+                <w:color w:val="1F2328"/>
+                <w:sz w:val="19"/>
+                <w:szCs w:val="19"/>
+              </w:rPr>
+              <w:t xml:space="preserve"> </w:t>
+            </w:r>
+            <w:r>
+              <w:rPr>
+                <w:rFonts w:ascii="Consolas" w:cs="Consolas" w:eastAsia="Consolas" w:hAnsi="Consolas"/>
+                <w:b w:val="false"/>
+                <w:bCs w:val="false"/>
+                <w:i w:val="false"/>
+                <w:iCs w:val="false"/>
                 <w:color w:val="116329"/>
                 <w:sz w:val="19"/>
                 <w:szCs w:val="19"/>
@@ -1373,7 +1800,85 @@
                 <w:sz w:val="19"/>
                 <w:szCs w:val="19"/>
               </w:rPr>
-              <w:t xml:space="preserve">&amp;&amp;</w:t>
+              <w:t xml:space="preserve">;</w:t>
+            </w:r>
+            <w:r>
+              <w:rPr>
+                <w:rFonts w:ascii="Consolas" w:cs="Consolas" w:eastAsia="Consolas" w:hAnsi="Consolas"/>
+                <w:b w:val="false"/>
+                <w:bCs w:val="false"/>
+                <w:i w:val="false"/>
+                <w:iCs w:val="false"/>
+                <w:color w:val="1F2328"/>
+                <w:sz w:val="19"/>
+                <w:szCs w:val="19"/>
+              </w:rPr>
+              <w:t xml:space="preserve"> </w:t>
+            </w:r>
+            <w:r>
+              <w:rPr>
+                <w:rFonts w:ascii="Consolas" w:cs="Consolas" w:eastAsia="Consolas" w:hAnsi="Consolas"/>
+                <w:b/>
+                <w:bCs/>
+                <w:i w:val="false"/>
+                <w:iCs w:val="false"/>
+                <w:color w:val="8250DF"/>
+                <w:sz w:val="19"/>
+                <w:szCs w:val="19"/>
+              </w:rPr>
+              <w:t xml:space="preserve">if</w:t>
+            </w:r>
+            <w:r>
+              <w:rPr>
+                <w:rFonts w:ascii="Consolas" w:cs="Consolas" w:eastAsia="Consolas" w:hAnsi="Consolas"/>
+                <w:b w:val="false"/>
+                <w:bCs w:val="false"/>
+                <w:i w:val="false"/>
+                <w:iCs w:val="false"/>
+                <w:color w:val="1F2328"/>
+                <w:sz w:val="19"/>
+                <w:szCs w:val="19"/>
+              </w:rPr>
+              <w:t xml:space="preserve"> </w:t>
+            </w:r>
+            <w:r>
+              <w:rPr>
+                <w:rFonts w:ascii="Consolas" w:cs="Consolas" w:eastAsia="Consolas" w:hAnsi="Consolas"/>
+                <w:b w:val="false"/>
+                <w:bCs w:val="false"/>
+                <w:i w:val="false"/>
+                <w:iCs w:val="false"/>
+                <w:color w:val="1F2328"/>
+                <w:sz w:val="19"/>
+                <w:szCs w:val="19"/>
+              </w:rPr>
+              <w:t xml:space="preserve">($?)</w:t>
+            </w:r>
+            <w:r>
+              <w:rPr>
+                <w:rFonts w:ascii="Consolas" w:cs="Consolas" w:eastAsia="Consolas" w:hAnsi="Consolas"/>
+                <w:b w:val="false"/>
+                <w:bCs w:val="false"/>
+                <w:i w:val="false"/>
+                <w:iCs w:val="false"/>
+                <w:color w:val="1F2328"/>
+                <w:sz w:val="19"/>
+                <w:szCs w:val="19"/>
+              </w:rPr>
+              <w:t xml:space="preserve"> </w:t>
+            </w:r>
+            <w:r>
+              <w:rPr>
+                <w:rFonts w:ascii="Consolas" w:cs="Consolas" w:eastAsia="Consolas" w:hAnsi="Consolas"/>
+                <w:b w:val="false"/>
+                <w:bCs w:val="false"/>
+                <w:i w:val="false"/>
+                <w:iCs w:val="false"/>
+                <w:color w:val="1F2328"/>
+                <w:sz w:val="19"/>
+                <w:szCs w:val="19"/>
+              </w:rPr>
+              <w:t xml:space="preserve">{</w:t>
             </w:r>
             <w:r>
               <w:rPr>
@@ -1495,6 +2000,32 @@
             <w:r>
               <w:rPr>
                 <w:rFonts w:ascii="Consolas" w:cs="Consolas" w:eastAsia="Consolas" w:hAnsi="Consolas"/>
+                <w:b w:val="false"/>
+                <w:bCs w:val="false"/>
+                <w:i w:val="false"/>
+                <w:iCs w:val="false"/>
+                <w:color w:val="1F2328"/>
+                <w:sz w:val="19"/>
+                <w:szCs w:val="19"/>
+              </w:rPr>
+              <w:t xml:space="preserve">}</w:t>
+            </w:r>
+            <w:r>
+              <w:rPr>
+                <w:rFonts w:ascii="Consolas" w:cs="Consolas" w:eastAsia="Consolas" w:hAnsi="Consolas"/>
+                <w:b w:val="false"/>
+                <w:bCs w:val="false"/>
+                <w:i w:val="false"/>
+                <w:iCs w:val="false"/>
+                <w:color w:val="1F2328"/>
+                <w:sz w:val="19"/>
+                <w:szCs w:val="19"/>
+              </w:rPr>
+              <w:t xml:space="preserve"> </w:t>
+            </w:r>
+            <w:r>
+              <w:rPr>
+                <w:rFonts w:ascii="Consolas" w:cs="Consolas" w:eastAsia="Consolas" w:hAnsi="Consolas"/>
                 <w:b/>
                 <w:bCs/>
                 <w:i w:val="false"/>
@@ -1503,7 +2034,85 @@
                 <w:sz w:val="19"/>
                 <w:szCs w:val="19"/>
               </w:rPr>
-              <w:t xml:space="preserve">&amp;&amp;</w:t>
+              <w:t xml:space="preserve">;</w:t>
+            </w:r>
+            <w:r>
+              <w:rPr>
+                <w:rFonts w:ascii="Consolas" w:cs="Consolas" w:eastAsia="Consolas" w:hAnsi="Consolas"/>
+                <w:b w:val="false"/>
+                <w:bCs w:val="false"/>
+                <w:i w:val="false"/>
+                <w:iCs w:val="false"/>
+                <w:color w:val="1F2328"/>
+                <w:sz w:val="19"/>
+                <w:szCs w:val="19"/>
+              </w:rPr>
+              <w:t xml:space="preserve"> </w:t>
+            </w:r>
+            <w:r>
+              <w:rPr>
+                <w:rFonts w:ascii="Consolas" w:cs="Consolas" w:eastAsia="Consolas" w:hAnsi="Consolas"/>
+                <w:b/>
+                <w:bCs/>
+                <w:i w:val="false"/>
+                <w:iCs w:val="false"/>
+                <w:color w:val="8250DF"/>
+                <w:sz w:val="19"/>
+                <w:szCs w:val="19"/>
+              </w:rPr>
+              <w:t xml:space="preserve">if</w:t>
+            </w:r>
+            <w:r>
+              <w:rPr>
+                <w:rFonts w:ascii="Consolas" w:cs="Consolas" w:eastAsia="Consolas" w:hAnsi="Consolas"/>
+                <w:b w:val="false"/>
+                <w:bCs w:val="false"/>
+                <w:i w:val="false"/>
+                <w:iCs w:val="false"/>
+                <w:color w:val="1F2328"/>
+                <w:sz w:val="19"/>
+                <w:szCs w:val="19"/>
+              </w:rPr>
+              <w:t xml:space="preserve"> </w:t>
+            </w:r>
+            <w:r>
+              <w:rPr>
+                <w:rFonts w:ascii="Consolas" w:cs="Consolas" w:eastAsia="Consolas" w:hAnsi="Consolas"/>
+                <w:b w:val="false"/>
+                <w:bCs w:val="false"/>
+                <w:i w:val="false"/>
+                <w:iCs w:val="false"/>
+                <w:color w:val="1F2328"/>
+                <w:sz w:val="19"/>
+                <w:szCs w:val="19"/>
+              </w:rPr>
+              <w:t xml:space="preserve">($?)</w:t>
+            </w:r>
+            <w:r>
+              <w:rPr>
+                <w:rFonts w:ascii="Consolas" w:cs="Consolas" w:eastAsia="Consolas" w:hAnsi="Consolas"/>
+                <w:b w:val="false"/>
+                <w:bCs w:val="false"/>
+                <w:i w:val="false"/>
+                <w:iCs w:val="false"/>
+                <w:color w:val="1F2328"/>
+                <w:sz w:val="19"/>
+                <w:szCs w:val="19"/>
+              </w:rPr>
+              <w:t xml:space="preserve"> </w:t>
+            </w:r>
+            <w:r>
+              <w:rPr>
+                <w:rFonts w:ascii="Consolas" w:cs="Consolas" w:eastAsia="Consolas" w:hAnsi="Consolas"/>
+                <w:b w:val="false"/>
+                <w:bCs w:val="false"/>
+                <w:i w:val="false"/>
+                <w:iCs w:val="false"/>
+                <w:color w:val="1F2328"/>
+                <w:sz w:val="19"/>
+                <w:szCs w:val="19"/>
+              </w:rPr>
+              <w:t xml:space="preserve">{</w:t>
             </w:r>
             <w:r>
               <w:rPr>
@@ -1556,6 +2165,32 @@
                 <w:szCs w:val="19"/>
               </w:rPr>
               <w:t xml:space="preserve">push</w:t>
+            </w:r>
+            <w:r>
+              <w:rPr>
+                <w:rFonts w:ascii="Consolas" w:cs="Consolas" w:eastAsia="Consolas" w:hAnsi="Consolas"/>
+                <w:b w:val="false"/>
+                <w:bCs w:val="false"/>
+                <w:i w:val="false"/>
+                <w:iCs w:val="false"/>
+                <w:color w:val="1F2328"/>
+                <w:sz w:val="19"/>
+                <w:szCs w:val="19"/>
+              </w:rPr>
+              <w:t xml:space="preserve"> </w:t>
+            </w:r>
+            <w:r>
+              <w:rPr>
+                <w:rFonts w:ascii="Consolas" w:cs="Consolas" w:eastAsia="Consolas" w:hAnsi="Consolas"/>
+                <w:b w:val="false"/>
+                <w:bCs w:val="false"/>
+                <w:i w:val="false"/>
+                <w:iCs w:val="false"/>
+                <w:color w:val="1F2328"/>
+                <w:sz w:val="19"/>
+                <w:szCs w:val="19"/>
+              </w:rPr>
+              <w:t xml:space="preserve">}</w:t>
             </w:r>
           </w:p>
         </w:tc>
@@ -1612,7 +2247,7 @@
               <w:t xml:space="preserve">NOTE  </w:t>
             </w:r>
             <w:r>
-              <w:t xml:space="preserve">The </w:t>
+              <w:t xml:space="preserve">Commands are separated with </w:t>
             </w:r>
             <w:r>
               <w:rPr>
@@ -1622,20 +2257,43 @@
                 <w:szCs w:val="19"/>
                 <w:shd w:fill="F2EEFB" w:color="auto" w:val="clear"/>
               </w:rPr>
+              <w:t xml:space="preserve">;</w:t>
+            </w:r>
+            <w:r>
+              <w:t xml:space="preserve">, which works in </w:t>
+            </w:r>
+            <w:r>
+              <w:rPr>
+                <w:b/>
+                <w:bCs/>
+              </w:rPr>
+              <w:t xml:space="preserve">every</w:t>
+            </w:r>
+            <w:r>
+              <w:t xml:space="preserve"> version of PowerShell. If you have ever seen </w:t>
+            </w:r>
+            <w:r>
+              <w:rPr>
+                <w:i/>
+                <w:iCs/>
+              </w:rPr>
+              <w:t xml:space="preserve">"The token '&amp;&amp;' is not a valid statement separator in this version"</w:t>
+            </w:r>
+            <w:r>
+              <w:t xml:space="preserve">, that is Windows PowerShell 5.1 rejecting </w:t>
+            </w:r>
+            <w:r>
+              <w:rPr>
+                <w:rFonts w:ascii="Consolas" w:cs="Consolas" w:eastAsia="Consolas" w:hAnsi="Consolas"/>
+                <w:color w:val="8250DF"/>
+                <w:sz w:val="19"/>
+                <w:szCs w:val="19"/>
+                <w:shd w:fill="F2EEFB" w:color="auto" w:val="clear"/>
+              </w:rPr>
               <w:t xml:space="preserve">&amp;&amp;</w:t>
             </w:r>
             <w:r>
-              <w:t xml:space="preserve"> chain needs </w:t>
-            </w:r>
-            <w:r>
-              <w:rPr>
-                <w:b/>
-                <w:bCs/>
-              </w:rPr>
-              <w:t xml:space="preserve">PowerShell 7+</w:t>
-            </w:r>
-            <w:r>
-              <w:t xml:space="preserve">. Check with </w:t>
+              <w:t xml:space="preserve"> — </w:t>
             </w:r>
             <w:r>
               <w:rPr>
@@ -1645,49 +2303,10 @@
                 <w:szCs w:val="19"/>
                 <w:shd w:fill="F2EEFB" w:color="auto" w:val="clear"/>
               </w:rPr>
-              <w:t xml:space="preserve">$PSVersionTable.PSVersion</w:t>
-            </w:r>
-            <w:r>
-              <w:t xml:space="preserve">. On Windows PowerShell 5.1, replace every </w:t>
-            </w:r>
-            <w:r>
-              <w:rPr>
-                <w:rFonts w:ascii="Consolas" w:cs="Consolas" w:eastAsia="Consolas" w:hAnsi="Consolas"/>
-                <w:color w:val="8250DF"/>
-                <w:sz w:val="19"/>
-                <w:szCs w:val="19"/>
-                <w:shd w:fill="F2EEFB" w:color="auto" w:val="clear"/>
-              </w:rPr>
-              <w:t xml:space="preserve">&amp;&amp;</w:t>
-            </w:r>
-            <w:r>
-              <w:t xml:space="preserve"> with </w:t>
-            </w:r>
-            <w:r>
-              <w:rPr>
-                <w:rFonts w:ascii="Consolas" w:cs="Consolas" w:eastAsia="Consolas" w:hAnsi="Consolas"/>
-                <w:color w:val="8250DF"/>
-                <w:sz w:val="19"/>
-                <w:szCs w:val="19"/>
-                <w:shd w:fill="F2EEFB" w:color="auto" w:val="clear"/>
-              </w:rPr>
               <w:t xml:space="preserve">;</w:t>
             </w:r>
             <w:r>
-              <w:t xml:space="preserve"> — but note that </w:t>
-            </w:r>
-            <w:r>
-              <w:rPr>
-                <w:rFonts w:ascii="Consolas" w:cs="Consolas" w:eastAsia="Consolas" w:hAnsi="Consolas"/>
-                <w:color w:val="8250DF"/>
-                <w:sz w:val="19"/>
-                <w:szCs w:val="19"/>
-                <w:shd w:fill="F2EEFB" w:color="auto" w:val="clear"/>
-              </w:rPr>
-              <w:t xml:space="preserve">;</w:t>
-            </w:r>
-            <w:r>
-              <w:t xml:space="preserve"> runs the next command even if the previous one failed.</w:t>
+              <w:t xml:space="preserve"> is the fix, and it is what this sheet uses throughout.</w:t>
             </w:r>
           </w:p>
         </w:tc>
@@ -1903,55 +2522,29 @@
                 <w:sz w:val="19"/>
                 <w:szCs w:val="19"/>
               </w:rPr>
-              <w:t xml:space="preserve">status</w:t>
-            </w:r>
-            <w:r>
-              <w:rPr>
-                <w:rFonts w:ascii="Consolas" w:cs="Consolas" w:eastAsia="Consolas" w:hAnsi="Consolas"/>
-                <w:b w:val="false"/>
-                <w:bCs w:val="false"/>
-                <w:i w:val="false"/>
-                <w:iCs w:val="false"/>
-                <w:color w:val="1F2328"/>
-                <w:sz w:val="19"/>
-                <w:szCs w:val="19"/>
-              </w:rPr>
-              <w:t xml:space="preserve"> </w:t>
-            </w:r>
-            <w:r>
-              <w:rPr>
-                <w:rFonts w:ascii="Consolas" w:cs="Consolas" w:eastAsia="Consolas" w:hAnsi="Consolas"/>
-                <w:b/>
-                <w:bCs/>
-                <w:i w:val="false"/>
-                <w:iCs w:val="false"/>
-                <w:color w:val="CF222E"/>
-                <w:sz w:val="19"/>
-                <w:szCs w:val="19"/>
-              </w:rPr>
-              <w:t xml:space="preserve">&amp;&amp;</w:t>
-            </w:r>
-            <w:r>
-              <w:rPr>
-                <w:rFonts w:ascii="Consolas" w:cs="Consolas" w:eastAsia="Consolas" w:hAnsi="Consolas"/>
-                <w:b w:val="false"/>
-                <w:bCs w:val="false"/>
-                <w:i w:val="false"/>
-                <w:iCs w:val="false"/>
-                <w:color w:val="1F2328"/>
-                <w:sz w:val="19"/>
-                <w:szCs w:val="19"/>
-              </w:rPr>
-              <w:t xml:space="preserve"> </w:t>
-            </w:r>
-            <w:r>
-              <w:rPr>
-                <w:rFonts w:ascii="Consolas" w:cs="Consolas" w:eastAsia="Consolas" w:hAnsi="Consolas"/>
-                <w:b/>
-                <w:bCs/>
-                <w:i w:val="false"/>
-                <w:iCs w:val="false"/>
-                <w:color w:val="CF222E"/>
+              <w:t xml:space="preserve">status;</w:t>
+            </w:r>
+            <w:r>
+              <w:rPr>
+                <w:rFonts w:ascii="Consolas" w:cs="Consolas" w:eastAsia="Consolas" w:hAnsi="Consolas"/>
+                <w:b w:val="false"/>
+                <w:bCs w:val="false"/>
+                <w:i w:val="false"/>
+                <w:iCs w:val="false"/>
+                <w:color w:val="1F2328"/>
+                <w:sz w:val="19"/>
+                <w:szCs w:val="19"/>
+              </w:rPr>
+              <w:t xml:space="preserve"> </w:t>
+            </w:r>
+            <w:r>
+              <w:rPr>
+                <w:rFonts w:ascii="Consolas" w:cs="Consolas" w:eastAsia="Consolas" w:hAnsi="Consolas"/>
+                <w:b w:val="false"/>
+                <w:bCs w:val="false"/>
+                <w:i w:val="false"/>
+                <w:iCs w:val="false"/>
+                <w:color w:val="1F2328"/>
                 <w:sz w:val="19"/>
                 <w:szCs w:val="19"/>
               </w:rPr>
@@ -1973,11 +2566,11 @@
             <w:r>
               <w:rPr>
                 <w:rFonts w:ascii="Consolas" w:cs="Consolas" w:eastAsia="Consolas" w:hAnsi="Consolas"/>
-                <w:b/>
-                <w:bCs/>
-                <w:i w:val="false"/>
-                <w:iCs w:val="false"/>
-                <w:color w:val="8250DF"/>
+                <w:b w:val="false"/>
+                <w:bCs w:val="false"/>
+                <w:i w:val="false"/>
+                <w:iCs w:val="false"/>
+                <w:color w:val="1F2328"/>
                 <w:sz w:val="19"/>
                 <w:szCs w:val="19"/>
               </w:rPr>
@@ -2872,59 +3465,33 @@
                 <w:bCs w:val="false"/>
                 <w:i w:val="false"/>
                 <w:iCs w:val="false"/>
-                <w:color w:val="116329"/>
-                <w:sz w:val="19"/>
-                <w:szCs w:val="19"/>
-              </w:rPr>
-              <w:t xml:space="preserve">.</w:t>
-            </w:r>
-            <w:r>
-              <w:rPr>
-                <w:rFonts w:ascii="Consolas" w:cs="Consolas" w:eastAsia="Consolas" w:hAnsi="Consolas"/>
-                <w:b w:val="false"/>
-                <w:bCs w:val="false"/>
-                <w:i w:val="false"/>
-                <w:iCs w:val="false"/>
-                <w:color w:val="1F2328"/>
-                <w:sz w:val="19"/>
-                <w:szCs w:val="19"/>
-              </w:rPr>
-              <w:t xml:space="preserve"> </w:t>
-            </w:r>
-            <w:r>
-              <w:rPr>
-                <w:rFonts w:ascii="Consolas" w:cs="Consolas" w:eastAsia="Consolas" w:hAnsi="Consolas"/>
-                <w:b/>
-                <w:bCs/>
-                <w:i w:val="false"/>
-                <w:iCs w:val="false"/>
-                <w:color w:val="CF222E"/>
-                <w:sz w:val="19"/>
-                <w:szCs w:val="19"/>
-              </w:rPr>
-              <w:t xml:space="preserve">&amp;&amp;</w:t>
-            </w:r>
-            <w:r>
-              <w:rPr>
-                <w:rFonts w:ascii="Consolas" w:cs="Consolas" w:eastAsia="Consolas" w:hAnsi="Consolas"/>
-                <w:b w:val="false"/>
-                <w:bCs w:val="false"/>
-                <w:i w:val="false"/>
-                <w:iCs w:val="false"/>
-                <w:color w:val="1F2328"/>
-                <w:sz w:val="19"/>
-                <w:szCs w:val="19"/>
-              </w:rPr>
-              <w:t xml:space="preserve"> </w:t>
-            </w:r>
-            <w:r>
-              <w:rPr>
-                <w:rFonts w:ascii="Consolas" w:cs="Consolas" w:eastAsia="Consolas" w:hAnsi="Consolas"/>
-                <w:b/>
-                <w:bCs/>
-                <w:i w:val="false"/>
-                <w:iCs w:val="false"/>
-                <w:color w:val="CF222E"/>
+                <w:color w:val="1F2328"/>
+                <w:sz w:val="19"/>
+                <w:szCs w:val="19"/>
+              </w:rPr>
+              <w:t xml:space="preserve">.;</w:t>
+            </w:r>
+            <w:r>
+              <w:rPr>
+                <w:rFonts w:ascii="Consolas" w:cs="Consolas" w:eastAsia="Consolas" w:hAnsi="Consolas"/>
+                <w:b w:val="false"/>
+                <w:bCs w:val="false"/>
+                <w:i w:val="false"/>
+                <w:iCs w:val="false"/>
+                <w:color w:val="1F2328"/>
+                <w:sz w:val="19"/>
+                <w:szCs w:val="19"/>
+              </w:rPr>
+              <w:t xml:space="preserve"> </w:t>
+            </w:r>
+            <w:r>
+              <w:rPr>
+                <w:rFonts w:ascii="Consolas" w:cs="Consolas" w:eastAsia="Consolas" w:hAnsi="Consolas"/>
+                <w:b w:val="false"/>
+                <w:bCs w:val="false"/>
+                <w:i w:val="false"/>
+                <w:iCs w:val="false"/>
+                <w:color w:val="1F2328"/>
                 <w:sz w:val="19"/>
                 <w:szCs w:val="19"/>
               </w:rPr>
@@ -2946,11 +3513,11 @@
             <w:r>
               <w:rPr>
                 <w:rFonts w:ascii="Consolas" w:cs="Consolas" w:eastAsia="Consolas" w:hAnsi="Consolas"/>
-                <w:b/>
-                <w:bCs/>
-                <w:i w:val="false"/>
-                <w:iCs w:val="false"/>
-                <w:color w:val="8250DF"/>
+                <w:b w:val="false"/>
+                <w:bCs w:val="false"/>
+                <w:i w:val="false"/>
+                <w:iCs w:val="false"/>
+                <w:color w:val="1F2328"/>
                 <w:sz w:val="19"/>
                 <w:szCs w:val="19"/>
               </w:rPr>
@@ -7881,24 +8448,115 @@
                 <w:bCs w:val="false"/>
                 <w:i w:val="false"/>
                 <w:iCs w:val="false"/>
-                <w:color w:val="116329"/>
-                <w:sz w:val="19"/>
-                <w:szCs w:val="19"/>
-              </w:rPr>
-              <w:t xml:space="preserve">.</w:t>
-            </w:r>
-            <w:r>
-              <w:rPr>
-                <w:rFonts w:ascii="Consolas" w:cs="Consolas" w:eastAsia="Consolas" w:hAnsi="Consolas"/>
-                <w:b w:val="false"/>
-                <w:bCs w:val="false"/>
-                <w:i w:val="false"/>
-                <w:iCs w:val="false"/>
-                <w:color w:val="1F2328"/>
-                <w:sz w:val="19"/>
-                <w:szCs w:val="19"/>
-              </w:rPr>
-              <w:t xml:space="preserve"> </w:t>
+                <w:color w:val="1F2328"/>
+                <w:sz w:val="19"/>
+                <w:szCs w:val="19"/>
+              </w:rPr>
+              <w:t xml:space="preserve">.;</w:t>
+            </w:r>
+            <w:r>
+              <w:rPr>
+                <w:rFonts w:ascii="Consolas" w:cs="Consolas" w:eastAsia="Consolas" w:hAnsi="Consolas"/>
+                <w:b w:val="false"/>
+                <w:bCs w:val="false"/>
+                <w:i w:val="false"/>
+                <w:iCs w:val="false"/>
+                <w:color w:val="1F2328"/>
+                <w:sz w:val="19"/>
+                <w:szCs w:val="19"/>
+              </w:rPr>
+              <w:t xml:space="preserve"> </w:t>
+            </w:r>
+            <w:r>
+              <w:rPr>
+                <w:rFonts w:ascii="Consolas" w:cs="Consolas" w:eastAsia="Consolas" w:hAnsi="Consolas"/>
+                <w:b w:val="false"/>
+                <w:bCs w:val="false"/>
+                <w:i w:val="false"/>
+                <w:iCs w:val="false"/>
+                <w:color w:val="1F2328"/>
+                <w:sz w:val="19"/>
+                <w:szCs w:val="19"/>
+              </w:rPr>
+              <w:t xml:space="preserve">git</w:t>
+            </w:r>
+            <w:r>
+              <w:rPr>
+                <w:rFonts w:ascii="Consolas" w:cs="Consolas" w:eastAsia="Consolas" w:hAnsi="Consolas"/>
+                <w:b w:val="false"/>
+                <w:bCs w:val="false"/>
+                <w:i w:val="false"/>
+                <w:iCs w:val="false"/>
+                <w:color w:val="1F2328"/>
+                <w:sz w:val="19"/>
+                <w:szCs w:val="19"/>
+              </w:rPr>
+              <w:t xml:space="preserve"> </w:t>
+            </w:r>
+            <w:r>
+              <w:rPr>
+                <w:rFonts w:ascii="Consolas" w:cs="Consolas" w:eastAsia="Consolas" w:hAnsi="Consolas"/>
+                <w:b w:val="false"/>
+                <w:bCs w:val="false"/>
+                <w:i w:val="false"/>
+                <w:iCs w:val="false"/>
+                <w:color w:val="1F2328"/>
+                <w:sz w:val="19"/>
+                <w:szCs w:val="19"/>
+              </w:rPr>
+              <w:t xml:space="preserve">commit</w:t>
+            </w:r>
+            <w:r>
+              <w:rPr>
+                <w:rFonts w:ascii="Consolas" w:cs="Consolas" w:eastAsia="Consolas" w:hAnsi="Consolas"/>
+                <w:b w:val="false"/>
+                <w:bCs w:val="false"/>
+                <w:i w:val="false"/>
+                <w:iCs w:val="false"/>
+                <w:color w:val="1F2328"/>
+                <w:sz w:val="19"/>
+                <w:szCs w:val="19"/>
+              </w:rPr>
+              <w:t xml:space="preserve"> </w:t>
+            </w:r>
+            <w:r>
+              <w:rPr>
+                <w:rFonts w:ascii="Consolas" w:cs="Consolas" w:eastAsia="Consolas" w:hAnsi="Consolas"/>
+                <w:b w:val="false"/>
+                <w:bCs w:val="false"/>
+                <w:i w:val="false"/>
+                <w:iCs w:val="false"/>
+                <w:color w:val="0550AE"/>
+                <w:sz w:val="19"/>
+                <w:szCs w:val="19"/>
+              </w:rPr>
+              <w:t xml:space="preserve">-m</w:t>
+            </w:r>
+            <w:r>
+              <w:rPr>
+                <w:rFonts w:ascii="Consolas" w:cs="Consolas" w:eastAsia="Consolas" w:hAnsi="Consolas"/>
+                <w:b w:val="false"/>
+                <w:bCs w:val="false"/>
+                <w:i w:val="false"/>
+                <w:iCs w:val="false"/>
+                <w:color w:val="1F2328"/>
+                <w:sz w:val="19"/>
+                <w:szCs w:val="19"/>
+              </w:rPr>
+              <w:t xml:space="preserve"> </w:t>
+            </w:r>
+            <w:r>
+              <w:rPr>
+                <w:rFonts w:ascii="Consolas" w:cs="Consolas" w:eastAsia="Consolas" w:hAnsi="Consolas"/>
+                <w:b w:val="false"/>
+                <w:bCs w:val="false"/>
+                <w:i w:val="false"/>
+                <w:iCs w:val="false"/>
+                <w:color w:val="0A3069"/>
+                <w:sz w:val="19"/>
+                <w:szCs w:val="19"/>
+              </w:rPr>
+              <w:t xml:space="preserve">"describe what I changed"</w:t>
             </w:r>
             <w:r>
               <w:rPr>
@@ -7911,137 +8569,7 @@
                 <w:sz w:val="19"/>
                 <w:szCs w:val="19"/>
               </w:rPr>
-              <w:t xml:space="preserve">&amp;&amp;</w:t>
-            </w:r>
-            <w:r>
-              <w:rPr>
-                <w:rFonts w:ascii="Consolas" w:cs="Consolas" w:eastAsia="Consolas" w:hAnsi="Consolas"/>
-                <w:b w:val="false"/>
-                <w:bCs w:val="false"/>
-                <w:i w:val="false"/>
-                <w:iCs w:val="false"/>
-                <w:color w:val="1F2328"/>
-                <w:sz w:val="19"/>
-                <w:szCs w:val="19"/>
-              </w:rPr>
-              <w:t xml:space="preserve"> </w:t>
-            </w:r>
-            <w:r>
-              <w:rPr>
-                <w:rFonts w:ascii="Consolas" w:cs="Consolas" w:eastAsia="Consolas" w:hAnsi="Consolas"/>
-                <w:b/>
-                <w:bCs/>
-                <w:i w:val="false"/>
-                <w:iCs w:val="false"/>
-                <w:color w:val="CF222E"/>
-                <w:sz w:val="19"/>
-                <w:szCs w:val="19"/>
-              </w:rPr>
-              <w:t xml:space="preserve">git</w:t>
-            </w:r>
-            <w:r>
-              <w:rPr>
-                <w:rFonts w:ascii="Consolas" w:cs="Consolas" w:eastAsia="Consolas" w:hAnsi="Consolas"/>
-                <w:b w:val="false"/>
-                <w:bCs w:val="false"/>
-                <w:i w:val="false"/>
-                <w:iCs w:val="false"/>
-                <w:color w:val="1F2328"/>
-                <w:sz w:val="19"/>
-                <w:szCs w:val="19"/>
-              </w:rPr>
-              <w:t xml:space="preserve"> </w:t>
-            </w:r>
-            <w:r>
-              <w:rPr>
-                <w:rFonts w:ascii="Consolas" w:cs="Consolas" w:eastAsia="Consolas" w:hAnsi="Consolas"/>
-                <w:b/>
-                <w:bCs/>
-                <w:i w:val="false"/>
-                <w:iCs w:val="false"/>
-                <w:color w:val="8250DF"/>
-                <w:sz w:val="19"/>
-                <w:szCs w:val="19"/>
-              </w:rPr>
-              <w:t xml:space="preserve">commit</w:t>
-            </w:r>
-            <w:r>
-              <w:rPr>
-                <w:rFonts w:ascii="Consolas" w:cs="Consolas" w:eastAsia="Consolas" w:hAnsi="Consolas"/>
-                <w:b w:val="false"/>
-                <w:bCs w:val="false"/>
-                <w:i w:val="false"/>
-                <w:iCs w:val="false"/>
-                <w:color w:val="1F2328"/>
-                <w:sz w:val="19"/>
-                <w:szCs w:val="19"/>
-              </w:rPr>
-              <w:t xml:space="preserve"> </w:t>
-            </w:r>
-            <w:r>
-              <w:rPr>
-                <w:rFonts w:ascii="Consolas" w:cs="Consolas" w:eastAsia="Consolas" w:hAnsi="Consolas"/>
-                <w:b w:val="false"/>
-                <w:bCs w:val="false"/>
-                <w:i w:val="false"/>
-                <w:iCs w:val="false"/>
-                <w:color w:val="0550AE"/>
-                <w:sz w:val="19"/>
-                <w:szCs w:val="19"/>
-              </w:rPr>
-              <w:t xml:space="preserve">-m</w:t>
-            </w:r>
-            <w:r>
-              <w:rPr>
-                <w:rFonts w:ascii="Consolas" w:cs="Consolas" w:eastAsia="Consolas" w:hAnsi="Consolas"/>
-                <w:b w:val="false"/>
-                <w:bCs w:val="false"/>
-                <w:i w:val="false"/>
-                <w:iCs w:val="false"/>
-                <w:color w:val="1F2328"/>
-                <w:sz w:val="19"/>
-                <w:szCs w:val="19"/>
-              </w:rPr>
-              <w:t xml:space="preserve"> </w:t>
-            </w:r>
-            <w:r>
-              <w:rPr>
-                <w:rFonts w:ascii="Consolas" w:cs="Consolas" w:eastAsia="Consolas" w:hAnsi="Consolas"/>
-                <w:b w:val="false"/>
-                <w:bCs w:val="false"/>
-                <w:i w:val="false"/>
-                <w:iCs w:val="false"/>
-                <w:color w:val="0A3069"/>
-                <w:sz w:val="19"/>
-                <w:szCs w:val="19"/>
-              </w:rPr>
-              <w:t xml:space="preserve">"describe what I changed"</w:t>
-            </w:r>
-            <w:r>
-              <w:rPr>
-                <w:rFonts w:ascii="Consolas" w:cs="Consolas" w:eastAsia="Consolas" w:hAnsi="Consolas"/>
-                <w:b w:val="false"/>
-                <w:bCs w:val="false"/>
-                <w:i w:val="false"/>
-                <w:iCs w:val="false"/>
-                <w:color w:val="1F2328"/>
-                <w:sz w:val="19"/>
-                <w:szCs w:val="19"/>
-              </w:rPr>
-              <w:t xml:space="preserve"> </w:t>
-            </w:r>
-            <w:r>
-              <w:rPr>
-                <w:rFonts w:ascii="Consolas" w:cs="Consolas" w:eastAsia="Consolas" w:hAnsi="Consolas"/>
-                <w:b/>
-                <w:bCs/>
-                <w:i w:val="false"/>
-                <w:iCs w:val="false"/>
-                <w:color w:val="CF222E"/>
-                <w:sz w:val="19"/>
-                <w:szCs w:val="19"/>
-              </w:rPr>
-              <w:t xml:space="preserve">&amp;&amp;</w:t>
+              <w:t xml:space="preserve">;</w:t>
             </w:r>
             <w:r>
               <w:rPr>
@@ -8690,6 +9218,1893 @@
         <w:pageBreakBefore/>
       </w:pPr>
       <w:r>
+        <w:t xml:space="preserve">Turn the daily loop into one word</w:t>
+      </w:r>
+    </w:p>
+    <w:p>
+      <w:pPr>
+        <w:spacing w:after="80" w:before="80"/>
+      </w:pPr>
+      <w:r>
+        <w:t xml:space="preserve">If you type the same three commands every day, put them in your PowerShell profile and type one word instead. This works in Windows PowerShell 5.1 and in PowerShell 7.</w:t>
+      </w:r>
+    </w:p>
+    <w:p>
+      <w:pPr>
+        <w:pStyle w:val="Heading2"/>
+        <w:keepNext/>
+      </w:pPr>
+      <w:r>
+        <w:t xml:space="preserve">Open your profile</w:t>
+      </w:r>
+    </w:p>
+    <w:p>
+      <w:pPr>
+        <w:spacing w:after="80" w:before="80"/>
+      </w:pPr>
+      <w:r>
+        <w:t xml:space="preserve">The profile is a script PowerShell runs every time it starts. This creates it if it does not exist, then opens it:</w:t>
+      </w:r>
+    </w:p>
+    <w:tbl>
+      <w:tblPr>
+        <w:tblW w:type="dxa" w:w="10080"/>
+        <w:tblBorders>
+          <w:top w:val="single" w:color="B6D9F5" w:sz="4"/>
+          <w:left w:val="single" w:color="B6D9F5" w:sz="4"/>
+          <w:bottom w:val="single" w:color="B6D9F5" w:sz="4"/>
+          <w:right w:val="single" w:color="B6D9F5" w:sz="4"/>
+          <w:insideH w:val="none" w:color="B6D9F5" w:sz="0"/>
+          <w:insideV w:val="none" w:color="B6D9F5" w:sz="0"/>
+        </w:tblBorders>
+      </w:tblPr>
+      <w:tblGrid>
+        <w:gridCol w:w="10080"/>
+      </w:tblGrid>
+      <w:tr>
+        <w:trPr>
+          <w:cantSplit/>
+        </w:trPr>
+        <w:tc>
+          <w:tcPr>
+            <w:tcW w:type="dxa" w:w="10080"/>
+            <w:shd w:fill="F2F8FF" w:color="auto" w:val="clear"/>
+            <w:tcMar>
+              <w:top w:type="dxa" w:w="110"/>
+              <w:left w:type="dxa" w:w="150"/>
+              <w:bottom w:type="dxa" w:w="110"/>
+              <w:right w:type="dxa" w:w="150"/>
+            </w:tcMar>
+          </w:tcPr>
+          <w:p>
+            <w:pPr>
+              <w:spacing w:after="40" w:before="0"/>
+            </w:pPr>
+            <w:r>
+              <w:rPr>
+                <w:rFonts w:ascii="Segoe UI" w:cs="Segoe UI" w:eastAsia="Segoe UI" w:hAnsi="Segoe UI"/>
+                <w:b/>
+                <w:bCs/>
+                <w:caps/>
+                <w:color w:val="6E7781"/>
+                <w:sz w:val="15"/>
+                <w:szCs w:val="15"/>
+              </w:rPr>
+              <w:t xml:space="preserve">Copy this whole block into PowerShell</w:t>
+            </w:r>
+          </w:p>
+          <w:p>
+            <w:pPr>
+              <w:keepLines/>
+              <w:spacing w:after="20" w:before="20" w:line="264"/>
+            </w:pPr>
+            <w:r>
+              <w:rPr>
+                <w:rFonts w:ascii="Consolas" w:cs="Consolas" w:eastAsia="Consolas" w:hAnsi="Consolas"/>
+                <w:b/>
+                <w:bCs/>
+                <w:i w:val="false"/>
+                <w:iCs w:val="false"/>
+                <w:color w:val="8250DF"/>
+                <w:sz w:val="19"/>
+                <w:szCs w:val="19"/>
+              </w:rPr>
+              <w:t xml:space="preserve">if</w:t>
+            </w:r>
+            <w:r>
+              <w:rPr>
+                <w:rFonts w:ascii="Consolas" w:cs="Consolas" w:eastAsia="Consolas" w:hAnsi="Consolas"/>
+                <w:b w:val="false"/>
+                <w:bCs w:val="false"/>
+                <w:i w:val="false"/>
+                <w:iCs w:val="false"/>
+                <w:color w:val="1F2328"/>
+                <w:sz w:val="19"/>
+                <w:szCs w:val="19"/>
+              </w:rPr>
+              <w:t xml:space="preserve"> </w:t>
+            </w:r>
+            <w:r>
+              <w:rPr>
+                <w:rFonts w:ascii="Consolas" w:cs="Consolas" w:eastAsia="Consolas" w:hAnsi="Consolas"/>
+                <w:b w:val="false"/>
+                <w:bCs w:val="false"/>
+                <w:i w:val="false"/>
+                <w:iCs w:val="false"/>
+                <w:color w:val="1F2328"/>
+                <w:sz w:val="19"/>
+                <w:szCs w:val="19"/>
+              </w:rPr>
+              <w:t xml:space="preserve">(!(Test-Path</w:t>
+            </w:r>
+            <w:r>
+              <w:rPr>
+                <w:rFonts w:ascii="Consolas" w:cs="Consolas" w:eastAsia="Consolas" w:hAnsi="Consolas"/>
+                <w:b w:val="false"/>
+                <w:bCs w:val="false"/>
+                <w:i w:val="false"/>
+                <w:iCs w:val="false"/>
+                <w:color w:val="1F2328"/>
+                <w:sz w:val="19"/>
+                <w:szCs w:val="19"/>
+              </w:rPr>
+              <w:t xml:space="preserve"> </w:t>
+            </w:r>
+            <w:r>
+              <w:rPr>
+                <w:rFonts w:ascii="Consolas" w:cs="Consolas" w:eastAsia="Consolas" w:hAnsi="Consolas"/>
+                <w:b w:val="false"/>
+                <w:bCs w:val="false"/>
+                <w:i w:val="false"/>
+                <w:iCs w:val="false"/>
+                <w:color w:val="0F6E7A"/>
+                <w:sz w:val="19"/>
+                <w:szCs w:val="19"/>
+              </w:rPr>
+              <w:t xml:space="preserve">$PROFILE))</w:t>
+            </w:r>
+            <w:r>
+              <w:rPr>
+                <w:rFonts w:ascii="Consolas" w:cs="Consolas" w:eastAsia="Consolas" w:hAnsi="Consolas"/>
+                <w:b w:val="false"/>
+                <w:bCs w:val="false"/>
+                <w:i w:val="false"/>
+                <w:iCs w:val="false"/>
+                <w:color w:val="1F2328"/>
+                <w:sz w:val="19"/>
+                <w:szCs w:val="19"/>
+              </w:rPr>
+              <w:t xml:space="preserve"> </w:t>
+            </w:r>
+            <w:r>
+              <w:rPr>
+                <w:rFonts w:ascii="Consolas" w:cs="Consolas" w:eastAsia="Consolas" w:hAnsi="Consolas"/>
+                <w:b w:val="false"/>
+                <w:bCs w:val="false"/>
+                <w:i w:val="false"/>
+                <w:iCs w:val="false"/>
+                <w:color w:val="1F2328"/>
+                <w:sz w:val="19"/>
+                <w:szCs w:val="19"/>
+              </w:rPr>
+              <w:t xml:space="preserve">{</w:t>
+            </w:r>
+            <w:r>
+              <w:rPr>
+                <w:rFonts w:ascii="Consolas" w:cs="Consolas" w:eastAsia="Consolas" w:hAnsi="Consolas"/>
+                <w:b w:val="false"/>
+                <w:bCs w:val="false"/>
+                <w:i w:val="false"/>
+                <w:iCs w:val="false"/>
+                <w:color w:val="1F2328"/>
+                <w:sz w:val="19"/>
+                <w:szCs w:val="19"/>
+              </w:rPr>
+              <w:t xml:space="preserve"> </w:t>
+            </w:r>
+            <w:r>
+              <w:rPr>
+                <w:rFonts w:ascii="Consolas" w:cs="Consolas" w:eastAsia="Consolas" w:hAnsi="Consolas"/>
+                <w:b/>
+                <w:bCs/>
+                <w:i w:val="false"/>
+                <w:iCs w:val="false"/>
+                <w:color w:val="CF222E"/>
+                <w:sz w:val="19"/>
+                <w:szCs w:val="19"/>
+              </w:rPr>
+              <w:t xml:space="preserve">New-Item</w:t>
+            </w:r>
+            <w:r>
+              <w:rPr>
+                <w:rFonts w:ascii="Consolas" w:cs="Consolas" w:eastAsia="Consolas" w:hAnsi="Consolas"/>
+                <w:b w:val="false"/>
+                <w:bCs w:val="false"/>
+                <w:i w:val="false"/>
+                <w:iCs w:val="false"/>
+                <w:color w:val="1F2328"/>
+                <w:sz w:val="19"/>
+                <w:szCs w:val="19"/>
+              </w:rPr>
+              <w:t xml:space="preserve"> </w:t>
+            </w:r>
+            <w:r>
+              <w:rPr>
+                <w:rFonts w:ascii="Consolas" w:cs="Consolas" w:eastAsia="Consolas" w:hAnsi="Consolas"/>
+                <w:b w:val="false"/>
+                <w:bCs w:val="false"/>
+                <w:i w:val="false"/>
+                <w:iCs w:val="false"/>
+                <w:color w:val="0550AE"/>
+                <w:sz w:val="19"/>
+                <w:szCs w:val="19"/>
+              </w:rPr>
+              <w:t xml:space="preserve">-ItemType</w:t>
+            </w:r>
+            <w:r>
+              <w:rPr>
+                <w:rFonts w:ascii="Consolas" w:cs="Consolas" w:eastAsia="Consolas" w:hAnsi="Consolas"/>
+                <w:b w:val="false"/>
+                <w:bCs w:val="false"/>
+                <w:i w:val="false"/>
+                <w:iCs w:val="false"/>
+                <w:color w:val="1F2328"/>
+                <w:sz w:val="19"/>
+                <w:szCs w:val="19"/>
+              </w:rPr>
+              <w:t xml:space="preserve"> </w:t>
+            </w:r>
+            <w:r>
+              <w:rPr>
+                <w:rFonts w:ascii="Consolas" w:cs="Consolas" w:eastAsia="Consolas" w:hAnsi="Consolas"/>
+                <w:b w:val="false"/>
+                <w:bCs w:val="false"/>
+                <w:i w:val="false"/>
+                <w:iCs w:val="false"/>
+                <w:color w:val="1F2328"/>
+                <w:sz w:val="19"/>
+                <w:szCs w:val="19"/>
+              </w:rPr>
+              <w:t xml:space="preserve">File</w:t>
+            </w:r>
+            <w:r>
+              <w:rPr>
+                <w:rFonts w:ascii="Consolas" w:cs="Consolas" w:eastAsia="Consolas" w:hAnsi="Consolas"/>
+                <w:b w:val="false"/>
+                <w:bCs w:val="false"/>
+                <w:i w:val="false"/>
+                <w:iCs w:val="false"/>
+                <w:color w:val="1F2328"/>
+                <w:sz w:val="19"/>
+                <w:szCs w:val="19"/>
+              </w:rPr>
+              <w:t xml:space="preserve"> </w:t>
+            </w:r>
+            <w:r>
+              <w:rPr>
+                <w:rFonts w:ascii="Consolas" w:cs="Consolas" w:eastAsia="Consolas" w:hAnsi="Consolas"/>
+                <w:b w:val="false"/>
+                <w:bCs w:val="false"/>
+                <w:i w:val="false"/>
+                <w:iCs w:val="false"/>
+                <w:color w:val="0550AE"/>
+                <w:sz w:val="19"/>
+                <w:szCs w:val="19"/>
+              </w:rPr>
+              <w:t xml:space="preserve">-Path</w:t>
+            </w:r>
+            <w:r>
+              <w:rPr>
+                <w:rFonts w:ascii="Consolas" w:cs="Consolas" w:eastAsia="Consolas" w:hAnsi="Consolas"/>
+                <w:b w:val="false"/>
+                <w:bCs w:val="false"/>
+                <w:i w:val="false"/>
+                <w:iCs w:val="false"/>
+                <w:color w:val="1F2328"/>
+                <w:sz w:val="19"/>
+                <w:szCs w:val="19"/>
+              </w:rPr>
+              <w:t xml:space="preserve"> </w:t>
+            </w:r>
+            <w:r>
+              <w:rPr>
+                <w:rFonts w:ascii="Consolas" w:cs="Consolas" w:eastAsia="Consolas" w:hAnsi="Consolas"/>
+                <w:b w:val="false"/>
+                <w:bCs w:val="false"/>
+                <w:i w:val="false"/>
+                <w:iCs w:val="false"/>
+                <w:color w:val="0F6E7A"/>
+                <w:sz w:val="19"/>
+                <w:szCs w:val="19"/>
+              </w:rPr>
+              <w:t xml:space="preserve">$PROFILE</w:t>
+            </w:r>
+            <w:r>
+              <w:rPr>
+                <w:rFonts w:ascii="Consolas" w:cs="Consolas" w:eastAsia="Consolas" w:hAnsi="Consolas"/>
+                <w:b w:val="false"/>
+                <w:bCs w:val="false"/>
+                <w:i w:val="false"/>
+                <w:iCs w:val="false"/>
+                <w:color w:val="1F2328"/>
+                <w:sz w:val="19"/>
+                <w:szCs w:val="19"/>
+              </w:rPr>
+              <w:t xml:space="preserve"> </w:t>
+            </w:r>
+            <w:r>
+              <w:rPr>
+                <w:rFonts w:ascii="Consolas" w:cs="Consolas" w:eastAsia="Consolas" w:hAnsi="Consolas"/>
+                <w:b w:val="false"/>
+                <w:bCs w:val="false"/>
+                <w:i w:val="false"/>
+                <w:iCs w:val="false"/>
+                <w:color w:val="0550AE"/>
+                <w:sz w:val="19"/>
+                <w:szCs w:val="19"/>
+              </w:rPr>
+              <w:t xml:space="preserve">-Force</w:t>
+            </w:r>
+            <w:r>
+              <w:rPr>
+                <w:rFonts w:ascii="Consolas" w:cs="Consolas" w:eastAsia="Consolas" w:hAnsi="Consolas"/>
+                <w:b w:val="false"/>
+                <w:bCs w:val="false"/>
+                <w:i w:val="false"/>
+                <w:iCs w:val="false"/>
+                <w:color w:val="1F2328"/>
+                <w:sz w:val="19"/>
+                <w:szCs w:val="19"/>
+              </w:rPr>
+              <w:t xml:space="preserve"> </w:t>
+            </w:r>
+            <w:r>
+              <w:rPr>
+                <w:rFonts w:ascii="Consolas" w:cs="Consolas" w:eastAsia="Consolas" w:hAnsi="Consolas"/>
+                <w:b w:val="false"/>
+                <w:bCs w:val="false"/>
+                <w:i w:val="false"/>
+                <w:iCs w:val="false"/>
+                <w:color w:val="1F2328"/>
+                <w:sz w:val="19"/>
+                <w:szCs w:val="19"/>
+              </w:rPr>
+              <w:t xml:space="preserve">}</w:t>
+            </w:r>
+          </w:p>
+          <w:p>
+            <w:pPr>
+              <w:keepLines/>
+              <w:spacing w:after="20" w:before="20" w:line="264"/>
+            </w:pPr>
+            <w:r>
+              <w:rPr>
+                <w:rFonts w:ascii="Consolas" w:cs="Consolas" w:eastAsia="Consolas" w:hAnsi="Consolas"/>
+                <w:b/>
+                <w:bCs/>
+                <w:i w:val="false"/>
+                <w:iCs w:val="false"/>
+                <w:color w:val="CF222E"/>
+                <w:sz w:val="19"/>
+                <w:szCs w:val="19"/>
+              </w:rPr>
+              <w:t xml:space="preserve">notepad</w:t>
+            </w:r>
+            <w:r>
+              <w:rPr>
+                <w:rFonts w:ascii="Consolas" w:cs="Consolas" w:eastAsia="Consolas" w:hAnsi="Consolas"/>
+                <w:b w:val="false"/>
+                <w:bCs w:val="false"/>
+                <w:i w:val="false"/>
+                <w:iCs w:val="false"/>
+                <w:color w:val="1F2328"/>
+                <w:sz w:val="19"/>
+                <w:szCs w:val="19"/>
+              </w:rPr>
+              <w:t xml:space="preserve"> </w:t>
+            </w:r>
+            <w:r>
+              <w:rPr>
+                <w:rFonts w:ascii="Consolas" w:cs="Consolas" w:eastAsia="Consolas" w:hAnsi="Consolas"/>
+                <w:b w:val="false"/>
+                <w:bCs w:val="false"/>
+                <w:i w:val="false"/>
+                <w:iCs w:val="false"/>
+                <w:color w:val="0F6E7A"/>
+                <w:sz w:val="19"/>
+                <w:szCs w:val="19"/>
+              </w:rPr>
+              <w:t xml:space="preserve">$PROFILE</w:t>
+            </w:r>
+          </w:p>
+        </w:tc>
+      </w:tr>
+    </w:tbl>
+    <w:p>
+      <w:pPr>
+        <w:pStyle w:val="Heading2"/>
+        <w:keepNext/>
+      </w:pPr>
+      <w:r>
+        <w:t xml:space="preserve">Paste this at the bottom, then save and close</w:t>
+      </w:r>
+    </w:p>
+    <w:tbl>
+      <w:tblPr>
+        <w:tblW w:type="dxa" w:w="10080"/>
+        <w:tblBorders>
+          <w:top w:val="single" w:color="B6D9F5" w:sz="4"/>
+          <w:left w:val="single" w:color="B6D9F5" w:sz="4"/>
+          <w:bottom w:val="single" w:color="B6D9F5" w:sz="4"/>
+          <w:right w:val="single" w:color="B6D9F5" w:sz="4"/>
+          <w:insideH w:val="none" w:color="B6D9F5" w:sz="0"/>
+          <w:insideV w:val="none" w:color="B6D9F5" w:sz="0"/>
+        </w:tblBorders>
+      </w:tblPr>
+      <w:tblGrid>
+        <w:gridCol w:w="10080"/>
+      </w:tblGrid>
+      <w:tr>
+        <w:trPr>
+          <w:cantSplit/>
+        </w:trPr>
+        <w:tc>
+          <w:tcPr>
+            <w:tcW w:type="dxa" w:w="10080"/>
+            <w:shd w:fill="F2F8FF" w:color="auto" w:val="clear"/>
+            <w:tcMar>
+              <w:top w:type="dxa" w:w="110"/>
+              <w:left w:type="dxa" w:w="150"/>
+              <w:bottom w:type="dxa" w:w="110"/>
+              <w:right w:type="dxa" w:w="150"/>
+            </w:tcMar>
+          </w:tcPr>
+          <w:p>
+            <w:pPr>
+              <w:spacing w:after="40" w:before="0"/>
+            </w:pPr>
+            <w:r>
+              <w:rPr>
+                <w:rFonts w:ascii="Segoe UI" w:cs="Segoe UI" w:eastAsia="Segoe UI" w:hAnsi="Segoe UI"/>
+                <w:b/>
+                <w:bCs/>
+                <w:caps/>
+                <w:color w:val="6E7781"/>
+                <w:sz w:val="15"/>
+                <w:szCs w:val="15"/>
+              </w:rPr>
+              <w:t xml:space="preserve">Copy this whole block into PowerShell</w:t>
+            </w:r>
+          </w:p>
+          <w:p>
+            <w:pPr>
+              <w:keepLines/>
+              <w:spacing w:after="20" w:before="20" w:line="264"/>
+            </w:pPr>
+            <w:r>
+              <w:rPr>
+                <w:rFonts w:ascii="Consolas" w:cs="Consolas" w:eastAsia="Consolas" w:hAnsi="Consolas"/>
+                <w:b/>
+                <w:bCs/>
+                <w:i w:val="false"/>
+                <w:iCs w:val="false"/>
+                <w:color w:val="8250DF"/>
+                <w:sz w:val="19"/>
+                <w:szCs w:val="19"/>
+              </w:rPr>
+              <w:t xml:space="preserve">function</w:t>
+            </w:r>
+            <w:r>
+              <w:rPr>
+                <w:rFonts w:ascii="Consolas" w:cs="Consolas" w:eastAsia="Consolas" w:hAnsi="Consolas"/>
+                <w:b w:val="false"/>
+                <w:bCs w:val="false"/>
+                <w:i w:val="false"/>
+                <w:iCs w:val="false"/>
+                <w:color w:val="1F2328"/>
+                <w:sz w:val="19"/>
+                <w:szCs w:val="19"/>
+              </w:rPr>
+              <w:t xml:space="preserve"> </w:t>
+            </w:r>
+            <w:r>
+              <w:rPr>
+                <w:rFonts w:ascii="Consolas" w:cs="Consolas" w:eastAsia="Consolas" w:hAnsi="Consolas"/>
+                <w:b w:val="false"/>
+                <w:bCs w:val="false"/>
+                <w:i w:val="false"/>
+                <w:iCs w:val="false"/>
+                <w:color w:val="1F2328"/>
+                <w:sz w:val="19"/>
+                <w:szCs w:val="19"/>
+              </w:rPr>
+              <w:t xml:space="preserve">gs</w:t>
+            </w:r>
+            <w:r>
+              <w:rPr>
+                <w:rFonts w:ascii="Consolas" w:cs="Consolas" w:eastAsia="Consolas" w:hAnsi="Consolas"/>
+                <w:b w:val="false"/>
+                <w:bCs w:val="false"/>
+                <w:i w:val="false"/>
+                <w:iCs w:val="false"/>
+                <w:color w:val="1F2328"/>
+                <w:sz w:val="19"/>
+                <w:szCs w:val="19"/>
+              </w:rPr>
+              <w:t xml:space="preserve"> </w:t>
+            </w:r>
+            <w:r>
+              <w:rPr>
+                <w:rFonts w:ascii="Consolas" w:cs="Consolas" w:eastAsia="Consolas" w:hAnsi="Consolas"/>
+                <w:b w:val="false"/>
+                <w:bCs w:val="false"/>
+                <w:i w:val="false"/>
+                <w:iCs w:val="false"/>
+                <w:color w:val="1F2328"/>
+                <w:sz w:val="19"/>
+                <w:szCs w:val="19"/>
+              </w:rPr>
+              <w:t xml:space="preserve">{</w:t>
+            </w:r>
+            <w:r>
+              <w:rPr>
+                <w:rFonts w:ascii="Consolas" w:cs="Consolas" w:eastAsia="Consolas" w:hAnsi="Consolas"/>
+                <w:b w:val="false"/>
+                <w:bCs w:val="false"/>
+                <w:i w:val="false"/>
+                <w:iCs w:val="false"/>
+                <w:color w:val="1F2328"/>
+                <w:sz w:val="19"/>
+                <w:szCs w:val="19"/>
+              </w:rPr>
+              <w:t xml:space="preserve"> </w:t>
+            </w:r>
+            <w:r>
+              <w:rPr>
+                <w:rFonts w:ascii="Consolas" w:cs="Consolas" w:eastAsia="Consolas" w:hAnsi="Consolas"/>
+                <w:b/>
+                <w:bCs/>
+                <w:i w:val="false"/>
+                <w:iCs w:val="false"/>
+                <w:color w:val="CF222E"/>
+                <w:sz w:val="19"/>
+                <w:szCs w:val="19"/>
+              </w:rPr>
+              <w:t xml:space="preserve">git</w:t>
+            </w:r>
+            <w:r>
+              <w:rPr>
+                <w:rFonts w:ascii="Consolas" w:cs="Consolas" w:eastAsia="Consolas" w:hAnsi="Consolas"/>
+                <w:b w:val="false"/>
+                <w:bCs w:val="false"/>
+                <w:i w:val="false"/>
+                <w:iCs w:val="false"/>
+                <w:color w:val="1F2328"/>
+                <w:sz w:val="19"/>
+                <w:szCs w:val="19"/>
+              </w:rPr>
+              <w:t xml:space="preserve"> </w:t>
+            </w:r>
+            <w:r>
+              <w:rPr>
+                <w:rFonts w:ascii="Consolas" w:cs="Consolas" w:eastAsia="Consolas" w:hAnsi="Consolas"/>
+                <w:b/>
+                <w:bCs/>
+                <w:i w:val="false"/>
+                <w:iCs w:val="false"/>
+                <w:color w:val="8250DF"/>
+                <w:sz w:val="19"/>
+                <w:szCs w:val="19"/>
+              </w:rPr>
+              <w:t xml:space="preserve">status</w:t>
+            </w:r>
+            <w:r>
+              <w:rPr>
+                <w:rFonts w:ascii="Consolas" w:cs="Consolas" w:eastAsia="Consolas" w:hAnsi="Consolas"/>
+                <w:b w:val="false"/>
+                <w:bCs w:val="false"/>
+                <w:i w:val="false"/>
+                <w:iCs w:val="false"/>
+                <w:color w:val="1F2328"/>
+                <w:sz w:val="19"/>
+                <w:szCs w:val="19"/>
+              </w:rPr>
+              <w:t xml:space="preserve"> </w:t>
+            </w:r>
+            <w:r>
+              <w:rPr>
+                <w:rFonts w:ascii="Consolas" w:cs="Consolas" w:eastAsia="Consolas" w:hAnsi="Consolas"/>
+                <w:b w:val="false"/>
+                <w:bCs w:val="false"/>
+                <w:i w:val="false"/>
+                <w:iCs w:val="false"/>
+                <w:color w:val="1F2328"/>
+                <w:sz w:val="19"/>
+                <w:szCs w:val="19"/>
+              </w:rPr>
+              <w:t xml:space="preserve">}</w:t>
+            </w:r>
+          </w:p>
+          <w:p>
+            <w:pPr>
+              <w:keepLines/>
+              <w:spacing w:after="20" w:before="20" w:line="264"/>
+            </w:pPr>
+            <w:r>
+              <w:rPr>
+                <w:rFonts w:ascii="Consolas" w:cs="Consolas" w:eastAsia="Consolas" w:hAnsi="Consolas"/>
+                <w:b/>
+                <w:bCs/>
+                <w:i w:val="false"/>
+                <w:iCs w:val="false"/>
+                <w:color w:val="8250DF"/>
+                <w:sz w:val="19"/>
+                <w:szCs w:val="19"/>
+              </w:rPr>
+              <w:t xml:space="preserve">function</w:t>
+            </w:r>
+            <w:r>
+              <w:rPr>
+                <w:rFonts w:ascii="Consolas" w:cs="Consolas" w:eastAsia="Consolas" w:hAnsi="Consolas"/>
+                <w:b w:val="false"/>
+                <w:bCs w:val="false"/>
+                <w:i w:val="false"/>
+                <w:iCs w:val="false"/>
+                <w:color w:val="1F2328"/>
+                <w:sz w:val="19"/>
+                <w:szCs w:val="19"/>
+              </w:rPr>
+              <w:t xml:space="preserve"> </w:t>
+            </w:r>
+            <w:r>
+              <w:rPr>
+                <w:rFonts w:ascii="Consolas" w:cs="Consolas" w:eastAsia="Consolas" w:hAnsi="Consolas"/>
+                <w:b w:val="false"/>
+                <w:bCs w:val="false"/>
+                <w:i w:val="false"/>
+                <w:iCs w:val="false"/>
+                <w:color w:val="1F2328"/>
+                <w:sz w:val="19"/>
+                <w:szCs w:val="19"/>
+              </w:rPr>
+              <w:t xml:space="preserve">gl</w:t>
+            </w:r>
+            <w:r>
+              <w:rPr>
+                <w:rFonts w:ascii="Consolas" w:cs="Consolas" w:eastAsia="Consolas" w:hAnsi="Consolas"/>
+                <w:b w:val="false"/>
+                <w:bCs w:val="false"/>
+                <w:i w:val="false"/>
+                <w:iCs w:val="false"/>
+                <w:color w:val="1F2328"/>
+                <w:sz w:val="19"/>
+                <w:szCs w:val="19"/>
+              </w:rPr>
+              <w:t xml:space="preserve"> </w:t>
+            </w:r>
+            <w:r>
+              <w:rPr>
+                <w:rFonts w:ascii="Consolas" w:cs="Consolas" w:eastAsia="Consolas" w:hAnsi="Consolas"/>
+                <w:b w:val="false"/>
+                <w:bCs w:val="false"/>
+                <w:i w:val="false"/>
+                <w:iCs w:val="false"/>
+                <w:color w:val="1F2328"/>
+                <w:sz w:val="19"/>
+                <w:szCs w:val="19"/>
+              </w:rPr>
+              <w:t xml:space="preserve">{</w:t>
+            </w:r>
+            <w:r>
+              <w:rPr>
+                <w:rFonts w:ascii="Consolas" w:cs="Consolas" w:eastAsia="Consolas" w:hAnsi="Consolas"/>
+                <w:b w:val="false"/>
+                <w:bCs w:val="false"/>
+                <w:i w:val="false"/>
+                <w:iCs w:val="false"/>
+                <w:color w:val="1F2328"/>
+                <w:sz w:val="19"/>
+                <w:szCs w:val="19"/>
+              </w:rPr>
+              <w:t xml:space="preserve"> </w:t>
+            </w:r>
+            <w:r>
+              <w:rPr>
+                <w:rFonts w:ascii="Consolas" w:cs="Consolas" w:eastAsia="Consolas" w:hAnsi="Consolas"/>
+                <w:b/>
+                <w:bCs/>
+                <w:i w:val="false"/>
+                <w:iCs w:val="false"/>
+                <w:color w:val="CF222E"/>
+                <w:sz w:val="19"/>
+                <w:szCs w:val="19"/>
+              </w:rPr>
+              <w:t xml:space="preserve">git</w:t>
+            </w:r>
+            <w:r>
+              <w:rPr>
+                <w:rFonts w:ascii="Consolas" w:cs="Consolas" w:eastAsia="Consolas" w:hAnsi="Consolas"/>
+                <w:b w:val="false"/>
+                <w:bCs w:val="false"/>
+                <w:i w:val="false"/>
+                <w:iCs w:val="false"/>
+                <w:color w:val="1F2328"/>
+                <w:sz w:val="19"/>
+                <w:szCs w:val="19"/>
+              </w:rPr>
+              <w:t xml:space="preserve"> </w:t>
+            </w:r>
+            <w:r>
+              <w:rPr>
+                <w:rFonts w:ascii="Consolas" w:cs="Consolas" w:eastAsia="Consolas" w:hAnsi="Consolas"/>
+                <w:b/>
+                <w:bCs/>
+                <w:i w:val="false"/>
+                <w:iCs w:val="false"/>
+                <w:color w:val="8250DF"/>
+                <w:sz w:val="19"/>
+                <w:szCs w:val="19"/>
+              </w:rPr>
+              <w:t xml:space="preserve">log</w:t>
+            </w:r>
+            <w:r>
+              <w:rPr>
+                <w:rFonts w:ascii="Consolas" w:cs="Consolas" w:eastAsia="Consolas" w:hAnsi="Consolas"/>
+                <w:b w:val="false"/>
+                <w:bCs w:val="false"/>
+                <w:i w:val="false"/>
+                <w:iCs w:val="false"/>
+                <w:color w:val="1F2328"/>
+                <w:sz w:val="19"/>
+                <w:szCs w:val="19"/>
+              </w:rPr>
+              <w:t xml:space="preserve"> </w:t>
+            </w:r>
+            <w:r>
+              <w:rPr>
+                <w:rFonts w:ascii="Consolas" w:cs="Consolas" w:eastAsia="Consolas" w:hAnsi="Consolas"/>
+                <w:b w:val="false"/>
+                <w:bCs w:val="false"/>
+                <w:i w:val="false"/>
+                <w:iCs w:val="false"/>
+                <w:color w:val="0550AE"/>
+                <w:sz w:val="19"/>
+                <w:szCs w:val="19"/>
+              </w:rPr>
+              <w:t xml:space="preserve">--oneline</w:t>
+            </w:r>
+            <w:r>
+              <w:rPr>
+                <w:rFonts w:ascii="Consolas" w:cs="Consolas" w:eastAsia="Consolas" w:hAnsi="Consolas"/>
+                <w:b w:val="false"/>
+                <w:bCs w:val="false"/>
+                <w:i w:val="false"/>
+                <w:iCs w:val="false"/>
+                <w:color w:val="1F2328"/>
+                <w:sz w:val="19"/>
+                <w:szCs w:val="19"/>
+              </w:rPr>
+              <w:t xml:space="preserve"> </w:t>
+            </w:r>
+            <w:r>
+              <w:rPr>
+                <w:rFonts w:ascii="Consolas" w:cs="Consolas" w:eastAsia="Consolas" w:hAnsi="Consolas"/>
+                <w:b w:val="false"/>
+                <w:bCs w:val="false"/>
+                <w:i w:val="false"/>
+                <w:iCs w:val="false"/>
+                <w:color w:val="0550AE"/>
+                <w:sz w:val="19"/>
+                <w:szCs w:val="19"/>
+              </w:rPr>
+              <w:t xml:space="preserve">-10</w:t>
+            </w:r>
+            <w:r>
+              <w:rPr>
+                <w:rFonts w:ascii="Consolas" w:cs="Consolas" w:eastAsia="Consolas" w:hAnsi="Consolas"/>
+                <w:b w:val="false"/>
+                <w:bCs w:val="false"/>
+                <w:i w:val="false"/>
+                <w:iCs w:val="false"/>
+                <w:color w:val="1F2328"/>
+                <w:sz w:val="19"/>
+                <w:szCs w:val="19"/>
+              </w:rPr>
+              <w:t xml:space="preserve"> </w:t>
+            </w:r>
+            <w:r>
+              <w:rPr>
+                <w:rFonts w:ascii="Consolas" w:cs="Consolas" w:eastAsia="Consolas" w:hAnsi="Consolas"/>
+                <w:b w:val="false"/>
+                <w:bCs w:val="false"/>
+                <w:i w:val="false"/>
+                <w:iCs w:val="false"/>
+                <w:color w:val="1F2328"/>
+                <w:sz w:val="19"/>
+                <w:szCs w:val="19"/>
+              </w:rPr>
+              <w:t xml:space="preserve">}</w:t>
+            </w:r>
+          </w:p>
+          <w:p>
+            <w:pPr>
+              <w:keepLines/>
+              <w:spacing w:after="20" w:before="20" w:line="264"/>
+            </w:pPr>
+            <w:r>
+              <w:rPr>
+                <w:rFonts w:ascii="Consolas" w:cs="Consolas" w:eastAsia="Consolas" w:hAnsi="Consolas"/>
+                <w:b/>
+                <w:bCs/>
+                <w:i w:val="false"/>
+                <w:iCs w:val="false"/>
+                <w:color w:val="8250DF"/>
+                <w:sz w:val="19"/>
+                <w:szCs w:val="19"/>
+              </w:rPr>
+              <w:t xml:space="preserve">function</w:t>
+            </w:r>
+            <w:r>
+              <w:rPr>
+                <w:rFonts w:ascii="Consolas" w:cs="Consolas" w:eastAsia="Consolas" w:hAnsi="Consolas"/>
+                <w:b w:val="false"/>
+                <w:bCs w:val="false"/>
+                <w:i w:val="false"/>
+                <w:iCs w:val="false"/>
+                <w:color w:val="1F2328"/>
+                <w:sz w:val="19"/>
+                <w:szCs w:val="19"/>
+              </w:rPr>
+              <w:t xml:space="preserve"> </w:t>
+            </w:r>
+            <w:r>
+              <w:rPr>
+                <w:rFonts w:ascii="Consolas" w:cs="Consolas" w:eastAsia="Consolas" w:hAnsi="Consolas"/>
+                <w:b w:val="false"/>
+                <w:bCs w:val="false"/>
+                <w:i w:val="false"/>
+                <w:iCs w:val="false"/>
+                <w:color w:val="1F2328"/>
+                <w:sz w:val="19"/>
+                <w:szCs w:val="19"/>
+              </w:rPr>
+              <w:t xml:space="preserve">gp</w:t>
+            </w:r>
+            <w:r>
+              <w:rPr>
+                <w:rFonts w:ascii="Consolas" w:cs="Consolas" w:eastAsia="Consolas" w:hAnsi="Consolas"/>
+                <w:b w:val="false"/>
+                <w:bCs w:val="false"/>
+                <w:i w:val="false"/>
+                <w:iCs w:val="false"/>
+                <w:color w:val="1F2328"/>
+                <w:sz w:val="19"/>
+                <w:szCs w:val="19"/>
+              </w:rPr>
+              <w:t xml:space="preserve"> </w:t>
+            </w:r>
+            <w:r>
+              <w:rPr>
+                <w:rFonts w:ascii="Consolas" w:cs="Consolas" w:eastAsia="Consolas" w:hAnsi="Consolas"/>
+                <w:b w:val="false"/>
+                <w:bCs w:val="false"/>
+                <w:i w:val="false"/>
+                <w:iCs w:val="false"/>
+                <w:color w:val="1F2328"/>
+                <w:sz w:val="19"/>
+                <w:szCs w:val="19"/>
+              </w:rPr>
+              <w:t xml:space="preserve">{</w:t>
+            </w:r>
+            <w:r>
+              <w:rPr>
+                <w:rFonts w:ascii="Consolas" w:cs="Consolas" w:eastAsia="Consolas" w:hAnsi="Consolas"/>
+                <w:b w:val="false"/>
+                <w:bCs w:val="false"/>
+                <w:i w:val="false"/>
+                <w:iCs w:val="false"/>
+                <w:color w:val="1F2328"/>
+                <w:sz w:val="19"/>
+                <w:szCs w:val="19"/>
+              </w:rPr>
+              <w:t xml:space="preserve"> </w:t>
+            </w:r>
+            <w:r>
+              <w:rPr>
+                <w:rFonts w:ascii="Consolas" w:cs="Consolas" w:eastAsia="Consolas" w:hAnsi="Consolas"/>
+                <w:b/>
+                <w:bCs/>
+                <w:i w:val="false"/>
+                <w:iCs w:val="false"/>
+                <w:color w:val="CF222E"/>
+                <w:sz w:val="19"/>
+                <w:szCs w:val="19"/>
+              </w:rPr>
+              <w:t xml:space="preserve">git</w:t>
+            </w:r>
+            <w:r>
+              <w:rPr>
+                <w:rFonts w:ascii="Consolas" w:cs="Consolas" w:eastAsia="Consolas" w:hAnsi="Consolas"/>
+                <w:b w:val="false"/>
+                <w:bCs w:val="false"/>
+                <w:i w:val="false"/>
+                <w:iCs w:val="false"/>
+                <w:color w:val="1F2328"/>
+                <w:sz w:val="19"/>
+                <w:szCs w:val="19"/>
+              </w:rPr>
+              <w:t xml:space="preserve"> </w:t>
+            </w:r>
+            <w:r>
+              <w:rPr>
+                <w:rFonts w:ascii="Consolas" w:cs="Consolas" w:eastAsia="Consolas" w:hAnsi="Consolas"/>
+                <w:b/>
+                <w:bCs/>
+                <w:i w:val="false"/>
+                <w:iCs w:val="false"/>
+                <w:color w:val="8250DF"/>
+                <w:sz w:val="19"/>
+                <w:szCs w:val="19"/>
+              </w:rPr>
+              <w:t xml:space="preserve">pull</w:t>
+            </w:r>
+            <w:r>
+              <w:rPr>
+                <w:rFonts w:ascii="Consolas" w:cs="Consolas" w:eastAsia="Consolas" w:hAnsi="Consolas"/>
+                <w:b w:val="false"/>
+                <w:bCs w:val="false"/>
+                <w:i w:val="false"/>
+                <w:iCs w:val="false"/>
+                <w:color w:val="1F2328"/>
+                <w:sz w:val="19"/>
+                <w:szCs w:val="19"/>
+              </w:rPr>
+              <w:t xml:space="preserve"> </w:t>
+            </w:r>
+            <w:r>
+              <w:rPr>
+                <w:rFonts w:ascii="Consolas" w:cs="Consolas" w:eastAsia="Consolas" w:hAnsi="Consolas"/>
+                <w:b w:val="false"/>
+                <w:bCs w:val="false"/>
+                <w:i w:val="false"/>
+                <w:iCs w:val="false"/>
+                <w:color w:val="1F2328"/>
+                <w:sz w:val="19"/>
+                <w:szCs w:val="19"/>
+              </w:rPr>
+              <w:t xml:space="preserve">}</w:t>
+            </w:r>
+          </w:p>
+          <w:p>
+            <w:pPr>
+              <w:keepLines/>
+              <w:spacing w:after="20" w:before="20" w:line="264"/>
+            </w:pPr>
+            <w:r>
+              <w:rPr>
+                <w:rFonts w:ascii="Consolas" w:cs="Consolas" w:eastAsia="Consolas" w:hAnsi="Consolas"/>
+                <w:b w:val="false"/>
+                <w:bCs w:val="false"/>
+                <w:i w:val="false"/>
+                <w:iCs w:val="false"/>
+                <w:color w:val="1F2328"/>
+                <w:sz w:val="19"/>
+                <w:szCs w:val="19"/>
+              </w:rPr>
+              <w:t xml:space="preserve"> </w:t>
+            </w:r>
+          </w:p>
+          <w:p>
+            <w:pPr>
+              <w:keepLines/>
+              <w:spacing w:after="20" w:before="20" w:line="264"/>
+            </w:pPr>
+            <w:r>
+              <w:rPr>
+                <w:rFonts w:ascii="Consolas" w:cs="Consolas" w:eastAsia="Consolas" w:hAnsi="Consolas"/>
+                <w:b/>
+                <w:bCs/>
+                <w:i w:val="false"/>
+                <w:iCs w:val="false"/>
+                <w:color w:val="8250DF"/>
+                <w:sz w:val="19"/>
+                <w:szCs w:val="19"/>
+              </w:rPr>
+              <w:t xml:space="preserve">function</w:t>
+            </w:r>
+            <w:r>
+              <w:rPr>
+                <w:rFonts w:ascii="Consolas" w:cs="Consolas" w:eastAsia="Consolas" w:hAnsi="Consolas"/>
+                <w:b w:val="false"/>
+                <w:bCs w:val="false"/>
+                <w:i w:val="false"/>
+                <w:iCs w:val="false"/>
+                <w:color w:val="1F2328"/>
+                <w:sz w:val="19"/>
+                <w:szCs w:val="19"/>
+              </w:rPr>
+              <w:t xml:space="preserve"> </w:t>
+            </w:r>
+            <w:r>
+              <w:rPr>
+                <w:rFonts w:ascii="Consolas" w:cs="Consolas" w:eastAsia="Consolas" w:hAnsi="Consolas"/>
+                <w:b w:val="false"/>
+                <w:bCs w:val="false"/>
+                <w:i w:val="false"/>
+                <w:iCs w:val="false"/>
+                <w:color w:val="1F2328"/>
+                <w:sz w:val="19"/>
+                <w:szCs w:val="19"/>
+              </w:rPr>
+              <w:t xml:space="preserve">gacp</w:t>
+            </w:r>
+            <w:r>
+              <w:rPr>
+                <w:rFonts w:ascii="Consolas" w:cs="Consolas" w:eastAsia="Consolas" w:hAnsi="Consolas"/>
+                <w:b w:val="false"/>
+                <w:bCs w:val="false"/>
+                <w:i w:val="false"/>
+                <w:iCs w:val="false"/>
+                <w:color w:val="1F2328"/>
+                <w:sz w:val="19"/>
+                <w:szCs w:val="19"/>
+              </w:rPr>
+              <w:t xml:space="preserve"> </w:t>
+            </w:r>
+            <w:r>
+              <w:rPr>
+                <w:rFonts w:ascii="Consolas" w:cs="Consolas" w:eastAsia="Consolas" w:hAnsi="Consolas"/>
+                <w:b w:val="false"/>
+                <w:bCs w:val="false"/>
+                <w:i w:val="false"/>
+                <w:iCs w:val="false"/>
+                <w:color w:val="1F2328"/>
+                <w:sz w:val="19"/>
+                <w:szCs w:val="19"/>
+              </w:rPr>
+              <w:t xml:space="preserve">{</w:t>
+            </w:r>
+          </w:p>
+          <w:p>
+            <w:pPr>
+              <w:keepLines/>
+              <w:spacing w:after="20" w:before="20" w:line="264"/>
+            </w:pPr>
+            <w:r>
+              <w:rPr>
+                <w:rFonts w:ascii="Consolas" w:cs="Consolas" w:eastAsia="Consolas" w:hAnsi="Consolas"/>
+                <w:b w:val="false"/>
+                <w:bCs w:val="false"/>
+                <w:i w:val="false"/>
+                <w:iCs w:val="false"/>
+                <w:color w:val="1F2328"/>
+                <w:sz w:val="19"/>
+                <w:szCs w:val="19"/>
+              </w:rPr>
+              <w:t xml:space="preserve">    </w:t>
+            </w:r>
+            <w:r>
+              <w:rPr>
+                <w:rFonts w:ascii="Consolas" w:cs="Consolas" w:eastAsia="Consolas" w:hAnsi="Consolas"/>
+                <w:b w:val="false"/>
+                <w:bCs w:val="false"/>
+                <w:i w:val="false"/>
+                <w:iCs w:val="false"/>
+                <w:color w:val="1F2328"/>
+                <w:sz w:val="19"/>
+                <w:szCs w:val="19"/>
+              </w:rPr>
+              <w:t xml:space="preserve">param([Parameter(Mandatory=$true)][string]$Message)</w:t>
+            </w:r>
+          </w:p>
+          <w:p>
+            <w:pPr>
+              <w:keepLines/>
+              <w:spacing w:after="20" w:before="20" w:line="264"/>
+            </w:pPr>
+            <w:r>
+              <w:rPr>
+                <w:rFonts w:ascii="Consolas" w:cs="Consolas" w:eastAsia="Consolas" w:hAnsi="Consolas"/>
+                <w:b w:val="false"/>
+                <w:bCs w:val="false"/>
+                <w:i w:val="false"/>
+                <w:iCs w:val="false"/>
+                <w:color w:val="1F2328"/>
+                <w:sz w:val="19"/>
+                <w:szCs w:val="19"/>
+              </w:rPr>
+              <w:t xml:space="preserve">    </w:t>
+            </w:r>
+            <w:r>
+              <w:rPr>
+                <w:rFonts w:ascii="Consolas" w:cs="Consolas" w:eastAsia="Consolas" w:hAnsi="Consolas"/>
+                <w:b/>
+                <w:bCs/>
+                <w:i w:val="false"/>
+                <w:iCs w:val="false"/>
+                <w:color w:val="CF222E"/>
+                <w:sz w:val="19"/>
+                <w:szCs w:val="19"/>
+              </w:rPr>
+              <w:t xml:space="preserve">git</w:t>
+            </w:r>
+            <w:r>
+              <w:rPr>
+                <w:rFonts w:ascii="Consolas" w:cs="Consolas" w:eastAsia="Consolas" w:hAnsi="Consolas"/>
+                <w:b w:val="false"/>
+                <w:bCs w:val="false"/>
+                <w:i w:val="false"/>
+                <w:iCs w:val="false"/>
+                <w:color w:val="1F2328"/>
+                <w:sz w:val="19"/>
+                <w:szCs w:val="19"/>
+              </w:rPr>
+              <w:t xml:space="preserve"> </w:t>
+            </w:r>
+            <w:r>
+              <w:rPr>
+                <w:rFonts w:ascii="Consolas" w:cs="Consolas" w:eastAsia="Consolas" w:hAnsi="Consolas"/>
+                <w:b/>
+                <w:bCs/>
+                <w:i w:val="false"/>
+                <w:iCs w:val="false"/>
+                <w:color w:val="8250DF"/>
+                <w:sz w:val="19"/>
+                <w:szCs w:val="19"/>
+              </w:rPr>
+              <w:t xml:space="preserve">add</w:t>
+            </w:r>
+            <w:r>
+              <w:rPr>
+                <w:rFonts w:ascii="Consolas" w:cs="Consolas" w:eastAsia="Consolas" w:hAnsi="Consolas"/>
+                <w:b w:val="false"/>
+                <w:bCs w:val="false"/>
+                <w:i w:val="false"/>
+                <w:iCs w:val="false"/>
+                <w:color w:val="1F2328"/>
+                <w:sz w:val="19"/>
+                <w:szCs w:val="19"/>
+              </w:rPr>
+              <w:t xml:space="preserve"> </w:t>
+            </w:r>
+            <w:r>
+              <w:rPr>
+                <w:rFonts w:ascii="Consolas" w:cs="Consolas" w:eastAsia="Consolas" w:hAnsi="Consolas"/>
+                <w:b w:val="false"/>
+                <w:bCs w:val="false"/>
+                <w:i w:val="false"/>
+                <w:iCs w:val="false"/>
+                <w:color w:val="116329"/>
+                <w:sz w:val="19"/>
+                <w:szCs w:val="19"/>
+              </w:rPr>
+              <w:t xml:space="preserve">.</w:t>
+            </w:r>
+          </w:p>
+          <w:p>
+            <w:pPr>
+              <w:keepLines/>
+              <w:spacing w:after="20" w:before="20" w:line="264"/>
+            </w:pPr>
+            <w:r>
+              <w:rPr>
+                <w:rFonts w:ascii="Consolas" w:cs="Consolas" w:eastAsia="Consolas" w:hAnsi="Consolas"/>
+                <w:b w:val="false"/>
+                <w:bCs w:val="false"/>
+                <w:i w:val="false"/>
+                <w:iCs w:val="false"/>
+                <w:color w:val="1F2328"/>
+                <w:sz w:val="19"/>
+                <w:szCs w:val="19"/>
+              </w:rPr>
+              <w:t xml:space="preserve">    </w:t>
+            </w:r>
+            <w:r>
+              <w:rPr>
+                <w:rFonts w:ascii="Consolas" w:cs="Consolas" w:eastAsia="Consolas" w:hAnsi="Consolas"/>
+                <w:b/>
+                <w:bCs/>
+                <w:i w:val="false"/>
+                <w:iCs w:val="false"/>
+                <w:color w:val="8250DF"/>
+                <w:sz w:val="19"/>
+                <w:szCs w:val="19"/>
+              </w:rPr>
+              <w:t xml:space="preserve">if</w:t>
+            </w:r>
+            <w:r>
+              <w:rPr>
+                <w:rFonts w:ascii="Consolas" w:cs="Consolas" w:eastAsia="Consolas" w:hAnsi="Consolas"/>
+                <w:b w:val="false"/>
+                <w:bCs w:val="false"/>
+                <w:i w:val="false"/>
+                <w:iCs w:val="false"/>
+                <w:color w:val="1F2328"/>
+                <w:sz w:val="19"/>
+                <w:szCs w:val="19"/>
+              </w:rPr>
+              <w:t xml:space="preserve"> </w:t>
+            </w:r>
+            <w:r>
+              <w:rPr>
+                <w:rFonts w:ascii="Consolas" w:cs="Consolas" w:eastAsia="Consolas" w:hAnsi="Consolas"/>
+                <w:b w:val="false"/>
+                <w:bCs w:val="false"/>
+                <w:i w:val="false"/>
+                <w:iCs w:val="false"/>
+                <w:color w:val="1F2328"/>
+                <w:sz w:val="19"/>
+                <w:szCs w:val="19"/>
+              </w:rPr>
+              <w:t xml:space="preserve">($?)</w:t>
+            </w:r>
+            <w:r>
+              <w:rPr>
+                <w:rFonts w:ascii="Consolas" w:cs="Consolas" w:eastAsia="Consolas" w:hAnsi="Consolas"/>
+                <w:b w:val="false"/>
+                <w:bCs w:val="false"/>
+                <w:i w:val="false"/>
+                <w:iCs w:val="false"/>
+                <w:color w:val="1F2328"/>
+                <w:sz w:val="19"/>
+                <w:szCs w:val="19"/>
+              </w:rPr>
+              <w:t xml:space="preserve"> </w:t>
+            </w:r>
+            <w:r>
+              <w:rPr>
+                <w:rFonts w:ascii="Consolas" w:cs="Consolas" w:eastAsia="Consolas" w:hAnsi="Consolas"/>
+                <w:b w:val="false"/>
+                <w:bCs w:val="false"/>
+                <w:i w:val="false"/>
+                <w:iCs w:val="false"/>
+                <w:color w:val="1F2328"/>
+                <w:sz w:val="19"/>
+                <w:szCs w:val="19"/>
+              </w:rPr>
+              <w:t xml:space="preserve">{</w:t>
+            </w:r>
+            <w:r>
+              <w:rPr>
+                <w:rFonts w:ascii="Consolas" w:cs="Consolas" w:eastAsia="Consolas" w:hAnsi="Consolas"/>
+                <w:b w:val="false"/>
+                <w:bCs w:val="false"/>
+                <w:i w:val="false"/>
+                <w:iCs w:val="false"/>
+                <w:color w:val="1F2328"/>
+                <w:sz w:val="19"/>
+                <w:szCs w:val="19"/>
+              </w:rPr>
+              <w:t xml:space="preserve"> </w:t>
+            </w:r>
+            <w:r>
+              <w:rPr>
+                <w:rFonts w:ascii="Consolas" w:cs="Consolas" w:eastAsia="Consolas" w:hAnsi="Consolas"/>
+                <w:b/>
+                <w:bCs/>
+                <w:i w:val="false"/>
+                <w:iCs w:val="false"/>
+                <w:color w:val="CF222E"/>
+                <w:sz w:val="19"/>
+                <w:szCs w:val="19"/>
+              </w:rPr>
+              <w:t xml:space="preserve">git</w:t>
+            </w:r>
+            <w:r>
+              <w:rPr>
+                <w:rFonts w:ascii="Consolas" w:cs="Consolas" w:eastAsia="Consolas" w:hAnsi="Consolas"/>
+                <w:b w:val="false"/>
+                <w:bCs w:val="false"/>
+                <w:i w:val="false"/>
+                <w:iCs w:val="false"/>
+                <w:color w:val="1F2328"/>
+                <w:sz w:val="19"/>
+                <w:szCs w:val="19"/>
+              </w:rPr>
+              <w:t xml:space="preserve"> </w:t>
+            </w:r>
+            <w:r>
+              <w:rPr>
+                <w:rFonts w:ascii="Consolas" w:cs="Consolas" w:eastAsia="Consolas" w:hAnsi="Consolas"/>
+                <w:b/>
+                <w:bCs/>
+                <w:i w:val="false"/>
+                <w:iCs w:val="false"/>
+                <w:color w:val="8250DF"/>
+                <w:sz w:val="19"/>
+                <w:szCs w:val="19"/>
+              </w:rPr>
+              <w:t xml:space="preserve">commit</w:t>
+            </w:r>
+            <w:r>
+              <w:rPr>
+                <w:rFonts w:ascii="Consolas" w:cs="Consolas" w:eastAsia="Consolas" w:hAnsi="Consolas"/>
+                <w:b w:val="false"/>
+                <w:bCs w:val="false"/>
+                <w:i w:val="false"/>
+                <w:iCs w:val="false"/>
+                <w:color w:val="1F2328"/>
+                <w:sz w:val="19"/>
+                <w:szCs w:val="19"/>
+              </w:rPr>
+              <w:t xml:space="preserve"> </w:t>
+            </w:r>
+            <w:r>
+              <w:rPr>
+                <w:rFonts w:ascii="Consolas" w:cs="Consolas" w:eastAsia="Consolas" w:hAnsi="Consolas"/>
+                <w:b w:val="false"/>
+                <w:bCs w:val="false"/>
+                <w:i w:val="false"/>
+                <w:iCs w:val="false"/>
+                <w:color w:val="0550AE"/>
+                <w:sz w:val="19"/>
+                <w:szCs w:val="19"/>
+              </w:rPr>
+              <w:t xml:space="preserve">-m</w:t>
+            </w:r>
+            <w:r>
+              <w:rPr>
+                <w:rFonts w:ascii="Consolas" w:cs="Consolas" w:eastAsia="Consolas" w:hAnsi="Consolas"/>
+                <w:b w:val="false"/>
+                <w:bCs w:val="false"/>
+                <w:i w:val="false"/>
+                <w:iCs w:val="false"/>
+                <w:color w:val="1F2328"/>
+                <w:sz w:val="19"/>
+                <w:szCs w:val="19"/>
+              </w:rPr>
+              <w:t xml:space="preserve"> </w:t>
+            </w:r>
+            <w:r>
+              <w:rPr>
+                <w:rFonts w:ascii="Consolas" w:cs="Consolas" w:eastAsia="Consolas" w:hAnsi="Consolas"/>
+                <w:b w:val="false"/>
+                <w:bCs w:val="false"/>
+                <w:i w:val="false"/>
+                <w:iCs w:val="false"/>
+                <w:color w:val="0F6E7A"/>
+                <w:sz w:val="19"/>
+                <w:szCs w:val="19"/>
+              </w:rPr>
+              <w:t xml:space="preserve">$Message</w:t>
+            </w:r>
+            <w:r>
+              <w:rPr>
+                <w:rFonts w:ascii="Consolas" w:cs="Consolas" w:eastAsia="Consolas" w:hAnsi="Consolas"/>
+                <w:b w:val="false"/>
+                <w:bCs w:val="false"/>
+                <w:i w:val="false"/>
+                <w:iCs w:val="false"/>
+                <w:color w:val="1F2328"/>
+                <w:sz w:val="19"/>
+                <w:szCs w:val="19"/>
+              </w:rPr>
+              <w:t xml:space="preserve"> </w:t>
+            </w:r>
+            <w:r>
+              <w:rPr>
+                <w:rFonts w:ascii="Consolas" w:cs="Consolas" w:eastAsia="Consolas" w:hAnsi="Consolas"/>
+                <w:b w:val="false"/>
+                <w:bCs w:val="false"/>
+                <w:i w:val="false"/>
+                <w:iCs w:val="false"/>
+                <w:color w:val="1F2328"/>
+                <w:sz w:val="19"/>
+                <w:szCs w:val="19"/>
+              </w:rPr>
+              <w:t xml:space="preserve">}</w:t>
+            </w:r>
+          </w:p>
+          <w:p>
+            <w:pPr>
+              <w:keepLines/>
+              <w:spacing w:after="20" w:before="20" w:line="264"/>
+            </w:pPr>
+            <w:r>
+              <w:rPr>
+                <w:rFonts w:ascii="Consolas" w:cs="Consolas" w:eastAsia="Consolas" w:hAnsi="Consolas"/>
+                <w:b w:val="false"/>
+                <w:bCs w:val="false"/>
+                <w:i w:val="false"/>
+                <w:iCs w:val="false"/>
+                <w:color w:val="1F2328"/>
+                <w:sz w:val="19"/>
+                <w:szCs w:val="19"/>
+              </w:rPr>
+              <w:t xml:space="preserve">    </w:t>
+            </w:r>
+            <w:r>
+              <w:rPr>
+                <w:rFonts w:ascii="Consolas" w:cs="Consolas" w:eastAsia="Consolas" w:hAnsi="Consolas"/>
+                <w:b/>
+                <w:bCs/>
+                <w:i w:val="false"/>
+                <w:iCs w:val="false"/>
+                <w:color w:val="8250DF"/>
+                <w:sz w:val="19"/>
+                <w:szCs w:val="19"/>
+              </w:rPr>
+              <w:t xml:space="preserve">if</w:t>
+            </w:r>
+            <w:r>
+              <w:rPr>
+                <w:rFonts w:ascii="Consolas" w:cs="Consolas" w:eastAsia="Consolas" w:hAnsi="Consolas"/>
+                <w:b w:val="false"/>
+                <w:bCs w:val="false"/>
+                <w:i w:val="false"/>
+                <w:iCs w:val="false"/>
+                <w:color w:val="1F2328"/>
+                <w:sz w:val="19"/>
+                <w:szCs w:val="19"/>
+              </w:rPr>
+              <w:t xml:space="preserve"> </w:t>
+            </w:r>
+            <w:r>
+              <w:rPr>
+                <w:rFonts w:ascii="Consolas" w:cs="Consolas" w:eastAsia="Consolas" w:hAnsi="Consolas"/>
+                <w:b w:val="false"/>
+                <w:bCs w:val="false"/>
+                <w:i w:val="false"/>
+                <w:iCs w:val="false"/>
+                <w:color w:val="1F2328"/>
+                <w:sz w:val="19"/>
+                <w:szCs w:val="19"/>
+              </w:rPr>
+              <w:t xml:space="preserve">($?)</w:t>
+            </w:r>
+            <w:r>
+              <w:rPr>
+                <w:rFonts w:ascii="Consolas" w:cs="Consolas" w:eastAsia="Consolas" w:hAnsi="Consolas"/>
+                <w:b w:val="false"/>
+                <w:bCs w:val="false"/>
+                <w:i w:val="false"/>
+                <w:iCs w:val="false"/>
+                <w:color w:val="1F2328"/>
+                <w:sz w:val="19"/>
+                <w:szCs w:val="19"/>
+              </w:rPr>
+              <w:t xml:space="preserve"> </w:t>
+            </w:r>
+            <w:r>
+              <w:rPr>
+                <w:rFonts w:ascii="Consolas" w:cs="Consolas" w:eastAsia="Consolas" w:hAnsi="Consolas"/>
+                <w:b w:val="false"/>
+                <w:bCs w:val="false"/>
+                <w:i w:val="false"/>
+                <w:iCs w:val="false"/>
+                <w:color w:val="1F2328"/>
+                <w:sz w:val="19"/>
+                <w:szCs w:val="19"/>
+              </w:rPr>
+              <w:t xml:space="preserve">{</w:t>
+            </w:r>
+            <w:r>
+              <w:rPr>
+                <w:rFonts w:ascii="Consolas" w:cs="Consolas" w:eastAsia="Consolas" w:hAnsi="Consolas"/>
+                <w:b w:val="false"/>
+                <w:bCs w:val="false"/>
+                <w:i w:val="false"/>
+                <w:iCs w:val="false"/>
+                <w:color w:val="1F2328"/>
+                <w:sz w:val="19"/>
+                <w:szCs w:val="19"/>
+              </w:rPr>
+              <w:t xml:space="preserve"> </w:t>
+            </w:r>
+            <w:r>
+              <w:rPr>
+                <w:rFonts w:ascii="Consolas" w:cs="Consolas" w:eastAsia="Consolas" w:hAnsi="Consolas"/>
+                <w:b/>
+                <w:bCs/>
+                <w:i w:val="false"/>
+                <w:iCs w:val="false"/>
+                <w:color w:val="CF222E"/>
+                <w:sz w:val="19"/>
+                <w:szCs w:val="19"/>
+              </w:rPr>
+              <w:t xml:space="preserve">git</w:t>
+            </w:r>
+            <w:r>
+              <w:rPr>
+                <w:rFonts w:ascii="Consolas" w:cs="Consolas" w:eastAsia="Consolas" w:hAnsi="Consolas"/>
+                <w:b w:val="false"/>
+                <w:bCs w:val="false"/>
+                <w:i w:val="false"/>
+                <w:iCs w:val="false"/>
+                <w:color w:val="1F2328"/>
+                <w:sz w:val="19"/>
+                <w:szCs w:val="19"/>
+              </w:rPr>
+              <w:t xml:space="preserve"> </w:t>
+            </w:r>
+            <w:r>
+              <w:rPr>
+                <w:rFonts w:ascii="Consolas" w:cs="Consolas" w:eastAsia="Consolas" w:hAnsi="Consolas"/>
+                <w:b/>
+                <w:bCs/>
+                <w:i w:val="false"/>
+                <w:iCs w:val="false"/>
+                <w:color w:val="8250DF"/>
+                <w:sz w:val="19"/>
+                <w:szCs w:val="19"/>
+              </w:rPr>
+              <w:t xml:space="preserve">push</w:t>
+            </w:r>
+            <w:r>
+              <w:rPr>
+                <w:rFonts w:ascii="Consolas" w:cs="Consolas" w:eastAsia="Consolas" w:hAnsi="Consolas"/>
+                <w:b w:val="false"/>
+                <w:bCs w:val="false"/>
+                <w:i w:val="false"/>
+                <w:iCs w:val="false"/>
+                <w:color w:val="1F2328"/>
+                <w:sz w:val="19"/>
+                <w:szCs w:val="19"/>
+              </w:rPr>
+              <w:t xml:space="preserve"> </w:t>
+            </w:r>
+            <w:r>
+              <w:rPr>
+                <w:rFonts w:ascii="Consolas" w:cs="Consolas" w:eastAsia="Consolas" w:hAnsi="Consolas"/>
+                <w:b w:val="false"/>
+                <w:bCs w:val="false"/>
+                <w:i w:val="false"/>
+                <w:iCs w:val="false"/>
+                <w:color w:val="1F2328"/>
+                <w:sz w:val="19"/>
+                <w:szCs w:val="19"/>
+              </w:rPr>
+              <w:t xml:space="preserve">}</w:t>
+            </w:r>
+          </w:p>
+          <w:p>
+            <w:pPr>
+              <w:keepLines/>
+              <w:spacing w:after="20" w:before="20" w:line="264"/>
+            </w:pPr>
+            <w:r>
+              <w:rPr>
+                <w:rFonts w:ascii="Consolas" w:cs="Consolas" w:eastAsia="Consolas" w:hAnsi="Consolas"/>
+                <w:b w:val="false"/>
+                <w:bCs w:val="false"/>
+                <w:i w:val="false"/>
+                <w:iCs w:val="false"/>
+                <w:color w:val="1F2328"/>
+                <w:sz w:val="19"/>
+                <w:szCs w:val="19"/>
+              </w:rPr>
+              <w:t xml:space="preserve">}</w:t>
+            </w:r>
+          </w:p>
+        </w:tc>
+      </w:tr>
+    </w:tbl>
+    <w:p>
+      <w:pPr>
+        <w:spacing w:after="80" w:before="80"/>
+      </w:pPr>
+      <w:r>
+        <w:t xml:space="preserve">Reload it — or just open a new terminal:</w:t>
+      </w:r>
+    </w:p>
+    <w:tbl>
+      <w:tblPr>
+        <w:tblW w:type="dxa" w:w="10080"/>
+        <w:tblBorders>
+          <w:top w:val="single" w:color="D0D7DE" w:sz="4"/>
+          <w:left w:val="single" w:color="D0D7DE" w:sz="4"/>
+          <w:bottom w:val="single" w:color="D0D7DE" w:sz="4"/>
+          <w:right w:val="single" w:color="D0D7DE" w:sz="4"/>
+          <w:insideH w:val="none" w:color="D0D7DE" w:sz="0"/>
+          <w:insideV w:val="none" w:color="D0D7DE" w:sz="0"/>
+        </w:tblBorders>
+      </w:tblPr>
+      <w:tblGrid>
+        <w:gridCol w:w="10080"/>
+      </w:tblGrid>
+      <w:tr>
+        <w:trPr>
+          <w:cantSplit/>
+        </w:trPr>
+        <w:tc>
+          <w:tcPr>
+            <w:tcW w:type="dxa" w:w="10080"/>
+            <w:shd w:fill="F6F8FA" w:color="auto" w:val="clear"/>
+            <w:tcMar>
+              <w:top w:type="dxa" w:w="110"/>
+              <w:left w:type="dxa" w:w="150"/>
+              <w:bottom w:type="dxa" w:w="110"/>
+              <w:right w:type="dxa" w:w="150"/>
+            </w:tcMar>
+          </w:tcPr>
+          <w:p>
+            <w:pPr>
+              <w:keepLines/>
+              <w:spacing w:after="20" w:before="20" w:line="264"/>
+            </w:pPr>
+            <w:r>
+              <w:rPr>
+                <w:rFonts w:ascii="Consolas" w:cs="Consolas" w:eastAsia="Consolas" w:hAnsi="Consolas"/>
+                <w:b w:val="false"/>
+                <w:bCs w:val="false"/>
+                <w:i w:val="false"/>
+                <w:iCs w:val="false"/>
+                <w:color w:val="116329"/>
+                <w:sz w:val="19"/>
+                <w:szCs w:val="19"/>
+              </w:rPr>
+              <w:t xml:space="preserve">.</w:t>
+            </w:r>
+            <w:r>
+              <w:rPr>
+                <w:rFonts w:ascii="Consolas" w:cs="Consolas" w:eastAsia="Consolas" w:hAnsi="Consolas"/>
+                <w:b w:val="false"/>
+                <w:bCs w:val="false"/>
+                <w:i w:val="false"/>
+                <w:iCs w:val="false"/>
+                <w:color w:val="1F2328"/>
+                <w:sz w:val="19"/>
+                <w:szCs w:val="19"/>
+              </w:rPr>
+              <w:t xml:space="preserve"> </w:t>
+            </w:r>
+            <w:r>
+              <w:rPr>
+                <w:rFonts w:ascii="Consolas" w:cs="Consolas" w:eastAsia="Consolas" w:hAnsi="Consolas"/>
+                <w:b w:val="false"/>
+                <w:bCs w:val="false"/>
+                <w:i w:val="false"/>
+                <w:iCs w:val="false"/>
+                <w:color w:val="0F6E7A"/>
+                <w:sz w:val="19"/>
+                <w:szCs w:val="19"/>
+              </w:rPr>
+              <w:t xml:space="preserve">$PROFILE</w:t>
+            </w:r>
+          </w:p>
+        </w:tc>
+      </w:tr>
+    </w:tbl>
+    <w:p>
+      <w:pPr>
+        <w:pStyle w:val="Heading2"/>
+        <w:keepNext/>
+      </w:pPr>
+      <w:r>
+        <w:t xml:space="preserve">Your whole day is now</w:t>
+      </w:r>
+    </w:p>
+    <w:tbl>
+      <w:tblPr>
+        <w:tblW w:type="dxa" w:w="10080"/>
+        <w:tblBorders>
+          <w:top w:val="single" w:color="B6D9F5" w:sz="4"/>
+          <w:left w:val="single" w:color="B6D9F5" w:sz="4"/>
+          <w:bottom w:val="single" w:color="B6D9F5" w:sz="4"/>
+          <w:right w:val="single" w:color="B6D9F5" w:sz="4"/>
+          <w:insideH w:val="none" w:color="B6D9F5" w:sz="0"/>
+          <w:insideV w:val="none" w:color="B6D9F5" w:sz="0"/>
+        </w:tblBorders>
+      </w:tblPr>
+      <w:tblGrid>
+        <w:gridCol w:w="10080"/>
+      </w:tblGrid>
+      <w:tr>
+        <w:trPr>
+          <w:cantSplit/>
+        </w:trPr>
+        <w:tc>
+          <w:tcPr>
+            <w:tcW w:type="dxa" w:w="10080"/>
+            <w:shd w:fill="F2F8FF" w:color="auto" w:val="clear"/>
+            <w:tcMar>
+              <w:top w:type="dxa" w:w="110"/>
+              <w:left w:type="dxa" w:w="150"/>
+              <w:bottom w:type="dxa" w:w="110"/>
+              <w:right w:type="dxa" w:w="150"/>
+            </w:tcMar>
+          </w:tcPr>
+          <w:p>
+            <w:pPr>
+              <w:spacing w:after="40" w:before="0"/>
+            </w:pPr>
+            <w:r>
+              <w:rPr>
+                <w:rFonts w:ascii="Segoe UI" w:cs="Segoe UI" w:eastAsia="Segoe UI" w:hAnsi="Segoe UI"/>
+                <w:b/>
+                <w:bCs/>
+                <w:caps/>
+                <w:color w:val="6E7781"/>
+                <w:sz w:val="15"/>
+                <w:szCs w:val="15"/>
+              </w:rPr>
+              <w:t xml:space="preserve">Copy this whole block into PowerShell</w:t>
+            </w:r>
+          </w:p>
+          <w:p>
+            <w:pPr>
+              <w:keepLines/>
+              <w:spacing w:after="20" w:before="20" w:line="264"/>
+            </w:pPr>
+            <w:r>
+              <w:rPr>
+                <w:rFonts w:ascii="Consolas" w:cs="Consolas" w:eastAsia="Consolas" w:hAnsi="Consolas"/>
+                <w:b/>
+                <w:bCs/>
+                <w:i w:val="false"/>
+                <w:iCs w:val="false"/>
+                <w:color w:val="CF222E"/>
+                <w:sz w:val="19"/>
+                <w:szCs w:val="19"/>
+              </w:rPr>
+              <w:t xml:space="preserve">gacp</w:t>
+            </w:r>
+            <w:r>
+              <w:rPr>
+                <w:rFonts w:ascii="Consolas" w:cs="Consolas" w:eastAsia="Consolas" w:hAnsi="Consolas"/>
+                <w:b w:val="false"/>
+                <w:bCs w:val="false"/>
+                <w:i w:val="false"/>
+                <w:iCs w:val="false"/>
+                <w:color w:val="1F2328"/>
+                <w:sz w:val="19"/>
+                <w:szCs w:val="19"/>
+              </w:rPr>
+              <w:t xml:space="preserve"> </w:t>
+            </w:r>
+            <w:r>
+              <w:rPr>
+                <w:rFonts w:ascii="Consolas" w:cs="Consolas" w:eastAsia="Consolas" w:hAnsi="Consolas"/>
+                <w:b w:val="false"/>
+                <w:bCs w:val="false"/>
+                <w:i w:val="false"/>
+                <w:iCs w:val="false"/>
+                <w:color w:val="0A3069"/>
+                <w:sz w:val="19"/>
+                <w:szCs w:val="19"/>
+              </w:rPr>
+              <w:t xml:space="preserve">"describe what I changed"</w:t>
+            </w:r>
+          </w:p>
+        </w:tc>
+      </w:tr>
+    </w:tbl>
+    <w:p>
+      <w:pPr>
+        <w:spacing w:after="80" w:before="80"/>
+      </w:pPr>
+      <w:r>
+        <w:t xml:space="preserve">Plus </w:t>
+      </w:r>
+      <w:r>
+        <w:rPr>
+          <w:rFonts w:ascii="Consolas" w:cs="Consolas" w:eastAsia="Consolas" w:hAnsi="Consolas"/>
+          <w:color w:val="8250DF"/>
+          <w:sz w:val="19"/>
+          <w:szCs w:val="19"/>
+          <w:shd w:fill="F2EEFB" w:color="auto" w:val="clear"/>
+        </w:rPr>
+        <w:t xml:space="preserve">gs</w:t>
+      </w:r>
+      <w:r>
+        <w:t xml:space="preserve"> for status, </w:t>
+      </w:r>
+      <w:r>
+        <w:rPr>
+          <w:rFonts w:ascii="Consolas" w:cs="Consolas" w:eastAsia="Consolas" w:hAnsi="Consolas"/>
+          <w:color w:val="8250DF"/>
+          <w:sz w:val="19"/>
+          <w:szCs w:val="19"/>
+          <w:shd w:fill="F2EEFB" w:color="auto" w:val="clear"/>
+        </w:rPr>
+        <w:t xml:space="preserve">gl</w:t>
+      </w:r>
+      <w:r>
+        <w:t xml:space="preserve"> for recent commits, </w:t>
+      </w:r>
+      <w:r>
+        <w:rPr>
+          <w:rFonts w:ascii="Consolas" w:cs="Consolas" w:eastAsia="Consolas" w:hAnsi="Consolas"/>
+          <w:color w:val="8250DF"/>
+          <w:sz w:val="19"/>
+          <w:szCs w:val="19"/>
+          <w:shd w:fill="F2EEFB" w:color="auto" w:val="clear"/>
+        </w:rPr>
+        <w:t xml:space="preserve">gp</w:t>
+      </w:r>
+      <w:r>
+        <w:t xml:space="preserve"> to pull. Add your own: the profile is only a script.</w:t>
+      </w:r>
+    </w:p>
+    <w:tbl>
+      <w:tblPr>
+        <w:tblW w:type="dxa" w:w="10080"/>
+        <w:tblBorders>
+          <w:top w:val="none" w:color="auto" w:sz="0"/>
+          <w:left w:val="single" w:color="BC4C00" w:sz="24"/>
+          <w:bottom w:val="none" w:color="auto" w:sz="0"/>
+          <w:right w:val="none" w:color="auto" w:sz="0"/>
+          <w:insideH w:val="none" w:color="auto" w:sz="0"/>
+          <w:insideV w:val="none" w:color="auto" w:sz="0"/>
+        </w:tblBorders>
+      </w:tblPr>
+      <w:tblGrid>
+        <w:gridCol w:w="10080"/>
+      </w:tblGrid>
+      <w:tr>
+        <w:trPr>
+          <w:cantSplit/>
+        </w:trPr>
+        <w:tc>
+          <w:tcPr>
+            <w:tcW w:type="dxa" w:w="10080"/>
+            <w:shd w:fill="FFF8F0" w:color="auto" w:val="clear"/>
+            <w:tcMar>
+              <w:top w:type="dxa" w:w="110"/>
+              <w:left w:type="dxa" w:w="150"/>
+              <w:bottom w:type="dxa" w:w="110"/>
+              <w:right w:type="dxa" w:w="150"/>
+            </w:tcMar>
+          </w:tcPr>
+          <w:p>
+            <w:pPr>
+              <w:spacing w:after="0" w:before="0"/>
+            </w:pPr>
+            <w:r>
+              <w:rPr>
+                <w:rFonts w:ascii="Segoe UI" w:cs="Segoe UI" w:eastAsia="Segoe UI" w:hAnsi="Segoe UI"/>
+                <w:b/>
+                <w:bCs/>
+                <w:color w:val="BC4C00"/>
+                <w:sz w:val="19"/>
+                <w:szCs w:val="19"/>
+              </w:rPr>
+              <w:t xml:space="preserve">WARNING  </w:t>
+            </w:r>
+            <w:r>
+              <w:t xml:space="preserve">If PowerShell refuses with </w:t>
+            </w:r>
+            <w:r>
+              <w:rPr>
+                <w:i/>
+                <w:iCs/>
+              </w:rPr>
+              <w:t xml:space="preserve">running scripts is disabled on this system</w:t>
+            </w:r>
+            <w:r>
+              <w:t xml:space="preserve">, run PowerShell </w:t>
+            </w:r>
+            <w:r>
+              <w:rPr>
+                <w:b/>
+                <w:bCs/>
+              </w:rPr>
+              <w:t xml:space="preserve">as Administrator</w:t>
+            </w:r>
+            <w:r>
+              <w:t xml:space="preserve"> once and enter: </w:t>
+            </w:r>
+            <w:r>
+              <w:rPr>
+                <w:rFonts w:ascii="Consolas" w:cs="Consolas" w:eastAsia="Consolas" w:hAnsi="Consolas"/>
+                <w:color w:val="8250DF"/>
+                <w:sz w:val="19"/>
+                <w:szCs w:val="19"/>
+                <w:shd w:fill="F2EEFB" w:color="auto" w:val="clear"/>
+              </w:rPr>
+              <w:t xml:space="preserve">Set-ExecutionPolicy -Scope CurrentUser RemoteSigned</w:t>
+            </w:r>
+          </w:p>
+        </w:tc>
+      </w:tr>
+    </w:tbl>
+    <w:p>
+      <w:pPr>
+        <w:pStyle w:val="Heading1"/>
+        <w:keepNext/>
+        <w:pageBreakBefore/>
+      </w:pPr>
+      <w:r>
         <w:t xml:space="preserve">Updating from GitHub, and conflicts</w:t>
       </w:r>
     </w:p>
@@ -9125,24 +11540,115 @@
                 <w:bCs w:val="false"/>
                 <w:i w:val="false"/>
                 <w:iCs w:val="false"/>
-                <w:color w:val="116329"/>
-                <w:sz w:val="19"/>
-                <w:szCs w:val="19"/>
-              </w:rPr>
-              <w:t xml:space="preserve">.</w:t>
-            </w:r>
-            <w:r>
-              <w:rPr>
-                <w:rFonts w:ascii="Consolas" w:cs="Consolas" w:eastAsia="Consolas" w:hAnsi="Consolas"/>
-                <w:b w:val="false"/>
-                <w:bCs w:val="false"/>
-                <w:i w:val="false"/>
-                <w:iCs w:val="false"/>
-                <w:color w:val="1F2328"/>
-                <w:sz w:val="19"/>
-                <w:szCs w:val="19"/>
-              </w:rPr>
-              <w:t xml:space="preserve"> </w:t>
+                <w:color w:val="1F2328"/>
+                <w:sz w:val="19"/>
+                <w:szCs w:val="19"/>
+              </w:rPr>
+              <w:t xml:space="preserve">.;</w:t>
+            </w:r>
+            <w:r>
+              <w:rPr>
+                <w:rFonts w:ascii="Consolas" w:cs="Consolas" w:eastAsia="Consolas" w:hAnsi="Consolas"/>
+                <w:b w:val="false"/>
+                <w:bCs w:val="false"/>
+                <w:i w:val="false"/>
+                <w:iCs w:val="false"/>
+                <w:color w:val="1F2328"/>
+                <w:sz w:val="19"/>
+                <w:szCs w:val="19"/>
+              </w:rPr>
+              <w:t xml:space="preserve"> </w:t>
+            </w:r>
+            <w:r>
+              <w:rPr>
+                <w:rFonts w:ascii="Consolas" w:cs="Consolas" w:eastAsia="Consolas" w:hAnsi="Consolas"/>
+                <w:b w:val="false"/>
+                <w:bCs w:val="false"/>
+                <w:i w:val="false"/>
+                <w:iCs w:val="false"/>
+                <w:color w:val="1F2328"/>
+                <w:sz w:val="19"/>
+                <w:szCs w:val="19"/>
+              </w:rPr>
+              <w:t xml:space="preserve">git</w:t>
+            </w:r>
+            <w:r>
+              <w:rPr>
+                <w:rFonts w:ascii="Consolas" w:cs="Consolas" w:eastAsia="Consolas" w:hAnsi="Consolas"/>
+                <w:b w:val="false"/>
+                <w:bCs w:val="false"/>
+                <w:i w:val="false"/>
+                <w:iCs w:val="false"/>
+                <w:color w:val="1F2328"/>
+                <w:sz w:val="19"/>
+                <w:szCs w:val="19"/>
+              </w:rPr>
+              <w:t xml:space="preserve"> </w:t>
+            </w:r>
+            <w:r>
+              <w:rPr>
+                <w:rFonts w:ascii="Consolas" w:cs="Consolas" w:eastAsia="Consolas" w:hAnsi="Consolas"/>
+                <w:b w:val="false"/>
+                <w:bCs w:val="false"/>
+                <w:i w:val="false"/>
+                <w:iCs w:val="false"/>
+                <w:color w:val="1F2328"/>
+                <w:sz w:val="19"/>
+                <w:szCs w:val="19"/>
+              </w:rPr>
+              <w:t xml:space="preserve">commit</w:t>
+            </w:r>
+            <w:r>
+              <w:rPr>
+                <w:rFonts w:ascii="Consolas" w:cs="Consolas" w:eastAsia="Consolas" w:hAnsi="Consolas"/>
+                <w:b w:val="false"/>
+                <w:bCs w:val="false"/>
+                <w:i w:val="false"/>
+                <w:iCs w:val="false"/>
+                <w:color w:val="1F2328"/>
+                <w:sz w:val="19"/>
+                <w:szCs w:val="19"/>
+              </w:rPr>
+              <w:t xml:space="preserve"> </w:t>
+            </w:r>
+            <w:r>
+              <w:rPr>
+                <w:rFonts w:ascii="Consolas" w:cs="Consolas" w:eastAsia="Consolas" w:hAnsi="Consolas"/>
+                <w:b w:val="false"/>
+                <w:bCs w:val="false"/>
+                <w:i w:val="false"/>
+                <w:iCs w:val="false"/>
+                <w:color w:val="0550AE"/>
+                <w:sz w:val="19"/>
+                <w:szCs w:val="19"/>
+              </w:rPr>
+              <w:t xml:space="preserve">-m</w:t>
+            </w:r>
+            <w:r>
+              <w:rPr>
+                <w:rFonts w:ascii="Consolas" w:cs="Consolas" w:eastAsia="Consolas" w:hAnsi="Consolas"/>
+                <w:b w:val="false"/>
+                <w:bCs w:val="false"/>
+                <w:i w:val="false"/>
+                <w:iCs w:val="false"/>
+                <w:color w:val="1F2328"/>
+                <w:sz w:val="19"/>
+                <w:szCs w:val="19"/>
+              </w:rPr>
+              <w:t xml:space="preserve"> </w:t>
+            </w:r>
+            <w:r>
+              <w:rPr>
+                <w:rFonts w:ascii="Consolas" w:cs="Consolas" w:eastAsia="Consolas" w:hAnsi="Consolas"/>
+                <w:b w:val="false"/>
+                <w:bCs w:val="false"/>
+                <w:i w:val="false"/>
+                <w:iCs w:val="false"/>
+                <w:color w:val="0A3069"/>
+                <w:sz w:val="19"/>
+                <w:szCs w:val="19"/>
+              </w:rPr>
+              <w:t xml:space="preserve">"describe what I changed"</w:t>
             </w:r>
             <w:r>
               <w:rPr>
@@ -9155,137 +11661,7 @@
                 <w:sz w:val="19"/>
                 <w:szCs w:val="19"/>
               </w:rPr>
-              <w:t xml:space="preserve">&amp;&amp;</w:t>
-            </w:r>
-            <w:r>
-              <w:rPr>
-                <w:rFonts w:ascii="Consolas" w:cs="Consolas" w:eastAsia="Consolas" w:hAnsi="Consolas"/>
-                <w:b w:val="false"/>
-                <w:bCs w:val="false"/>
-                <w:i w:val="false"/>
-                <w:iCs w:val="false"/>
-                <w:color w:val="1F2328"/>
-                <w:sz w:val="19"/>
-                <w:szCs w:val="19"/>
-              </w:rPr>
-              <w:t xml:space="preserve"> </w:t>
-            </w:r>
-            <w:r>
-              <w:rPr>
-                <w:rFonts w:ascii="Consolas" w:cs="Consolas" w:eastAsia="Consolas" w:hAnsi="Consolas"/>
-                <w:b/>
-                <w:bCs/>
-                <w:i w:val="false"/>
-                <w:iCs w:val="false"/>
-                <w:color w:val="CF222E"/>
-                <w:sz w:val="19"/>
-                <w:szCs w:val="19"/>
-              </w:rPr>
-              <w:t xml:space="preserve">git</w:t>
-            </w:r>
-            <w:r>
-              <w:rPr>
-                <w:rFonts w:ascii="Consolas" w:cs="Consolas" w:eastAsia="Consolas" w:hAnsi="Consolas"/>
-                <w:b w:val="false"/>
-                <w:bCs w:val="false"/>
-                <w:i w:val="false"/>
-                <w:iCs w:val="false"/>
-                <w:color w:val="1F2328"/>
-                <w:sz w:val="19"/>
-                <w:szCs w:val="19"/>
-              </w:rPr>
-              <w:t xml:space="preserve"> </w:t>
-            </w:r>
-            <w:r>
-              <w:rPr>
-                <w:rFonts w:ascii="Consolas" w:cs="Consolas" w:eastAsia="Consolas" w:hAnsi="Consolas"/>
-                <w:b/>
-                <w:bCs/>
-                <w:i w:val="false"/>
-                <w:iCs w:val="false"/>
-                <w:color w:val="8250DF"/>
-                <w:sz w:val="19"/>
-                <w:szCs w:val="19"/>
-              </w:rPr>
-              <w:t xml:space="preserve">commit</w:t>
-            </w:r>
-            <w:r>
-              <w:rPr>
-                <w:rFonts w:ascii="Consolas" w:cs="Consolas" w:eastAsia="Consolas" w:hAnsi="Consolas"/>
-                <w:b w:val="false"/>
-                <w:bCs w:val="false"/>
-                <w:i w:val="false"/>
-                <w:iCs w:val="false"/>
-                <w:color w:val="1F2328"/>
-                <w:sz w:val="19"/>
-                <w:szCs w:val="19"/>
-              </w:rPr>
-              <w:t xml:space="preserve"> </w:t>
-            </w:r>
-            <w:r>
-              <w:rPr>
-                <w:rFonts w:ascii="Consolas" w:cs="Consolas" w:eastAsia="Consolas" w:hAnsi="Consolas"/>
-                <w:b w:val="false"/>
-                <w:bCs w:val="false"/>
-                <w:i w:val="false"/>
-                <w:iCs w:val="false"/>
-                <w:color w:val="0550AE"/>
-                <w:sz w:val="19"/>
-                <w:szCs w:val="19"/>
-              </w:rPr>
-              <w:t xml:space="preserve">-m</w:t>
-            </w:r>
-            <w:r>
-              <w:rPr>
-                <w:rFonts w:ascii="Consolas" w:cs="Consolas" w:eastAsia="Consolas" w:hAnsi="Consolas"/>
-                <w:b w:val="false"/>
-                <w:bCs w:val="false"/>
-                <w:i w:val="false"/>
-                <w:iCs w:val="false"/>
-                <w:color w:val="1F2328"/>
-                <w:sz w:val="19"/>
-                <w:szCs w:val="19"/>
-              </w:rPr>
-              <w:t xml:space="preserve"> </w:t>
-            </w:r>
-            <w:r>
-              <w:rPr>
-                <w:rFonts w:ascii="Consolas" w:cs="Consolas" w:eastAsia="Consolas" w:hAnsi="Consolas"/>
-                <w:b w:val="false"/>
-                <w:bCs w:val="false"/>
-                <w:i w:val="false"/>
-                <w:iCs w:val="false"/>
-                <w:color w:val="0A3069"/>
-                <w:sz w:val="19"/>
-                <w:szCs w:val="19"/>
-              </w:rPr>
-              <w:t xml:space="preserve">"describe what I changed"</w:t>
-            </w:r>
-            <w:r>
-              <w:rPr>
-                <w:rFonts w:ascii="Consolas" w:cs="Consolas" w:eastAsia="Consolas" w:hAnsi="Consolas"/>
-                <w:b w:val="false"/>
-                <w:bCs w:val="false"/>
-                <w:i w:val="false"/>
-                <w:iCs w:val="false"/>
-                <w:color w:val="1F2328"/>
-                <w:sz w:val="19"/>
-                <w:szCs w:val="19"/>
-              </w:rPr>
-              <w:t xml:space="preserve"> </w:t>
-            </w:r>
-            <w:r>
-              <w:rPr>
-                <w:rFonts w:ascii="Consolas" w:cs="Consolas" w:eastAsia="Consolas" w:hAnsi="Consolas"/>
-                <w:b/>
-                <w:bCs/>
-                <w:i w:val="false"/>
-                <w:iCs w:val="false"/>
-                <w:color w:val="CF222E"/>
-                <w:sz w:val="19"/>
-                <w:szCs w:val="19"/>
-              </w:rPr>
-              <w:t xml:space="preserve">&amp;&amp;</w:t>
+              <w:t xml:space="preserve">;</w:t>
             </w:r>
             <w:r>
               <w:rPr>
@@ -9605,55 +11981,29 @@
                 <w:sz w:val="19"/>
                 <w:szCs w:val="19"/>
               </w:rPr>
-              <w:t xml:space="preserve">pull</w:t>
-            </w:r>
-            <w:r>
-              <w:rPr>
-                <w:rFonts w:ascii="Consolas" w:cs="Consolas" w:eastAsia="Consolas" w:hAnsi="Consolas"/>
-                <w:b w:val="false"/>
-                <w:bCs w:val="false"/>
-                <w:i w:val="false"/>
-                <w:iCs w:val="false"/>
-                <w:color w:val="1F2328"/>
-                <w:sz w:val="19"/>
-                <w:szCs w:val="19"/>
-              </w:rPr>
-              <w:t xml:space="preserve"> </w:t>
-            </w:r>
-            <w:r>
-              <w:rPr>
-                <w:rFonts w:ascii="Consolas" w:cs="Consolas" w:eastAsia="Consolas" w:hAnsi="Consolas"/>
-                <w:b/>
-                <w:bCs/>
-                <w:i w:val="false"/>
-                <w:iCs w:val="false"/>
-                <w:color w:val="CF222E"/>
-                <w:sz w:val="19"/>
-                <w:szCs w:val="19"/>
-              </w:rPr>
-              <w:t xml:space="preserve">&amp;&amp;</w:t>
-            </w:r>
-            <w:r>
-              <w:rPr>
-                <w:rFonts w:ascii="Consolas" w:cs="Consolas" w:eastAsia="Consolas" w:hAnsi="Consolas"/>
-                <w:b w:val="false"/>
-                <w:bCs w:val="false"/>
-                <w:i w:val="false"/>
-                <w:iCs w:val="false"/>
-                <w:color w:val="1F2328"/>
-                <w:sz w:val="19"/>
-                <w:szCs w:val="19"/>
-              </w:rPr>
-              <w:t xml:space="preserve"> </w:t>
-            </w:r>
-            <w:r>
-              <w:rPr>
-                <w:rFonts w:ascii="Consolas" w:cs="Consolas" w:eastAsia="Consolas" w:hAnsi="Consolas"/>
-                <w:b/>
-                <w:bCs/>
-                <w:i w:val="false"/>
-                <w:iCs w:val="false"/>
-                <w:color w:val="CF222E"/>
+              <w:t xml:space="preserve">pull;</w:t>
+            </w:r>
+            <w:r>
+              <w:rPr>
+                <w:rFonts w:ascii="Consolas" w:cs="Consolas" w:eastAsia="Consolas" w:hAnsi="Consolas"/>
+                <w:b w:val="false"/>
+                <w:bCs w:val="false"/>
+                <w:i w:val="false"/>
+                <w:iCs w:val="false"/>
+                <w:color w:val="1F2328"/>
+                <w:sz w:val="19"/>
+                <w:szCs w:val="19"/>
+              </w:rPr>
+              <w:t xml:space="preserve"> </w:t>
+            </w:r>
+            <w:r>
+              <w:rPr>
+                <w:rFonts w:ascii="Consolas" w:cs="Consolas" w:eastAsia="Consolas" w:hAnsi="Consolas"/>
+                <w:b w:val="false"/>
+                <w:bCs w:val="false"/>
+                <w:i w:val="false"/>
+                <w:iCs w:val="false"/>
+                <w:color w:val="1F2328"/>
                 <w:sz w:val="19"/>
                 <w:szCs w:val="19"/>
               </w:rPr>
@@ -9675,11 +12025,11 @@
             <w:r>
               <w:rPr>
                 <w:rFonts w:ascii="Consolas" w:cs="Consolas" w:eastAsia="Consolas" w:hAnsi="Consolas"/>
-                <w:b/>
-                <w:bCs/>
-                <w:i w:val="false"/>
-                <w:iCs w:val="false"/>
-                <w:color w:val="8250DF"/>
+                <w:b w:val="false"/>
+                <w:bCs w:val="false"/>
+                <w:i w:val="false"/>
+                <w:iCs w:val="false"/>
+                <w:color w:val="1F2328"/>
                 <w:sz w:val="19"/>
                 <w:szCs w:val="19"/>
               </w:rPr>
@@ -11207,59 +13557,33 @@
                 <w:bCs w:val="false"/>
                 <w:i w:val="false"/>
                 <w:iCs w:val="false"/>
-                <w:color w:val="116329"/>
-                <w:sz w:val="19"/>
-                <w:szCs w:val="19"/>
-              </w:rPr>
-              <w:t xml:space="preserve">.</w:t>
-            </w:r>
-            <w:r>
-              <w:rPr>
-                <w:rFonts w:ascii="Consolas" w:cs="Consolas" w:eastAsia="Consolas" w:hAnsi="Consolas"/>
-                <w:b w:val="false"/>
-                <w:bCs w:val="false"/>
-                <w:i w:val="false"/>
-                <w:iCs w:val="false"/>
-                <w:color w:val="1F2328"/>
-                <w:sz w:val="19"/>
-                <w:szCs w:val="19"/>
-              </w:rPr>
-              <w:t xml:space="preserve"> </w:t>
-            </w:r>
-            <w:r>
-              <w:rPr>
-                <w:rFonts w:ascii="Consolas" w:cs="Consolas" w:eastAsia="Consolas" w:hAnsi="Consolas"/>
-                <w:b/>
-                <w:bCs/>
-                <w:i w:val="false"/>
-                <w:iCs w:val="false"/>
-                <w:color w:val="CF222E"/>
-                <w:sz w:val="19"/>
-                <w:szCs w:val="19"/>
-              </w:rPr>
-              <w:t xml:space="preserve">&amp;&amp;</w:t>
-            </w:r>
-            <w:r>
-              <w:rPr>
-                <w:rFonts w:ascii="Consolas" w:cs="Consolas" w:eastAsia="Consolas" w:hAnsi="Consolas"/>
-                <w:b w:val="false"/>
-                <w:bCs w:val="false"/>
-                <w:i w:val="false"/>
-                <w:iCs w:val="false"/>
-                <w:color w:val="1F2328"/>
-                <w:sz w:val="19"/>
-                <w:szCs w:val="19"/>
-              </w:rPr>
-              <w:t xml:space="preserve"> </w:t>
-            </w:r>
-            <w:r>
-              <w:rPr>
-                <w:rFonts w:ascii="Consolas" w:cs="Consolas" w:eastAsia="Consolas" w:hAnsi="Consolas"/>
-                <w:b/>
-                <w:bCs/>
-                <w:i w:val="false"/>
-                <w:iCs w:val="false"/>
-                <w:color w:val="CF222E"/>
+                <w:color w:val="1F2328"/>
+                <w:sz w:val="19"/>
+                <w:szCs w:val="19"/>
+              </w:rPr>
+              <w:t xml:space="preserve">.;</w:t>
+            </w:r>
+            <w:r>
+              <w:rPr>
+                <w:rFonts w:ascii="Consolas" w:cs="Consolas" w:eastAsia="Consolas" w:hAnsi="Consolas"/>
+                <w:b w:val="false"/>
+                <w:bCs w:val="false"/>
+                <w:i w:val="false"/>
+                <w:iCs w:val="false"/>
+                <w:color w:val="1F2328"/>
+                <w:sz w:val="19"/>
+                <w:szCs w:val="19"/>
+              </w:rPr>
+              <w:t xml:space="preserve"> </w:t>
+            </w:r>
+            <w:r>
+              <w:rPr>
+                <w:rFonts w:ascii="Consolas" w:cs="Consolas" w:eastAsia="Consolas" w:hAnsi="Consolas"/>
+                <w:b w:val="false"/>
+                <w:bCs w:val="false"/>
+                <w:i w:val="false"/>
+                <w:iCs w:val="false"/>
+                <w:color w:val="1F2328"/>
                 <w:sz w:val="19"/>
                 <w:szCs w:val="19"/>
               </w:rPr>
@@ -11281,11 +13605,11 @@
             <w:r>
               <w:rPr>
                 <w:rFonts w:ascii="Consolas" w:cs="Consolas" w:eastAsia="Consolas" w:hAnsi="Consolas"/>
-                <w:b/>
-                <w:bCs/>
-                <w:i w:val="false"/>
-                <w:iCs w:val="false"/>
-                <w:color w:val="8250DF"/>
+                <w:b w:val="false"/>
+                <w:bCs w:val="false"/>
+                <w:i w:val="false"/>
+                <w:iCs w:val="false"/>
+                <w:color w:val="1F2328"/>
                 <w:sz w:val="19"/>
                 <w:szCs w:val="19"/>
               </w:rPr>
@@ -12671,55 +14995,29 @@
                 <w:sz w:val="19"/>
                 <w:szCs w:val="19"/>
               </w:rPr>
-              <w:t xml:space="preserve">forgotten.txt</w:t>
-            </w:r>
-            <w:r>
-              <w:rPr>
-                <w:rFonts w:ascii="Consolas" w:cs="Consolas" w:eastAsia="Consolas" w:hAnsi="Consolas"/>
-                <w:b w:val="false"/>
-                <w:bCs w:val="false"/>
-                <w:i w:val="false"/>
-                <w:iCs w:val="false"/>
-                <w:color w:val="1F2328"/>
-                <w:sz w:val="19"/>
-                <w:szCs w:val="19"/>
-              </w:rPr>
-              <w:t xml:space="preserve"> </w:t>
-            </w:r>
-            <w:r>
-              <w:rPr>
-                <w:rFonts w:ascii="Consolas" w:cs="Consolas" w:eastAsia="Consolas" w:hAnsi="Consolas"/>
-                <w:b/>
-                <w:bCs/>
-                <w:i w:val="false"/>
-                <w:iCs w:val="false"/>
-                <w:color w:val="CF222E"/>
-                <w:sz w:val="19"/>
-                <w:szCs w:val="19"/>
-              </w:rPr>
-              <w:t xml:space="preserve">&amp;&amp;</w:t>
-            </w:r>
-            <w:r>
-              <w:rPr>
-                <w:rFonts w:ascii="Consolas" w:cs="Consolas" w:eastAsia="Consolas" w:hAnsi="Consolas"/>
-                <w:b w:val="false"/>
-                <w:bCs w:val="false"/>
-                <w:i w:val="false"/>
-                <w:iCs w:val="false"/>
-                <w:color w:val="1F2328"/>
-                <w:sz w:val="19"/>
-                <w:szCs w:val="19"/>
-              </w:rPr>
-              <w:t xml:space="preserve"> </w:t>
-            </w:r>
-            <w:r>
-              <w:rPr>
-                <w:rFonts w:ascii="Consolas" w:cs="Consolas" w:eastAsia="Consolas" w:hAnsi="Consolas"/>
-                <w:b/>
-                <w:bCs/>
-                <w:i w:val="false"/>
-                <w:iCs w:val="false"/>
-                <w:color w:val="CF222E"/>
+              <w:t xml:space="preserve">forgotten.txt;</w:t>
+            </w:r>
+            <w:r>
+              <w:rPr>
+                <w:rFonts w:ascii="Consolas" w:cs="Consolas" w:eastAsia="Consolas" w:hAnsi="Consolas"/>
+                <w:b w:val="false"/>
+                <w:bCs w:val="false"/>
+                <w:i w:val="false"/>
+                <w:iCs w:val="false"/>
+                <w:color w:val="1F2328"/>
+                <w:sz w:val="19"/>
+                <w:szCs w:val="19"/>
+              </w:rPr>
+              <w:t xml:space="preserve"> </w:t>
+            </w:r>
+            <w:r>
+              <w:rPr>
+                <w:rFonts w:ascii="Consolas" w:cs="Consolas" w:eastAsia="Consolas" w:hAnsi="Consolas"/>
+                <w:b w:val="false"/>
+                <w:bCs w:val="false"/>
+                <w:i w:val="false"/>
+                <w:iCs w:val="false"/>
+                <w:color w:val="1F2328"/>
                 <w:sz w:val="19"/>
                 <w:szCs w:val="19"/>
               </w:rPr>
@@ -12741,11 +15039,11 @@
             <w:r>
               <w:rPr>
                 <w:rFonts w:ascii="Consolas" w:cs="Consolas" w:eastAsia="Consolas" w:hAnsi="Consolas"/>
-                <w:b/>
-                <w:bCs/>
-                <w:i w:val="false"/>
-                <w:iCs w:val="false"/>
-                <w:color w:val="8250DF"/>
+                <w:b w:val="false"/>
+                <w:bCs w:val="false"/>
+                <w:i w:val="false"/>
+                <w:iCs w:val="false"/>
+                <w:color w:val="1F2328"/>
                 <w:sz w:val="19"/>
                 <w:szCs w:val="19"/>
               </w:rPr>
@@ -16432,8 +18730,8 @@
         </w:tblBorders>
       </w:tblPr>
       <w:tblGrid>
-        <w:gridCol w:w="2200"/>
-        <w:gridCol w:w="7880"/>
+        <w:gridCol w:w="2600"/>
+        <w:gridCol w:w="7480"/>
       </w:tblGrid>
       <w:tr>
         <w:trPr>
@@ -16441,7 +18739,7 @@
         </w:trPr>
         <w:tc>
           <w:tcPr>
-            <w:tcW w:type="dxa" w:w="2200"/>
+            <w:tcW w:type="dxa" w:w="2600"/>
             <w:shd w:fill="EDF2F7" w:color="auto" w:val="clear"/>
             <w:tcMar>
               <w:top w:type="dxa" w:w="80"/>
@@ -16461,13 +18759,13 @@
                 <w:sz w:val="19"/>
                 <w:szCs w:val="19"/>
               </w:rPr>
-              <w:t xml:space="preserve">Operator</w:t>
+              <w:t xml:space="preserve">Separator</w:t>
             </w:r>
           </w:p>
         </w:tc>
         <w:tc>
           <w:tcPr>
-            <w:tcW w:type="dxa" w:w="7880"/>
+            <w:tcW w:type="dxa" w:w="7480"/>
             <w:shd w:fill="EDF2F7" w:color="auto" w:val="clear"/>
             <w:tcMar>
               <w:top w:type="dxa" w:w="80"/>
@@ -16498,7 +18796,7 @@
         </w:trPr>
         <w:tc>
           <w:tcPr>
-            <w:tcW w:type="dxa" w:w="2200"/>
+            <w:tcW w:type="dxa" w:w="2600"/>
             <w:shd w:fill="FFFFFF" w:color="auto" w:val="clear"/>
             <w:tcMar>
               <w:top w:type="dxa" w:w="80"/>
@@ -16523,13 +18821,13 @@
                 <w:sz w:val="19"/>
                 <w:szCs w:val="19"/>
               </w:rPr>
-              <w:t xml:space="preserve">&amp;&amp;</w:t>
+              <w:t xml:space="preserve">;</w:t>
             </w:r>
           </w:p>
         </w:tc>
         <w:tc>
           <w:tcPr>
-            <w:tcW w:type="dxa" w:w="7880"/>
+            <w:tcW w:type="dxa" w:w="7480"/>
             <w:shd w:fill="FFFFFF" w:color="auto" w:val="clear"/>
             <w:tcMar>
               <w:top w:type="dxa" w:w="80"/>
@@ -16547,23 +18845,23 @@
                 <w:sz w:val="19"/>
                 <w:szCs w:val="19"/>
               </w:rPr>
-              <w:t xml:space="preserve">Run the next command </w:t>
-            </w:r>
-            <w:r>
-              <w:rPr>
-                <w:b/>
-                <w:bCs/>
-                <w:sz w:val="19"/>
-                <w:szCs w:val="19"/>
-              </w:rPr>
-              <w:t xml:space="preserve">only if</w:t>
-            </w:r>
-            <w:r>
-              <w:rPr>
-                <w:sz w:val="19"/>
-                <w:szCs w:val="19"/>
-              </w:rPr>
-              <w:t xml:space="preserve"> the previous one succeeded. PowerShell 7+ only.</w:t>
+              <w:t xml:space="preserve">Runs the next command </w:t>
+            </w:r>
+            <w:r>
+              <w:rPr>
+                <w:b/>
+                <w:bCs/>
+                <w:sz w:val="19"/>
+                <w:szCs w:val="19"/>
+              </w:rPr>
+              <w:t xml:space="preserve">whatever happened</w:t>
+            </w:r>
+            <w:r>
+              <w:rPr>
+                <w:sz w:val="19"/>
+                <w:szCs w:val="19"/>
+              </w:rPr>
+              <w:t xml:space="preserve"> to the one before it. Works in every version — this sheet uses it.</w:t>
             </w:r>
           </w:p>
         </w:tc>
@@ -16574,7 +18872,7 @@
         </w:trPr>
         <w:tc>
           <w:tcPr>
-            <w:tcW w:type="dxa" w:w="2200"/>
+            <w:tcW w:type="dxa" w:w="2600"/>
             <w:shd w:fill="FAFBFC" w:color="auto" w:val="clear"/>
             <w:tcMar>
               <w:top w:type="dxa" w:w="80"/>
@@ -16595,17 +18893,95 @@
                 <w:bCs/>
                 <w:i w:val="false"/>
                 <w:iCs w:val="false"/>
-                <w:color w:val="CF222E"/>
-                <w:sz w:val="19"/>
-                <w:szCs w:val="19"/>
-              </w:rPr>
-              <w:t xml:space="preserve">;</w:t>
+                <w:color w:val="8250DF"/>
+                <w:sz w:val="19"/>
+                <w:szCs w:val="19"/>
+              </w:rPr>
+              <w:t xml:space="preserve">if</w:t>
+            </w:r>
+            <w:r>
+              <w:rPr>
+                <w:rFonts w:ascii="Consolas" w:cs="Consolas" w:eastAsia="Consolas" w:hAnsi="Consolas"/>
+                <w:b w:val="false"/>
+                <w:bCs w:val="false"/>
+                <w:i w:val="false"/>
+                <w:iCs w:val="false"/>
+                <w:color w:val="1F2328"/>
+                <w:sz w:val="19"/>
+                <w:szCs w:val="19"/>
+              </w:rPr>
+              <w:t xml:space="preserve"> </w:t>
+            </w:r>
+            <w:r>
+              <w:rPr>
+                <w:rFonts w:ascii="Consolas" w:cs="Consolas" w:eastAsia="Consolas" w:hAnsi="Consolas"/>
+                <w:b w:val="false"/>
+                <w:bCs w:val="false"/>
+                <w:i w:val="false"/>
+                <w:iCs w:val="false"/>
+                <w:color w:val="1F2328"/>
+                <w:sz w:val="19"/>
+                <w:szCs w:val="19"/>
+              </w:rPr>
+              <w:t xml:space="preserve">($?)</w:t>
+            </w:r>
+            <w:r>
+              <w:rPr>
+                <w:rFonts w:ascii="Consolas" w:cs="Consolas" w:eastAsia="Consolas" w:hAnsi="Consolas"/>
+                <w:b w:val="false"/>
+                <w:bCs w:val="false"/>
+                <w:i w:val="false"/>
+                <w:iCs w:val="false"/>
+                <w:color w:val="1F2328"/>
+                <w:sz w:val="19"/>
+                <w:szCs w:val="19"/>
+              </w:rPr>
+              <w:t xml:space="preserve"> </w:t>
+            </w:r>
+            <w:r>
+              <w:rPr>
+                <w:rFonts w:ascii="Consolas" w:cs="Consolas" w:eastAsia="Consolas" w:hAnsi="Consolas"/>
+                <w:b w:val="false"/>
+                <w:bCs w:val="false"/>
+                <w:i w:val="false"/>
+                <w:iCs w:val="false"/>
+                <w:color w:val="1F2328"/>
+                <w:sz w:val="19"/>
+                <w:szCs w:val="19"/>
+              </w:rPr>
+              <w:t xml:space="preserve">{</w:t>
+            </w:r>
+            <w:r>
+              <w:rPr>
+                <w:rFonts w:ascii="Consolas" w:cs="Consolas" w:eastAsia="Consolas" w:hAnsi="Consolas"/>
+                <w:b w:val="false"/>
+                <w:bCs w:val="false"/>
+                <w:i w:val="false"/>
+                <w:iCs w:val="false"/>
+                <w:color w:val="1F2328"/>
+                <w:sz w:val="19"/>
+                <w:szCs w:val="19"/>
+              </w:rPr>
+              <w:t xml:space="preserve"> </w:t>
+            </w:r>
+            <w:r>
+              <w:rPr>
+                <w:rFonts w:ascii="Consolas" w:cs="Consolas" w:eastAsia="Consolas" w:hAnsi="Consolas"/>
+                <w:b w:val="false"/>
+                <w:bCs w:val="false"/>
+                <w:i w:val="false"/>
+                <w:iCs w:val="false"/>
+                <w:color w:val="1F2328"/>
+                <w:sz w:val="19"/>
+                <w:szCs w:val="19"/>
+              </w:rPr>
+              <w:t xml:space="preserve">}</w:t>
             </w:r>
           </w:p>
         </w:tc>
         <w:tc>
           <w:tcPr>
-            <w:tcW w:type="dxa" w:w="7880"/>
+            <w:tcW w:type="dxa" w:w="7480"/>
             <w:shd w:fill="FAFBFC" w:color="auto" w:val="clear"/>
             <w:tcMar>
               <w:top w:type="dxa" w:w="80"/>
@@ -16623,23 +18999,132 @@
                 <w:sz w:val="19"/>
                 <w:szCs w:val="19"/>
               </w:rPr>
-              <w:t xml:space="preserve">Run the next command </w:t>
-            </w:r>
-            <w:r>
-              <w:rPr>
-                <w:b/>
-                <w:bCs/>
-                <w:sz w:val="19"/>
-                <w:szCs w:val="19"/>
-              </w:rPr>
-              <w:t xml:space="preserve">regardless</w:t>
-            </w:r>
-            <w:r>
-              <w:rPr>
-                <w:sz w:val="19"/>
-                <w:szCs w:val="19"/>
-              </w:rPr>
-              <w:t xml:space="preserve"> of whether the previous one failed. Works everywhere.</w:t>
+              <w:t xml:space="preserve">Runs the next command </w:t>
+            </w:r>
+            <w:r>
+              <w:rPr>
+                <w:b/>
+                <w:bCs/>
+                <w:sz w:val="19"/>
+                <w:szCs w:val="19"/>
+              </w:rPr>
+              <w:t xml:space="preserve">only if</w:t>
+            </w:r>
+            <w:r>
+              <w:rPr>
+                <w:sz w:val="19"/>
+                <w:szCs w:val="19"/>
+              </w:rPr>
+              <w:t xml:space="preserve"> the last one succeeded. Works in every version. </w:t>
+            </w:r>
+            <w:r>
+              <w:rPr>
+                <w:rFonts w:ascii="Consolas" w:cs="Consolas" w:eastAsia="Consolas" w:hAnsi="Consolas"/>
+                <w:color w:val="8250DF"/>
+                <w:sz w:val="19"/>
+                <w:szCs w:val="19"/>
+                <w:shd w:fill="F2EEFB" w:color="auto" w:val="clear"/>
+              </w:rPr>
+              <w:t xml:space="preserve">$?</w:t>
+            </w:r>
+            <w:r>
+              <w:rPr>
+                <w:sz w:val="19"/>
+                <w:szCs w:val="19"/>
+              </w:rPr>
+              <w:t xml:space="preserve"> is "did that work?"</w:t>
+            </w:r>
+          </w:p>
+        </w:tc>
+      </w:tr>
+      <w:tr>
+        <w:trPr>
+          <w:tblHeader w:val="false"/>
+        </w:trPr>
+        <w:tc>
+          <w:tcPr>
+            <w:tcW w:type="dxa" w:w="2600"/>
+            <w:shd w:fill="FFFFFF" w:color="auto" w:val="clear"/>
+            <w:tcMar>
+              <w:top w:type="dxa" w:w="80"/>
+              <w:left w:type="dxa" w:w="120"/>
+              <w:bottom w:type="dxa" w:w="80"/>
+              <w:right w:type="dxa" w:w="120"/>
+            </w:tcMar>
+          </w:tcPr>
+          <w:p>
+            <w:pPr>
+              <w:keepLines/>
+              <w:spacing w:after="0" w:before="0"/>
+            </w:pPr>
+            <w:r>
+              <w:rPr>
+                <w:rFonts w:ascii="Consolas" w:cs="Consolas" w:eastAsia="Consolas" w:hAnsi="Consolas"/>
+                <w:b/>
+                <w:bCs/>
+                <w:i w:val="false"/>
+                <w:iCs w:val="false"/>
+                <w:color w:val="CF222E"/>
+                <w:sz w:val="19"/>
+                <w:szCs w:val="19"/>
+              </w:rPr>
+              <w:t xml:space="preserve">&amp;&amp;</w:t>
+            </w:r>
+          </w:p>
+        </w:tc>
+        <w:tc>
+          <w:tcPr>
+            <w:tcW w:type="dxa" w:w="7480"/>
+            <w:shd w:fill="FFFFFF" w:color="auto" w:val="clear"/>
+            <w:tcMar>
+              <w:top w:type="dxa" w:w="80"/>
+              <w:left w:type="dxa" w:w="120"/>
+              <w:bottom w:type="dxa" w:w="80"/>
+              <w:right w:type="dxa" w:w="120"/>
+            </w:tcMar>
+          </w:tcPr>
+          <w:p>
+            <w:pPr>
+              <w:spacing w:after="0" w:before="0"/>
+            </w:pPr>
+            <w:r>
+              <w:rPr>
+                <w:sz w:val="19"/>
+                <w:szCs w:val="19"/>
+              </w:rPr>
+              <w:t xml:space="preserve">"Only if it worked", short form. </w:t>
+            </w:r>
+            <w:r>
+              <w:rPr>
+                <w:b/>
+                <w:bCs/>
+                <w:sz w:val="19"/>
+                <w:szCs w:val="19"/>
+              </w:rPr>
+              <w:t xml:space="preserve">PowerShell 7 and later only.</w:t>
+            </w:r>
+            <w:r>
+              <w:rPr>
+                <w:sz w:val="19"/>
+                <w:szCs w:val="19"/>
+              </w:rPr>
+              <w:t xml:space="preserve"> Windows PowerShell 5.1 rejects it with </w:t>
+            </w:r>
+            <w:r>
+              <w:rPr>
+                <w:i/>
+                <w:iCs/>
+                <w:sz w:val="19"/>
+                <w:szCs w:val="19"/>
+              </w:rPr>
+              <w:t xml:space="preserve">the token '&amp;&amp;' is not a valid statement separator in this version</w:t>
+            </w:r>
+            <w:r>
+              <w:rPr>
+                <w:sz w:val="19"/>
+                <w:szCs w:val="19"/>
+              </w:rPr>
+              <w:t xml:space="preserve">.</w:t>
             </w:r>
           </w:p>
         </w:tc>
@@ -16650,7 +19135,77 @@
         <w:spacing w:after="80" w:before="80"/>
       </w:pPr>
       <w:r>
-        <w:t xml:space="preserve">Check your version with </w:t>
+        <w:t xml:space="preserve">Find out which one you are running:</w:t>
+      </w:r>
+    </w:p>
+    <w:tbl>
+      <w:tblPr>
+        <w:tblW w:type="dxa" w:w="10080"/>
+        <w:tblBorders>
+          <w:top w:val="single" w:color="D0D7DE" w:sz="4"/>
+          <w:left w:val="single" w:color="D0D7DE" w:sz="4"/>
+          <w:bottom w:val="single" w:color="D0D7DE" w:sz="4"/>
+          <w:right w:val="single" w:color="D0D7DE" w:sz="4"/>
+          <w:insideH w:val="none" w:color="D0D7DE" w:sz="0"/>
+          <w:insideV w:val="none" w:color="D0D7DE" w:sz="0"/>
+        </w:tblBorders>
+      </w:tblPr>
+      <w:tblGrid>
+        <w:gridCol w:w="10080"/>
+      </w:tblGrid>
+      <w:tr>
+        <w:trPr>
+          <w:cantSplit/>
+        </w:trPr>
+        <w:tc>
+          <w:tcPr>
+            <w:tcW w:type="dxa" w:w="10080"/>
+            <w:shd w:fill="F6F8FA" w:color="auto" w:val="clear"/>
+            <w:tcMar>
+              <w:top w:type="dxa" w:w="110"/>
+              <w:left w:type="dxa" w:w="150"/>
+              <w:bottom w:type="dxa" w:w="110"/>
+              <w:right w:type="dxa" w:w="150"/>
+            </w:tcMar>
+          </w:tcPr>
+          <w:p>
+            <w:pPr>
+              <w:keepLines/>
+              <w:spacing w:after="20" w:before="20" w:line="264"/>
+            </w:pPr>
+            <w:r>
+              <w:rPr>
+                <w:rFonts w:ascii="Consolas" w:cs="Consolas" w:eastAsia="Consolas" w:hAnsi="Consolas"/>
+                <w:b w:val="false"/>
+                <w:bCs w:val="false"/>
+                <w:i w:val="false"/>
+                <w:iCs w:val="false"/>
+                <w:color w:val="0F6E7A"/>
+                <w:sz w:val="19"/>
+                <w:szCs w:val="19"/>
+              </w:rPr>
+              <w:t xml:space="preserve">$PSVersionTable.PSVersion</w:t>
+            </w:r>
+          </w:p>
+        </w:tc>
+      </w:tr>
+    </w:tbl>
+    <w:p>
+      <w:pPr>
+        <w:spacing w:after="80" w:before="80"/>
+      </w:pPr>
+      <w:r>
+        <w:t xml:space="preserve">A </w:t>
+      </w:r>
+      <w:r>
+        <w:rPr>
+          <w:b/>
+          <w:bCs/>
+        </w:rPr>
+        <w:t xml:space="preserve">5</w:t>
+      </w:r>
+      <w:r>
+        <w:t xml:space="preserve"> in the Major column means Windows PowerShell 5.1 — the version that ships with Windows, and the one VS Code usually opens by default. Everything in this sheet works there. If you want </w:t>
       </w:r>
       <w:r>
         <w:rPr>
@@ -16660,38 +19215,245 @@
           <w:szCs w:val="19"/>
           <w:shd w:fill="F2EEFB" w:color="auto" w:val="clear"/>
         </w:rPr>
-        <w:t xml:space="preserve">$PSVersionTable.PSVersion</w:t>
+        <w:t xml:space="preserve">&amp;&amp;</w:t>
       </w:r>
       <w:r>
-        <w:t xml:space="preserve">. If it starts with 5, use </w:t>
-      </w:r>
-      <w:r>
-        <w:rPr>
-          <w:rFonts w:ascii="Consolas" w:cs="Consolas" w:eastAsia="Consolas" w:hAnsi="Consolas"/>
-          <w:color w:val="8250DF"/>
-          <w:sz w:val="19"/>
-          <w:szCs w:val="19"/>
-          <w:shd w:fill="F2EEFB" w:color="auto" w:val="clear"/>
-        </w:rPr>
-        <w:t xml:space="preserve">;</w:t>
-      </w:r>
-      <w:r>
-        <w:t xml:space="preserve"> — or install PowerShell 7 with </w:t>
-      </w:r>
-      <w:r>
-        <w:rPr>
-          <w:rFonts w:ascii="Consolas" w:cs="Consolas" w:eastAsia="Consolas" w:hAnsi="Consolas"/>
-          <w:color w:val="8250DF"/>
-          <w:sz w:val="19"/>
-          <w:szCs w:val="19"/>
-          <w:shd w:fill="F2EEFB" w:color="auto" w:val="clear"/>
-        </w:rPr>
-        <w:t xml:space="preserve">winget install --id Microsoft.PowerShell -e</w:t>
-      </w:r>
-      <w:r>
-        <w:t xml:space="preserve">.</w:t>
+        <w:t xml:space="preserve"> and a much better terminal, PowerShell 7 installs alongside it without replacing it:</w:t>
       </w:r>
     </w:p>
+    <w:tbl>
+      <w:tblPr>
+        <w:tblW w:type="dxa" w:w="10080"/>
+        <w:tblBorders>
+          <w:top w:val="single" w:color="D0D7DE" w:sz="4"/>
+          <w:left w:val="single" w:color="D0D7DE" w:sz="4"/>
+          <w:bottom w:val="single" w:color="D0D7DE" w:sz="4"/>
+          <w:right w:val="single" w:color="D0D7DE" w:sz="4"/>
+          <w:insideH w:val="none" w:color="D0D7DE" w:sz="0"/>
+          <w:insideV w:val="none" w:color="D0D7DE" w:sz="0"/>
+        </w:tblBorders>
+      </w:tblPr>
+      <w:tblGrid>
+        <w:gridCol w:w="10080"/>
+      </w:tblGrid>
+      <w:tr>
+        <w:trPr>
+          <w:cantSplit/>
+        </w:trPr>
+        <w:tc>
+          <w:tcPr>
+            <w:tcW w:type="dxa" w:w="10080"/>
+            <w:shd w:fill="F6F8FA" w:color="auto" w:val="clear"/>
+            <w:tcMar>
+              <w:top w:type="dxa" w:w="110"/>
+              <w:left w:type="dxa" w:w="150"/>
+              <w:bottom w:type="dxa" w:w="110"/>
+              <w:right w:type="dxa" w:w="150"/>
+            </w:tcMar>
+          </w:tcPr>
+          <w:p>
+            <w:pPr>
+              <w:keepLines/>
+              <w:spacing w:after="20" w:before="20" w:line="264"/>
+            </w:pPr>
+            <w:r>
+              <w:rPr>
+                <w:rFonts w:ascii="Consolas" w:cs="Consolas" w:eastAsia="Consolas" w:hAnsi="Consolas"/>
+                <w:b/>
+                <w:bCs/>
+                <w:i w:val="false"/>
+                <w:iCs w:val="false"/>
+                <w:color w:val="CF222E"/>
+                <w:sz w:val="19"/>
+                <w:szCs w:val="19"/>
+              </w:rPr>
+              <w:t xml:space="preserve">winget</w:t>
+            </w:r>
+            <w:r>
+              <w:rPr>
+                <w:rFonts w:ascii="Consolas" w:cs="Consolas" w:eastAsia="Consolas" w:hAnsi="Consolas"/>
+                <w:b w:val="false"/>
+                <w:bCs w:val="false"/>
+                <w:i w:val="false"/>
+                <w:iCs w:val="false"/>
+                <w:color w:val="1F2328"/>
+                <w:sz w:val="19"/>
+                <w:szCs w:val="19"/>
+              </w:rPr>
+              <w:t xml:space="preserve"> </w:t>
+            </w:r>
+            <w:r>
+              <w:rPr>
+                <w:rFonts w:ascii="Consolas" w:cs="Consolas" w:eastAsia="Consolas" w:hAnsi="Consolas"/>
+                <w:b w:val="false"/>
+                <w:bCs w:val="false"/>
+                <w:i w:val="false"/>
+                <w:iCs w:val="false"/>
+                <w:color w:val="1F2328"/>
+                <w:sz w:val="19"/>
+                <w:szCs w:val="19"/>
+              </w:rPr>
+              <w:t xml:space="preserve">install</w:t>
+            </w:r>
+            <w:r>
+              <w:rPr>
+                <w:rFonts w:ascii="Consolas" w:cs="Consolas" w:eastAsia="Consolas" w:hAnsi="Consolas"/>
+                <w:b w:val="false"/>
+                <w:bCs w:val="false"/>
+                <w:i w:val="false"/>
+                <w:iCs w:val="false"/>
+                <w:color w:val="1F2328"/>
+                <w:sz w:val="19"/>
+                <w:szCs w:val="19"/>
+              </w:rPr>
+              <w:t xml:space="preserve"> </w:t>
+            </w:r>
+            <w:r>
+              <w:rPr>
+                <w:rFonts w:ascii="Consolas" w:cs="Consolas" w:eastAsia="Consolas" w:hAnsi="Consolas"/>
+                <w:b w:val="false"/>
+                <w:bCs w:val="false"/>
+                <w:i w:val="false"/>
+                <w:iCs w:val="false"/>
+                <w:color w:val="0550AE"/>
+                <w:sz w:val="19"/>
+                <w:szCs w:val="19"/>
+              </w:rPr>
+              <w:t xml:space="preserve">--id</w:t>
+            </w:r>
+            <w:r>
+              <w:rPr>
+                <w:rFonts w:ascii="Consolas" w:cs="Consolas" w:eastAsia="Consolas" w:hAnsi="Consolas"/>
+                <w:b w:val="false"/>
+                <w:bCs w:val="false"/>
+                <w:i w:val="false"/>
+                <w:iCs w:val="false"/>
+                <w:color w:val="1F2328"/>
+                <w:sz w:val="19"/>
+                <w:szCs w:val="19"/>
+              </w:rPr>
+              <w:t xml:space="preserve"> </w:t>
+            </w:r>
+            <w:r>
+              <w:rPr>
+                <w:rFonts w:ascii="Consolas" w:cs="Consolas" w:eastAsia="Consolas" w:hAnsi="Consolas"/>
+                <w:b w:val="false"/>
+                <w:bCs w:val="false"/>
+                <w:i w:val="false"/>
+                <w:iCs w:val="false"/>
+                <w:color w:val="1F2328"/>
+                <w:sz w:val="19"/>
+                <w:szCs w:val="19"/>
+              </w:rPr>
+              <w:t xml:space="preserve">Microsoft.PowerShell</w:t>
+            </w:r>
+            <w:r>
+              <w:rPr>
+                <w:rFonts w:ascii="Consolas" w:cs="Consolas" w:eastAsia="Consolas" w:hAnsi="Consolas"/>
+                <w:b w:val="false"/>
+                <w:bCs w:val="false"/>
+                <w:i w:val="false"/>
+                <w:iCs w:val="false"/>
+                <w:color w:val="1F2328"/>
+                <w:sz w:val="19"/>
+                <w:szCs w:val="19"/>
+              </w:rPr>
+              <w:t xml:space="preserve"> </w:t>
+            </w:r>
+            <w:r>
+              <w:rPr>
+                <w:rFonts w:ascii="Consolas" w:cs="Consolas" w:eastAsia="Consolas" w:hAnsi="Consolas"/>
+                <w:b w:val="false"/>
+                <w:bCs w:val="false"/>
+                <w:i w:val="false"/>
+                <w:iCs w:val="false"/>
+                <w:color w:val="0550AE"/>
+                <w:sz w:val="19"/>
+                <w:szCs w:val="19"/>
+              </w:rPr>
+              <w:t xml:space="preserve">-e</w:t>
+            </w:r>
+          </w:p>
+        </w:tc>
+      </w:tr>
+    </w:tbl>
+    <w:p>
+      <w:pPr>
+        <w:spacing w:after="0" w:before="0"/>
+      </w:pPr>
+    </w:p>
+    <w:tbl>
+      <w:tblPr>
+        <w:tblW w:type="dxa" w:w="10080"/>
+        <w:tblBorders>
+          <w:top w:val="none" w:color="auto" w:sz="0"/>
+          <w:left w:val="single" w:color="1A7F37" w:sz="24"/>
+          <w:bottom w:val="none" w:color="auto" w:sz="0"/>
+          <w:right w:val="none" w:color="auto" w:sz="0"/>
+          <w:insideH w:val="none" w:color="auto" w:sz="0"/>
+          <w:insideV w:val="none" w:color="auto" w:sz="0"/>
+        </w:tblBorders>
+      </w:tblPr>
+      <w:tblGrid>
+        <w:gridCol w:w="10080"/>
+      </w:tblGrid>
+      <w:tr>
+        <w:trPr>
+          <w:cantSplit/>
+        </w:trPr>
+        <w:tc>
+          <w:tcPr>
+            <w:tcW w:type="dxa" w:w="10080"/>
+            <w:shd w:fill="F1FAF3" w:color="auto" w:val="clear"/>
+            <w:tcMar>
+              <w:top w:type="dxa" w:w="110"/>
+              <w:left w:type="dxa" w:w="150"/>
+              <w:bottom w:type="dxa" w:w="110"/>
+              <w:right w:type="dxa" w:w="150"/>
+            </w:tcMar>
+          </w:tcPr>
+          <w:p>
+            <w:pPr>
+              <w:spacing w:after="0" w:before="0"/>
+            </w:pPr>
+            <w:r>
+              <w:rPr>
+                <w:rFonts w:ascii="Segoe UI" w:cs="Segoe UI" w:eastAsia="Segoe UI" w:hAnsi="Segoe UI"/>
+                <w:b/>
+                <w:bCs/>
+                <w:color w:val="1A7F37"/>
+                <w:sz w:val="19"/>
+                <w:szCs w:val="19"/>
+              </w:rPr>
+              <w:t xml:space="preserve">TIP  </w:t>
+            </w:r>
+            <w:r>
+              <w:t xml:space="preserve">In VS Code, pick which one new terminals use: </w:t>
+            </w:r>
+            <w:r>
+              <w:rPr>
+                <w:b/>
+                <w:bCs/>
+              </w:rPr>
+              <w:t xml:space="preserve">Ctrl+Shift+P</w:t>
+            </w:r>
+            <w:r>
+              <w:t xml:space="preserve"> ▸ </w:t>
+            </w:r>
+            <w:r>
+              <w:rPr>
+                <w:i/>
+                <w:iCs/>
+              </w:rPr>
+              <w:t xml:space="preserve">Terminal: Select Default Profile</w:t>
+            </w:r>
+            <w:r>
+              <w:t xml:space="preserve">.</w:t>
+            </w:r>
+          </w:p>
+        </w:tc>
+      </w:tr>
+    </w:tbl>
     <w:p>
       <w:pPr>
         <w:pStyle w:val="Heading2"/>
@@ -22559,24 +25321,115 @@
                 <w:bCs w:val="false"/>
                 <w:i w:val="false"/>
                 <w:iCs w:val="false"/>
-                <w:color w:val="116329"/>
-                <w:sz w:val="19"/>
-                <w:szCs w:val="19"/>
-              </w:rPr>
-              <w:t xml:space="preserve">.</w:t>
-            </w:r>
-            <w:r>
-              <w:rPr>
-                <w:rFonts w:ascii="Consolas" w:cs="Consolas" w:eastAsia="Consolas" w:hAnsi="Consolas"/>
-                <w:b w:val="false"/>
-                <w:bCs w:val="false"/>
-                <w:i w:val="false"/>
-                <w:iCs w:val="false"/>
-                <w:color w:val="1F2328"/>
-                <w:sz w:val="19"/>
-                <w:szCs w:val="19"/>
-              </w:rPr>
-              <w:t xml:space="preserve"> </w:t>
+                <w:color w:val="1F2328"/>
+                <w:sz w:val="19"/>
+                <w:szCs w:val="19"/>
+              </w:rPr>
+              <w:t xml:space="preserve">.;</w:t>
+            </w:r>
+            <w:r>
+              <w:rPr>
+                <w:rFonts w:ascii="Consolas" w:cs="Consolas" w:eastAsia="Consolas" w:hAnsi="Consolas"/>
+                <w:b w:val="false"/>
+                <w:bCs w:val="false"/>
+                <w:i w:val="false"/>
+                <w:iCs w:val="false"/>
+                <w:color w:val="1F2328"/>
+                <w:sz w:val="19"/>
+                <w:szCs w:val="19"/>
+              </w:rPr>
+              <w:t xml:space="preserve"> </w:t>
+            </w:r>
+            <w:r>
+              <w:rPr>
+                <w:rFonts w:ascii="Consolas" w:cs="Consolas" w:eastAsia="Consolas" w:hAnsi="Consolas"/>
+                <w:b w:val="false"/>
+                <w:bCs w:val="false"/>
+                <w:i w:val="false"/>
+                <w:iCs w:val="false"/>
+                <w:color w:val="1F2328"/>
+                <w:sz w:val="19"/>
+                <w:szCs w:val="19"/>
+              </w:rPr>
+              <w:t xml:space="preserve">git</w:t>
+            </w:r>
+            <w:r>
+              <w:rPr>
+                <w:rFonts w:ascii="Consolas" w:cs="Consolas" w:eastAsia="Consolas" w:hAnsi="Consolas"/>
+                <w:b w:val="false"/>
+                <w:bCs w:val="false"/>
+                <w:i w:val="false"/>
+                <w:iCs w:val="false"/>
+                <w:color w:val="1F2328"/>
+                <w:sz w:val="19"/>
+                <w:szCs w:val="19"/>
+              </w:rPr>
+              <w:t xml:space="preserve"> </w:t>
+            </w:r>
+            <w:r>
+              <w:rPr>
+                <w:rFonts w:ascii="Consolas" w:cs="Consolas" w:eastAsia="Consolas" w:hAnsi="Consolas"/>
+                <w:b w:val="false"/>
+                <w:bCs w:val="false"/>
+                <w:i w:val="false"/>
+                <w:iCs w:val="false"/>
+                <w:color w:val="1F2328"/>
+                <w:sz w:val="19"/>
+                <w:szCs w:val="19"/>
+              </w:rPr>
+              <w:t xml:space="preserve">commit</w:t>
+            </w:r>
+            <w:r>
+              <w:rPr>
+                <w:rFonts w:ascii="Consolas" w:cs="Consolas" w:eastAsia="Consolas" w:hAnsi="Consolas"/>
+                <w:b w:val="false"/>
+                <w:bCs w:val="false"/>
+                <w:i w:val="false"/>
+                <w:iCs w:val="false"/>
+                <w:color w:val="1F2328"/>
+                <w:sz w:val="19"/>
+                <w:szCs w:val="19"/>
+              </w:rPr>
+              <w:t xml:space="preserve"> </w:t>
+            </w:r>
+            <w:r>
+              <w:rPr>
+                <w:rFonts w:ascii="Consolas" w:cs="Consolas" w:eastAsia="Consolas" w:hAnsi="Consolas"/>
+                <w:b w:val="false"/>
+                <w:bCs w:val="false"/>
+                <w:i w:val="false"/>
+                <w:iCs w:val="false"/>
+                <w:color w:val="0550AE"/>
+                <w:sz w:val="19"/>
+                <w:szCs w:val="19"/>
+              </w:rPr>
+              <w:t xml:space="preserve">-m</w:t>
+            </w:r>
+            <w:r>
+              <w:rPr>
+                <w:rFonts w:ascii="Consolas" w:cs="Consolas" w:eastAsia="Consolas" w:hAnsi="Consolas"/>
+                <w:b w:val="false"/>
+                <w:bCs w:val="false"/>
+                <w:i w:val="false"/>
+                <w:iCs w:val="false"/>
+                <w:color w:val="1F2328"/>
+                <w:sz w:val="19"/>
+                <w:szCs w:val="19"/>
+              </w:rPr>
+              <w:t xml:space="preserve"> </w:t>
+            </w:r>
+            <w:r>
+              <w:rPr>
+                <w:rFonts w:ascii="Consolas" w:cs="Consolas" w:eastAsia="Consolas" w:hAnsi="Consolas"/>
+                <w:b w:val="false"/>
+                <w:bCs w:val="false"/>
+                <w:i w:val="false"/>
+                <w:iCs w:val="false"/>
+                <w:color w:val="0A3069"/>
+                <w:sz w:val="19"/>
+                <w:szCs w:val="19"/>
+              </w:rPr>
+              <w:t xml:space="preserve">"what I changed"</w:t>
             </w:r>
             <w:r>
               <w:rPr>
@@ -22589,137 +25442,7 @@
                 <w:sz w:val="19"/>
                 <w:szCs w:val="19"/>
               </w:rPr>
-              <w:t xml:space="preserve">&amp;&amp;</w:t>
-            </w:r>
-            <w:r>
-              <w:rPr>
-                <w:rFonts w:ascii="Consolas" w:cs="Consolas" w:eastAsia="Consolas" w:hAnsi="Consolas"/>
-                <w:b w:val="false"/>
-                <w:bCs w:val="false"/>
-                <w:i w:val="false"/>
-                <w:iCs w:val="false"/>
-                <w:color w:val="1F2328"/>
-                <w:sz w:val="19"/>
-                <w:szCs w:val="19"/>
-              </w:rPr>
-              <w:t xml:space="preserve"> </w:t>
-            </w:r>
-            <w:r>
-              <w:rPr>
-                <w:rFonts w:ascii="Consolas" w:cs="Consolas" w:eastAsia="Consolas" w:hAnsi="Consolas"/>
-                <w:b/>
-                <w:bCs/>
-                <w:i w:val="false"/>
-                <w:iCs w:val="false"/>
-                <w:color w:val="CF222E"/>
-                <w:sz w:val="19"/>
-                <w:szCs w:val="19"/>
-              </w:rPr>
-              <w:t xml:space="preserve">git</w:t>
-            </w:r>
-            <w:r>
-              <w:rPr>
-                <w:rFonts w:ascii="Consolas" w:cs="Consolas" w:eastAsia="Consolas" w:hAnsi="Consolas"/>
-                <w:b w:val="false"/>
-                <w:bCs w:val="false"/>
-                <w:i w:val="false"/>
-                <w:iCs w:val="false"/>
-                <w:color w:val="1F2328"/>
-                <w:sz w:val="19"/>
-                <w:szCs w:val="19"/>
-              </w:rPr>
-              <w:t xml:space="preserve"> </w:t>
-            </w:r>
-            <w:r>
-              <w:rPr>
-                <w:rFonts w:ascii="Consolas" w:cs="Consolas" w:eastAsia="Consolas" w:hAnsi="Consolas"/>
-                <w:b/>
-                <w:bCs/>
-                <w:i w:val="false"/>
-                <w:iCs w:val="false"/>
-                <w:color w:val="8250DF"/>
-                <w:sz w:val="19"/>
-                <w:szCs w:val="19"/>
-              </w:rPr>
-              <w:t xml:space="preserve">commit</w:t>
-            </w:r>
-            <w:r>
-              <w:rPr>
-                <w:rFonts w:ascii="Consolas" w:cs="Consolas" w:eastAsia="Consolas" w:hAnsi="Consolas"/>
-                <w:b w:val="false"/>
-                <w:bCs w:val="false"/>
-                <w:i w:val="false"/>
-                <w:iCs w:val="false"/>
-                <w:color w:val="1F2328"/>
-                <w:sz w:val="19"/>
-                <w:szCs w:val="19"/>
-              </w:rPr>
-              <w:t xml:space="preserve"> </w:t>
-            </w:r>
-            <w:r>
-              <w:rPr>
-                <w:rFonts w:ascii="Consolas" w:cs="Consolas" w:eastAsia="Consolas" w:hAnsi="Consolas"/>
-                <w:b w:val="false"/>
-                <w:bCs w:val="false"/>
-                <w:i w:val="false"/>
-                <w:iCs w:val="false"/>
-                <w:color w:val="0550AE"/>
-                <w:sz w:val="19"/>
-                <w:szCs w:val="19"/>
-              </w:rPr>
-              <w:t xml:space="preserve">-m</w:t>
-            </w:r>
-            <w:r>
-              <w:rPr>
-                <w:rFonts w:ascii="Consolas" w:cs="Consolas" w:eastAsia="Consolas" w:hAnsi="Consolas"/>
-                <w:b w:val="false"/>
-                <w:bCs w:val="false"/>
-                <w:i w:val="false"/>
-                <w:iCs w:val="false"/>
-                <w:color w:val="1F2328"/>
-                <w:sz w:val="19"/>
-                <w:szCs w:val="19"/>
-              </w:rPr>
-              <w:t xml:space="preserve"> </w:t>
-            </w:r>
-            <w:r>
-              <w:rPr>
-                <w:rFonts w:ascii="Consolas" w:cs="Consolas" w:eastAsia="Consolas" w:hAnsi="Consolas"/>
-                <w:b w:val="false"/>
-                <w:bCs w:val="false"/>
-                <w:i w:val="false"/>
-                <w:iCs w:val="false"/>
-                <w:color w:val="0A3069"/>
-                <w:sz w:val="19"/>
-                <w:szCs w:val="19"/>
-              </w:rPr>
-              <w:t xml:space="preserve">"what I changed"</w:t>
-            </w:r>
-            <w:r>
-              <w:rPr>
-                <w:rFonts w:ascii="Consolas" w:cs="Consolas" w:eastAsia="Consolas" w:hAnsi="Consolas"/>
-                <w:b w:val="false"/>
-                <w:bCs w:val="false"/>
-                <w:i w:val="false"/>
-                <w:iCs w:val="false"/>
-                <w:color w:val="1F2328"/>
-                <w:sz w:val="19"/>
-                <w:szCs w:val="19"/>
-              </w:rPr>
-              <w:t xml:space="preserve"> </w:t>
-            </w:r>
-            <w:r>
-              <w:rPr>
-                <w:rFonts w:ascii="Consolas" w:cs="Consolas" w:eastAsia="Consolas" w:hAnsi="Consolas"/>
-                <w:b/>
-                <w:bCs/>
-                <w:i w:val="false"/>
-                <w:iCs w:val="false"/>
-                <w:color w:val="CF222E"/>
-                <w:sz w:val="19"/>
-                <w:szCs w:val="19"/>
-              </w:rPr>
-              <w:t xml:space="preserve">&amp;&amp;</w:t>
+              <w:t xml:space="preserve">;</w:t>
             </w:r>
             <w:r>
               <w:rPr>
@@ -22961,24 +25684,115 @@
                 <w:bCs w:val="false"/>
                 <w:i w:val="false"/>
                 <w:iCs w:val="false"/>
-                <w:color w:val="116329"/>
-                <w:sz w:val="19"/>
-                <w:szCs w:val="19"/>
-              </w:rPr>
-              <w:t xml:space="preserve">.</w:t>
-            </w:r>
-            <w:r>
-              <w:rPr>
-                <w:rFonts w:ascii="Consolas" w:cs="Consolas" w:eastAsia="Consolas" w:hAnsi="Consolas"/>
-                <w:b w:val="false"/>
-                <w:bCs w:val="false"/>
-                <w:i w:val="false"/>
-                <w:iCs w:val="false"/>
-                <w:color w:val="1F2328"/>
-                <w:sz w:val="19"/>
-                <w:szCs w:val="19"/>
-              </w:rPr>
-              <w:t xml:space="preserve"> </w:t>
+                <w:color w:val="1F2328"/>
+                <w:sz w:val="19"/>
+                <w:szCs w:val="19"/>
+              </w:rPr>
+              <w:t xml:space="preserve">.;</w:t>
+            </w:r>
+            <w:r>
+              <w:rPr>
+                <w:rFonts w:ascii="Consolas" w:cs="Consolas" w:eastAsia="Consolas" w:hAnsi="Consolas"/>
+                <w:b w:val="false"/>
+                <w:bCs w:val="false"/>
+                <w:i w:val="false"/>
+                <w:iCs w:val="false"/>
+                <w:color w:val="1F2328"/>
+                <w:sz w:val="19"/>
+                <w:szCs w:val="19"/>
+              </w:rPr>
+              <w:t xml:space="preserve"> </w:t>
+            </w:r>
+            <w:r>
+              <w:rPr>
+                <w:rFonts w:ascii="Consolas" w:cs="Consolas" w:eastAsia="Consolas" w:hAnsi="Consolas"/>
+                <w:b w:val="false"/>
+                <w:bCs w:val="false"/>
+                <w:i w:val="false"/>
+                <w:iCs w:val="false"/>
+                <w:color w:val="1F2328"/>
+                <w:sz w:val="19"/>
+                <w:szCs w:val="19"/>
+              </w:rPr>
+              <w:t xml:space="preserve">git</w:t>
+            </w:r>
+            <w:r>
+              <w:rPr>
+                <w:rFonts w:ascii="Consolas" w:cs="Consolas" w:eastAsia="Consolas" w:hAnsi="Consolas"/>
+                <w:b w:val="false"/>
+                <w:bCs w:val="false"/>
+                <w:i w:val="false"/>
+                <w:iCs w:val="false"/>
+                <w:color w:val="1F2328"/>
+                <w:sz w:val="19"/>
+                <w:szCs w:val="19"/>
+              </w:rPr>
+              <w:t xml:space="preserve"> </w:t>
+            </w:r>
+            <w:r>
+              <w:rPr>
+                <w:rFonts w:ascii="Consolas" w:cs="Consolas" w:eastAsia="Consolas" w:hAnsi="Consolas"/>
+                <w:b w:val="false"/>
+                <w:bCs w:val="false"/>
+                <w:i w:val="false"/>
+                <w:iCs w:val="false"/>
+                <w:color w:val="1F2328"/>
+                <w:sz w:val="19"/>
+                <w:szCs w:val="19"/>
+              </w:rPr>
+              <w:t xml:space="preserve">commit</w:t>
+            </w:r>
+            <w:r>
+              <w:rPr>
+                <w:rFonts w:ascii="Consolas" w:cs="Consolas" w:eastAsia="Consolas" w:hAnsi="Consolas"/>
+                <w:b w:val="false"/>
+                <w:bCs w:val="false"/>
+                <w:i w:val="false"/>
+                <w:iCs w:val="false"/>
+                <w:color w:val="1F2328"/>
+                <w:sz w:val="19"/>
+                <w:szCs w:val="19"/>
+              </w:rPr>
+              <w:t xml:space="preserve"> </w:t>
+            </w:r>
+            <w:r>
+              <w:rPr>
+                <w:rFonts w:ascii="Consolas" w:cs="Consolas" w:eastAsia="Consolas" w:hAnsi="Consolas"/>
+                <w:b w:val="false"/>
+                <w:bCs w:val="false"/>
+                <w:i w:val="false"/>
+                <w:iCs w:val="false"/>
+                <w:color w:val="0550AE"/>
+                <w:sz w:val="19"/>
+                <w:szCs w:val="19"/>
+              </w:rPr>
+              <w:t xml:space="preserve">-m</w:t>
+            </w:r>
+            <w:r>
+              <w:rPr>
+                <w:rFonts w:ascii="Consolas" w:cs="Consolas" w:eastAsia="Consolas" w:hAnsi="Consolas"/>
+                <w:b w:val="false"/>
+                <w:bCs w:val="false"/>
+                <w:i w:val="false"/>
+                <w:iCs w:val="false"/>
+                <w:color w:val="1F2328"/>
+                <w:sz w:val="19"/>
+                <w:szCs w:val="19"/>
+              </w:rPr>
+              <w:t xml:space="preserve"> </w:t>
+            </w:r>
+            <w:r>
+              <w:rPr>
+                <w:rFonts w:ascii="Consolas" w:cs="Consolas" w:eastAsia="Consolas" w:hAnsi="Consolas"/>
+                <w:b w:val="false"/>
+                <w:bCs w:val="false"/>
+                <w:i w:val="false"/>
+                <w:iCs w:val="false"/>
+                <w:color w:val="0A3069"/>
+                <w:sz w:val="19"/>
+                <w:szCs w:val="19"/>
+              </w:rPr>
+              <w:t xml:space="preserve">"resolve merge conflict"</w:t>
             </w:r>
             <w:r>
               <w:rPr>
@@ -22991,137 +25805,7 @@
                 <w:sz w:val="19"/>
                 <w:szCs w:val="19"/>
               </w:rPr>
-              <w:t xml:space="preserve">&amp;&amp;</w:t>
-            </w:r>
-            <w:r>
-              <w:rPr>
-                <w:rFonts w:ascii="Consolas" w:cs="Consolas" w:eastAsia="Consolas" w:hAnsi="Consolas"/>
-                <w:b w:val="false"/>
-                <w:bCs w:val="false"/>
-                <w:i w:val="false"/>
-                <w:iCs w:val="false"/>
-                <w:color w:val="1F2328"/>
-                <w:sz w:val="19"/>
-                <w:szCs w:val="19"/>
-              </w:rPr>
-              <w:t xml:space="preserve"> </w:t>
-            </w:r>
-            <w:r>
-              <w:rPr>
-                <w:rFonts w:ascii="Consolas" w:cs="Consolas" w:eastAsia="Consolas" w:hAnsi="Consolas"/>
-                <w:b/>
-                <w:bCs/>
-                <w:i w:val="false"/>
-                <w:iCs w:val="false"/>
-                <w:color w:val="CF222E"/>
-                <w:sz w:val="19"/>
-                <w:szCs w:val="19"/>
-              </w:rPr>
-              <w:t xml:space="preserve">git</w:t>
-            </w:r>
-            <w:r>
-              <w:rPr>
-                <w:rFonts w:ascii="Consolas" w:cs="Consolas" w:eastAsia="Consolas" w:hAnsi="Consolas"/>
-                <w:b w:val="false"/>
-                <w:bCs w:val="false"/>
-                <w:i w:val="false"/>
-                <w:iCs w:val="false"/>
-                <w:color w:val="1F2328"/>
-                <w:sz w:val="19"/>
-                <w:szCs w:val="19"/>
-              </w:rPr>
-              <w:t xml:space="preserve"> </w:t>
-            </w:r>
-            <w:r>
-              <w:rPr>
-                <w:rFonts w:ascii="Consolas" w:cs="Consolas" w:eastAsia="Consolas" w:hAnsi="Consolas"/>
-                <w:b/>
-                <w:bCs/>
-                <w:i w:val="false"/>
-                <w:iCs w:val="false"/>
-                <w:color w:val="8250DF"/>
-                <w:sz w:val="19"/>
-                <w:szCs w:val="19"/>
-              </w:rPr>
-              <w:t xml:space="preserve">commit</w:t>
-            </w:r>
-            <w:r>
-              <w:rPr>
-                <w:rFonts w:ascii="Consolas" w:cs="Consolas" w:eastAsia="Consolas" w:hAnsi="Consolas"/>
-                <w:b w:val="false"/>
-                <w:bCs w:val="false"/>
-                <w:i w:val="false"/>
-                <w:iCs w:val="false"/>
-                <w:color w:val="1F2328"/>
-                <w:sz w:val="19"/>
-                <w:szCs w:val="19"/>
-              </w:rPr>
-              <w:t xml:space="preserve"> </w:t>
-            </w:r>
-            <w:r>
-              <w:rPr>
-                <w:rFonts w:ascii="Consolas" w:cs="Consolas" w:eastAsia="Consolas" w:hAnsi="Consolas"/>
-                <w:b w:val="false"/>
-                <w:bCs w:val="false"/>
-                <w:i w:val="false"/>
-                <w:iCs w:val="false"/>
-                <w:color w:val="0550AE"/>
-                <w:sz w:val="19"/>
-                <w:szCs w:val="19"/>
-              </w:rPr>
-              <w:t xml:space="preserve">-m</w:t>
-            </w:r>
-            <w:r>
-              <w:rPr>
-                <w:rFonts w:ascii="Consolas" w:cs="Consolas" w:eastAsia="Consolas" w:hAnsi="Consolas"/>
-                <w:b w:val="false"/>
-                <w:bCs w:val="false"/>
-                <w:i w:val="false"/>
-                <w:iCs w:val="false"/>
-                <w:color w:val="1F2328"/>
-                <w:sz w:val="19"/>
-                <w:szCs w:val="19"/>
-              </w:rPr>
-              <w:t xml:space="preserve"> </w:t>
-            </w:r>
-            <w:r>
-              <w:rPr>
-                <w:rFonts w:ascii="Consolas" w:cs="Consolas" w:eastAsia="Consolas" w:hAnsi="Consolas"/>
-                <w:b w:val="false"/>
-                <w:bCs w:val="false"/>
-                <w:i w:val="false"/>
-                <w:iCs w:val="false"/>
-                <w:color w:val="0A3069"/>
-                <w:sz w:val="19"/>
-                <w:szCs w:val="19"/>
-              </w:rPr>
-              <w:t xml:space="preserve">"resolve merge conflict"</w:t>
-            </w:r>
-            <w:r>
-              <w:rPr>
-                <w:rFonts w:ascii="Consolas" w:cs="Consolas" w:eastAsia="Consolas" w:hAnsi="Consolas"/>
-                <w:b w:val="false"/>
-                <w:bCs w:val="false"/>
-                <w:i w:val="false"/>
-                <w:iCs w:val="false"/>
-                <w:color w:val="1F2328"/>
-                <w:sz w:val="19"/>
-                <w:szCs w:val="19"/>
-              </w:rPr>
-              <w:t xml:space="preserve"> </w:t>
-            </w:r>
-            <w:r>
-              <w:rPr>
-                <w:rFonts w:ascii="Consolas" w:cs="Consolas" w:eastAsia="Consolas" w:hAnsi="Consolas"/>
-                <w:b/>
-                <w:bCs/>
-                <w:i w:val="false"/>
-                <w:iCs w:val="false"/>
-                <w:color w:val="CF222E"/>
-                <w:sz w:val="19"/>
-                <w:szCs w:val="19"/>
-              </w:rPr>
-              <w:t xml:space="preserve">&amp;&amp;</w:t>
+              <w:t xml:space="preserve">;</w:t>
             </w:r>
             <w:r>
               <w:rPr>
@@ -23299,59 +25983,33 @@
                 <w:bCs w:val="false"/>
                 <w:i w:val="false"/>
                 <w:iCs w:val="false"/>
-                <w:color w:val="116329"/>
-                <w:sz w:val="19"/>
-                <w:szCs w:val="19"/>
-              </w:rPr>
-              <w:t xml:space="preserve">.</w:t>
-            </w:r>
-            <w:r>
-              <w:rPr>
-                <w:rFonts w:ascii="Consolas" w:cs="Consolas" w:eastAsia="Consolas" w:hAnsi="Consolas"/>
-                <w:b w:val="false"/>
-                <w:bCs w:val="false"/>
-                <w:i w:val="false"/>
-                <w:iCs w:val="false"/>
-                <w:color w:val="1F2328"/>
-                <w:sz w:val="19"/>
-                <w:szCs w:val="19"/>
-              </w:rPr>
-              <w:t xml:space="preserve"> </w:t>
-            </w:r>
-            <w:r>
-              <w:rPr>
-                <w:rFonts w:ascii="Consolas" w:cs="Consolas" w:eastAsia="Consolas" w:hAnsi="Consolas"/>
-                <w:b/>
-                <w:bCs/>
-                <w:i w:val="false"/>
-                <w:iCs w:val="false"/>
-                <w:color w:val="CF222E"/>
-                <w:sz w:val="19"/>
-                <w:szCs w:val="19"/>
-              </w:rPr>
-              <w:t xml:space="preserve">&amp;&amp;</w:t>
-            </w:r>
-            <w:r>
-              <w:rPr>
-                <w:rFonts w:ascii="Consolas" w:cs="Consolas" w:eastAsia="Consolas" w:hAnsi="Consolas"/>
-                <w:b w:val="false"/>
-                <w:bCs w:val="false"/>
-                <w:i w:val="false"/>
-                <w:iCs w:val="false"/>
-                <w:color w:val="1F2328"/>
-                <w:sz w:val="19"/>
-                <w:szCs w:val="19"/>
-              </w:rPr>
-              <w:t xml:space="preserve"> </w:t>
-            </w:r>
-            <w:r>
-              <w:rPr>
-                <w:rFonts w:ascii="Consolas" w:cs="Consolas" w:eastAsia="Consolas" w:hAnsi="Consolas"/>
-                <w:b/>
-                <w:bCs/>
-                <w:i w:val="false"/>
-                <w:iCs w:val="false"/>
-                <w:color w:val="CF222E"/>
+                <w:color w:val="1F2328"/>
+                <w:sz w:val="19"/>
+                <w:szCs w:val="19"/>
+              </w:rPr>
+              <w:t xml:space="preserve">.;</w:t>
+            </w:r>
+            <w:r>
+              <w:rPr>
+                <w:rFonts w:ascii="Consolas" w:cs="Consolas" w:eastAsia="Consolas" w:hAnsi="Consolas"/>
+                <w:b w:val="false"/>
+                <w:bCs w:val="false"/>
+                <w:i w:val="false"/>
+                <w:iCs w:val="false"/>
+                <w:color w:val="1F2328"/>
+                <w:sz w:val="19"/>
+                <w:szCs w:val="19"/>
+              </w:rPr>
+              <w:t xml:space="preserve"> </w:t>
+            </w:r>
+            <w:r>
+              <w:rPr>
+                <w:rFonts w:ascii="Consolas" w:cs="Consolas" w:eastAsia="Consolas" w:hAnsi="Consolas"/>
+                <w:b w:val="false"/>
+                <w:bCs w:val="false"/>
+                <w:i w:val="false"/>
+                <w:iCs w:val="false"/>
+                <w:color w:val="1F2328"/>
                 <w:sz w:val="19"/>
                 <w:szCs w:val="19"/>
               </w:rPr>
@@ -23373,11 +26031,11 @@
             <w:r>
               <w:rPr>
                 <w:rFonts w:ascii="Consolas" w:cs="Consolas" w:eastAsia="Consolas" w:hAnsi="Consolas"/>
-                <w:b/>
-                <w:bCs/>
-                <w:i w:val="false"/>
-                <w:iCs w:val="false"/>
-                <w:color w:val="8250DF"/>
+                <w:b w:val="false"/>
+                <w:bCs w:val="false"/>
+                <w:i w:val="false"/>
+                <w:iCs w:val="false"/>
+                <w:color w:val="1F2328"/>
                 <w:sz w:val="19"/>
                 <w:szCs w:val="19"/>
               </w:rPr>
@@ -23604,59 +26262,33 @@
                 <w:bCs w:val="false"/>
                 <w:i w:val="false"/>
                 <w:iCs w:val="false"/>
-                <w:color w:val="116329"/>
-                <w:sz w:val="19"/>
-                <w:szCs w:val="19"/>
-              </w:rPr>
-              <w:t xml:space="preserve">.</w:t>
-            </w:r>
-            <w:r>
-              <w:rPr>
-                <w:rFonts w:ascii="Consolas" w:cs="Consolas" w:eastAsia="Consolas" w:hAnsi="Consolas"/>
-                <w:b w:val="false"/>
-                <w:bCs w:val="false"/>
-                <w:i w:val="false"/>
-                <w:iCs w:val="false"/>
-                <w:color w:val="1F2328"/>
-                <w:sz w:val="19"/>
-                <w:szCs w:val="19"/>
-              </w:rPr>
-              <w:t xml:space="preserve"> </w:t>
-            </w:r>
-            <w:r>
-              <w:rPr>
-                <w:rFonts w:ascii="Consolas" w:cs="Consolas" w:eastAsia="Consolas" w:hAnsi="Consolas"/>
-                <w:b/>
-                <w:bCs/>
-                <w:i w:val="false"/>
-                <w:iCs w:val="false"/>
-                <w:color w:val="CF222E"/>
-                <w:sz w:val="19"/>
-                <w:szCs w:val="19"/>
-              </w:rPr>
-              <w:t xml:space="preserve">&amp;&amp;</w:t>
-            </w:r>
-            <w:r>
-              <w:rPr>
-                <w:rFonts w:ascii="Consolas" w:cs="Consolas" w:eastAsia="Consolas" w:hAnsi="Consolas"/>
-                <w:b w:val="false"/>
-                <w:bCs w:val="false"/>
-                <w:i w:val="false"/>
-                <w:iCs w:val="false"/>
-                <w:color w:val="1F2328"/>
-                <w:sz w:val="19"/>
-                <w:szCs w:val="19"/>
-              </w:rPr>
-              <w:t xml:space="preserve"> </w:t>
-            </w:r>
-            <w:r>
-              <w:rPr>
-                <w:rFonts w:ascii="Consolas" w:cs="Consolas" w:eastAsia="Consolas" w:hAnsi="Consolas"/>
-                <w:b/>
-                <w:bCs/>
-                <w:i w:val="false"/>
-                <w:iCs w:val="false"/>
-                <w:color w:val="CF222E"/>
+                <w:color w:val="1F2328"/>
+                <w:sz w:val="19"/>
+                <w:szCs w:val="19"/>
+              </w:rPr>
+              <w:t xml:space="preserve">.;</w:t>
+            </w:r>
+            <w:r>
+              <w:rPr>
+                <w:rFonts w:ascii="Consolas" w:cs="Consolas" w:eastAsia="Consolas" w:hAnsi="Consolas"/>
+                <w:b w:val="false"/>
+                <w:bCs w:val="false"/>
+                <w:i w:val="false"/>
+                <w:iCs w:val="false"/>
+                <w:color w:val="1F2328"/>
+                <w:sz w:val="19"/>
+                <w:szCs w:val="19"/>
+              </w:rPr>
+              <w:t xml:space="preserve"> </w:t>
+            </w:r>
+            <w:r>
+              <w:rPr>
+                <w:rFonts w:ascii="Consolas" w:cs="Consolas" w:eastAsia="Consolas" w:hAnsi="Consolas"/>
+                <w:b w:val="false"/>
+                <w:bCs w:val="false"/>
+                <w:i w:val="false"/>
+                <w:iCs w:val="false"/>
+                <w:color w:val="1F2328"/>
                 <w:sz w:val="19"/>
                 <w:szCs w:val="19"/>
               </w:rPr>
@@ -23678,11 +26310,11 @@
             <w:r>
               <w:rPr>
                 <w:rFonts w:ascii="Consolas" w:cs="Consolas" w:eastAsia="Consolas" w:hAnsi="Consolas"/>
-                <w:b/>
-                <w:bCs/>
-                <w:i w:val="false"/>
-                <w:iCs w:val="false"/>
-                <w:color w:val="8250DF"/>
+                <w:b w:val="false"/>
+                <w:bCs w:val="false"/>
+                <w:i w:val="false"/>
+                <w:iCs w:val="false"/>
+                <w:color w:val="1F2328"/>
                 <w:sz w:val="19"/>
                 <w:szCs w:val="19"/>
               </w:rPr>
@@ -23712,55 +26344,29 @@
                 <w:sz w:val="19"/>
                 <w:szCs w:val="19"/>
               </w:rPr>
-              <w:t xml:space="preserve">-fd</w:t>
-            </w:r>
-            <w:r>
-              <w:rPr>
-                <w:rFonts w:ascii="Consolas" w:cs="Consolas" w:eastAsia="Consolas" w:hAnsi="Consolas"/>
-                <w:b w:val="false"/>
-                <w:bCs w:val="false"/>
-                <w:i w:val="false"/>
-                <w:iCs w:val="false"/>
-                <w:color w:val="1F2328"/>
-                <w:sz w:val="19"/>
-                <w:szCs w:val="19"/>
-              </w:rPr>
-              <w:t xml:space="preserve"> </w:t>
-            </w:r>
-            <w:r>
-              <w:rPr>
-                <w:rFonts w:ascii="Consolas" w:cs="Consolas" w:eastAsia="Consolas" w:hAnsi="Consolas"/>
-                <w:b/>
-                <w:bCs/>
-                <w:i w:val="false"/>
-                <w:iCs w:val="false"/>
-                <w:color w:val="CF222E"/>
-                <w:sz w:val="19"/>
-                <w:szCs w:val="19"/>
-              </w:rPr>
-              <w:t xml:space="preserve">&amp;&amp;</w:t>
-            </w:r>
-            <w:r>
-              <w:rPr>
-                <w:rFonts w:ascii="Consolas" w:cs="Consolas" w:eastAsia="Consolas" w:hAnsi="Consolas"/>
-                <w:b w:val="false"/>
-                <w:bCs w:val="false"/>
-                <w:i w:val="false"/>
-                <w:iCs w:val="false"/>
-                <w:color w:val="1F2328"/>
-                <w:sz w:val="19"/>
-                <w:szCs w:val="19"/>
-              </w:rPr>
-              <w:t xml:space="preserve"> </w:t>
-            </w:r>
-            <w:r>
-              <w:rPr>
-                <w:rFonts w:ascii="Consolas" w:cs="Consolas" w:eastAsia="Consolas" w:hAnsi="Consolas"/>
-                <w:b/>
-                <w:bCs/>
-                <w:i w:val="false"/>
-                <w:iCs w:val="false"/>
-                <w:color w:val="CF222E"/>
+              <w:t xml:space="preserve">-fd;</w:t>
+            </w:r>
+            <w:r>
+              <w:rPr>
+                <w:rFonts w:ascii="Consolas" w:cs="Consolas" w:eastAsia="Consolas" w:hAnsi="Consolas"/>
+                <w:b w:val="false"/>
+                <w:bCs w:val="false"/>
+                <w:i w:val="false"/>
+                <w:iCs w:val="false"/>
+                <w:color w:val="1F2328"/>
+                <w:sz w:val="19"/>
+                <w:szCs w:val="19"/>
+              </w:rPr>
+              <w:t xml:space="preserve"> </w:t>
+            </w:r>
+            <w:r>
+              <w:rPr>
+                <w:rFonts w:ascii="Consolas" w:cs="Consolas" w:eastAsia="Consolas" w:hAnsi="Consolas"/>
+                <w:b w:val="false"/>
+                <w:bCs w:val="false"/>
+                <w:i w:val="false"/>
+                <w:iCs w:val="false"/>
+                <w:color w:val="1F2328"/>
                 <w:sz w:val="19"/>
                 <w:szCs w:val="19"/>
               </w:rPr>
@@ -23782,11 +26388,11 @@
             <w:r>
               <w:rPr>
                 <w:rFonts w:ascii="Consolas" w:cs="Consolas" w:eastAsia="Consolas" w:hAnsi="Consolas"/>
-                <w:b/>
-                <w:bCs/>
-                <w:i w:val="false"/>
-                <w:iCs w:val="false"/>
-                <w:color w:val="8250DF"/>
+                <w:b w:val="false"/>
+                <w:bCs w:val="false"/>
+                <w:i w:val="false"/>
+                <w:iCs w:val="false"/>
+                <w:color w:val="1F2328"/>
                 <w:sz w:val="19"/>
                 <w:szCs w:val="19"/>
               </w:rPr>
@@ -23894,20 +26500,189 @@
                 <w:sz w:val="19"/>
                 <w:szCs w:val="19"/>
               </w:rPr>
-              <w:t xml:space="preserve">init</w:t>
-            </w:r>
-            <w:r>
-              <w:rPr>
-                <w:rFonts w:ascii="Consolas" w:cs="Consolas" w:eastAsia="Consolas" w:hAnsi="Consolas"/>
-                <w:b w:val="false"/>
-                <w:bCs w:val="false"/>
-                <w:i w:val="false"/>
-                <w:iCs w:val="false"/>
-                <w:color w:val="1F2328"/>
-                <w:sz w:val="19"/>
-                <w:szCs w:val="19"/>
-              </w:rPr>
-              <w:t xml:space="preserve"> </w:t>
+              <w:t xml:space="preserve">init;</w:t>
+            </w:r>
+            <w:r>
+              <w:rPr>
+                <w:rFonts w:ascii="Consolas" w:cs="Consolas" w:eastAsia="Consolas" w:hAnsi="Consolas"/>
+                <w:b w:val="false"/>
+                <w:bCs w:val="false"/>
+                <w:i w:val="false"/>
+                <w:iCs w:val="false"/>
+                <w:color w:val="1F2328"/>
+                <w:sz w:val="19"/>
+                <w:szCs w:val="19"/>
+              </w:rPr>
+              <w:t xml:space="preserve"> </w:t>
+            </w:r>
+            <w:r>
+              <w:rPr>
+                <w:rFonts w:ascii="Consolas" w:cs="Consolas" w:eastAsia="Consolas" w:hAnsi="Consolas"/>
+                <w:b w:val="false"/>
+                <w:bCs w:val="false"/>
+                <w:i w:val="false"/>
+                <w:iCs w:val="false"/>
+                <w:color w:val="1F2328"/>
+                <w:sz w:val="19"/>
+                <w:szCs w:val="19"/>
+              </w:rPr>
+              <w:t xml:space="preserve">git</w:t>
+            </w:r>
+            <w:r>
+              <w:rPr>
+                <w:rFonts w:ascii="Consolas" w:cs="Consolas" w:eastAsia="Consolas" w:hAnsi="Consolas"/>
+                <w:b w:val="false"/>
+                <w:bCs w:val="false"/>
+                <w:i w:val="false"/>
+                <w:iCs w:val="false"/>
+                <w:color w:val="1F2328"/>
+                <w:sz w:val="19"/>
+                <w:szCs w:val="19"/>
+              </w:rPr>
+              <w:t xml:space="preserve"> </w:t>
+            </w:r>
+            <w:r>
+              <w:rPr>
+                <w:rFonts w:ascii="Consolas" w:cs="Consolas" w:eastAsia="Consolas" w:hAnsi="Consolas"/>
+                <w:b w:val="false"/>
+                <w:bCs w:val="false"/>
+                <w:i w:val="false"/>
+                <w:iCs w:val="false"/>
+                <w:color w:val="1F2328"/>
+                <w:sz w:val="19"/>
+                <w:szCs w:val="19"/>
+              </w:rPr>
+              <w:t xml:space="preserve">add</w:t>
+            </w:r>
+            <w:r>
+              <w:rPr>
+                <w:rFonts w:ascii="Consolas" w:cs="Consolas" w:eastAsia="Consolas" w:hAnsi="Consolas"/>
+                <w:b w:val="false"/>
+                <w:bCs w:val="false"/>
+                <w:i w:val="false"/>
+                <w:iCs w:val="false"/>
+                <w:color w:val="1F2328"/>
+                <w:sz w:val="19"/>
+                <w:szCs w:val="19"/>
+              </w:rPr>
+              <w:t xml:space="preserve"> </w:t>
+            </w:r>
+            <w:r>
+              <w:rPr>
+                <w:rFonts w:ascii="Consolas" w:cs="Consolas" w:eastAsia="Consolas" w:hAnsi="Consolas"/>
+                <w:b w:val="false"/>
+                <w:bCs w:val="false"/>
+                <w:i w:val="false"/>
+                <w:iCs w:val="false"/>
+                <w:color w:val="1F2328"/>
+                <w:sz w:val="19"/>
+                <w:szCs w:val="19"/>
+              </w:rPr>
+              <w:t xml:space="preserve">.;</w:t>
+            </w:r>
+            <w:r>
+              <w:rPr>
+                <w:rFonts w:ascii="Consolas" w:cs="Consolas" w:eastAsia="Consolas" w:hAnsi="Consolas"/>
+                <w:b w:val="false"/>
+                <w:bCs w:val="false"/>
+                <w:i w:val="false"/>
+                <w:iCs w:val="false"/>
+                <w:color w:val="1F2328"/>
+                <w:sz w:val="19"/>
+                <w:szCs w:val="19"/>
+              </w:rPr>
+              <w:t xml:space="preserve"> </w:t>
+            </w:r>
+            <w:r>
+              <w:rPr>
+                <w:rFonts w:ascii="Consolas" w:cs="Consolas" w:eastAsia="Consolas" w:hAnsi="Consolas"/>
+                <w:b w:val="false"/>
+                <w:bCs w:val="false"/>
+                <w:i w:val="false"/>
+                <w:iCs w:val="false"/>
+                <w:color w:val="1F2328"/>
+                <w:sz w:val="19"/>
+                <w:szCs w:val="19"/>
+              </w:rPr>
+              <w:t xml:space="preserve">git</w:t>
+            </w:r>
+            <w:r>
+              <w:rPr>
+                <w:rFonts w:ascii="Consolas" w:cs="Consolas" w:eastAsia="Consolas" w:hAnsi="Consolas"/>
+                <w:b w:val="false"/>
+                <w:bCs w:val="false"/>
+                <w:i w:val="false"/>
+                <w:iCs w:val="false"/>
+                <w:color w:val="1F2328"/>
+                <w:sz w:val="19"/>
+                <w:szCs w:val="19"/>
+              </w:rPr>
+              <w:t xml:space="preserve"> </w:t>
+            </w:r>
+            <w:r>
+              <w:rPr>
+                <w:rFonts w:ascii="Consolas" w:cs="Consolas" w:eastAsia="Consolas" w:hAnsi="Consolas"/>
+                <w:b w:val="false"/>
+                <w:bCs w:val="false"/>
+                <w:i w:val="false"/>
+                <w:iCs w:val="false"/>
+                <w:color w:val="1F2328"/>
+                <w:sz w:val="19"/>
+                <w:szCs w:val="19"/>
+              </w:rPr>
+              <w:t xml:space="preserve">commit</w:t>
+            </w:r>
+            <w:r>
+              <w:rPr>
+                <w:rFonts w:ascii="Consolas" w:cs="Consolas" w:eastAsia="Consolas" w:hAnsi="Consolas"/>
+                <w:b w:val="false"/>
+                <w:bCs w:val="false"/>
+                <w:i w:val="false"/>
+                <w:iCs w:val="false"/>
+                <w:color w:val="1F2328"/>
+                <w:sz w:val="19"/>
+                <w:szCs w:val="19"/>
+              </w:rPr>
+              <w:t xml:space="preserve"> </w:t>
+            </w:r>
+            <w:r>
+              <w:rPr>
+                <w:rFonts w:ascii="Consolas" w:cs="Consolas" w:eastAsia="Consolas" w:hAnsi="Consolas"/>
+                <w:b w:val="false"/>
+                <w:bCs w:val="false"/>
+                <w:i w:val="false"/>
+                <w:iCs w:val="false"/>
+                <w:color w:val="0550AE"/>
+                <w:sz w:val="19"/>
+                <w:szCs w:val="19"/>
+              </w:rPr>
+              <w:t xml:space="preserve">-m</w:t>
+            </w:r>
+            <w:r>
+              <w:rPr>
+                <w:rFonts w:ascii="Consolas" w:cs="Consolas" w:eastAsia="Consolas" w:hAnsi="Consolas"/>
+                <w:b w:val="false"/>
+                <w:bCs w:val="false"/>
+                <w:i w:val="false"/>
+                <w:iCs w:val="false"/>
+                <w:color w:val="1F2328"/>
+                <w:sz w:val="19"/>
+                <w:szCs w:val="19"/>
+              </w:rPr>
+              <w:t xml:space="preserve"> </w:t>
+            </w:r>
+            <w:r>
+              <w:rPr>
+                <w:rFonts w:ascii="Consolas" w:cs="Consolas" w:eastAsia="Consolas" w:hAnsi="Consolas"/>
+                <w:b w:val="false"/>
+                <w:bCs w:val="false"/>
+                <w:i w:val="false"/>
+                <w:iCs w:val="false"/>
+                <w:color w:val="0A3069"/>
+                <w:sz w:val="19"/>
+                <w:szCs w:val="19"/>
+              </w:rPr>
+              <w:t xml:space="preserve">"initial commit"</w:t>
             </w:r>
             <w:r>
               <w:rPr>
@@ -23920,241 +26695,7 @@
                 <w:sz w:val="19"/>
                 <w:szCs w:val="19"/>
               </w:rPr>
-              <w:t xml:space="preserve">&amp;&amp;</w:t>
-            </w:r>
-            <w:r>
-              <w:rPr>
-                <w:rFonts w:ascii="Consolas" w:cs="Consolas" w:eastAsia="Consolas" w:hAnsi="Consolas"/>
-                <w:b w:val="false"/>
-                <w:bCs w:val="false"/>
-                <w:i w:val="false"/>
-                <w:iCs w:val="false"/>
-                <w:color w:val="1F2328"/>
-                <w:sz w:val="19"/>
-                <w:szCs w:val="19"/>
-              </w:rPr>
-              <w:t xml:space="preserve"> </w:t>
-            </w:r>
-            <w:r>
-              <w:rPr>
-                <w:rFonts w:ascii="Consolas" w:cs="Consolas" w:eastAsia="Consolas" w:hAnsi="Consolas"/>
-                <w:b/>
-                <w:bCs/>
-                <w:i w:val="false"/>
-                <w:iCs w:val="false"/>
-                <w:color w:val="CF222E"/>
-                <w:sz w:val="19"/>
-                <w:szCs w:val="19"/>
-              </w:rPr>
-              <w:t xml:space="preserve">git</w:t>
-            </w:r>
-            <w:r>
-              <w:rPr>
-                <w:rFonts w:ascii="Consolas" w:cs="Consolas" w:eastAsia="Consolas" w:hAnsi="Consolas"/>
-                <w:b w:val="false"/>
-                <w:bCs w:val="false"/>
-                <w:i w:val="false"/>
-                <w:iCs w:val="false"/>
-                <w:color w:val="1F2328"/>
-                <w:sz w:val="19"/>
-                <w:szCs w:val="19"/>
-              </w:rPr>
-              <w:t xml:space="preserve"> </w:t>
-            </w:r>
-            <w:r>
-              <w:rPr>
-                <w:rFonts w:ascii="Consolas" w:cs="Consolas" w:eastAsia="Consolas" w:hAnsi="Consolas"/>
-                <w:b/>
-                <w:bCs/>
-                <w:i w:val="false"/>
-                <w:iCs w:val="false"/>
-                <w:color w:val="8250DF"/>
-                <w:sz w:val="19"/>
-                <w:szCs w:val="19"/>
-              </w:rPr>
-              <w:t xml:space="preserve">add</w:t>
-            </w:r>
-            <w:r>
-              <w:rPr>
-                <w:rFonts w:ascii="Consolas" w:cs="Consolas" w:eastAsia="Consolas" w:hAnsi="Consolas"/>
-                <w:b w:val="false"/>
-                <w:bCs w:val="false"/>
-                <w:i w:val="false"/>
-                <w:iCs w:val="false"/>
-                <w:color w:val="1F2328"/>
-                <w:sz w:val="19"/>
-                <w:szCs w:val="19"/>
-              </w:rPr>
-              <w:t xml:space="preserve"> </w:t>
-            </w:r>
-            <w:r>
-              <w:rPr>
-                <w:rFonts w:ascii="Consolas" w:cs="Consolas" w:eastAsia="Consolas" w:hAnsi="Consolas"/>
-                <w:b w:val="false"/>
-                <w:bCs w:val="false"/>
-                <w:i w:val="false"/>
-                <w:iCs w:val="false"/>
-                <w:color w:val="116329"/>
-                <w:sz w:val="19"/>
-                <w:szCs w:val="19"/>
-              </w:rPr>
-              <w:t xml:space="preserve">.</w:t>
-            </w:r>
-            <w:r>
-              <w:rPr>
-                <w:rFonts w:ascii="Consolas" w:cs="Consolas" w:eastAsia="Consolas" w:hAnsi="Consolas"/>
-                <w:b w:val="false"/>
-                <w:bCs w:val="false"/>
-                <w:i w:val="false"/>
-                <w:iCs w:val="false"/>
-                <w:color w:val="1F2328"/>
-                <w:sz w:val="19"/>
-                <w:szCs w:val="19"/>
-              </w:rPr>
-              <w:t xml:space="preserve"> </w:t>
-            </w:r>
-            <w:r>
-              <w:rPr>
-                <w:rFonts w:ascii="Consolas" w:cs="Consolas" w:eastAsia="Consolas" w:hAnsi="Consolas"/>
-                <w:b/>
-                <w:bCs/>
-                <w:i w:val="false"/>
-                <w:iCs w:val="false"/>
-                <w:color w:val="CF222E"/>
-                <w:sz w:val="19"/>
-                <w:szCs w:val="19"/>
-              </w:rPr>
-              <w:t xml:space="preserve">&amp;&amp;</w:t>
-            </w:r>
-            <w:r>
-              <w:rPr>
-                <w:rFonts w:ascii="Consolas" w:cs="Consolas" w:eastAsia="Consolas" w:hAnsi="Consolas"/>
-                <w:b w:val="false"/>
-                <w:bCs w:val="false"/>
-                <w:i w:val="false"/>
-                <w:iCs w:val="false"/>
-                <w:color w:val="1F2328"/>
-                <w:sz w:val="19"/>
-                <w:szCs w:val="19"/>
-              </w:rPr>
-              <w:t xml:space="preserve"> </w:t>
-            </w:r>
-            <w:r>
-              <w:rPr>
-                <w:rFonts w:ascii="Consolas" w:cs="Consolas" w:eastAsia="Consolas" w:hAnsi="Consolas"/>
-                <w:b/>
-                <w:bCs/>
-                <w:i w:val="false"/>
-                <w:iCs w:val="false"/>
-                <w:color w:val="CF222E"/>
-                <w:sz w:val="19"/>
-                <w:szCs w:val="19"/>
-              </w:rPr>
-              <w:t xml:space="preserve">git</w:t>
-            </w:r>
-            <w:r>
-              <w:rPr>
-                <w:rFonts w:ascii="Consolas" w:cs="Consolas" w:eastAsia="Consolas" w:hAnsi="Consolas"/>
-                <w:b w:val="false"/>
-                <w:bCs w:val="false"/>
-                <w:i w:val="false"/>
-                <w:iCs w:val="false"/>
-                <w:color w:val="1F2328"/>
-                <w:sz w:val="19"/>
-                <w:szCs w:val="19"/>
-              </w:rPr>
-              <w:t xml:space="preserve"> </w:t>
-            </w:r>
-            <w:r>
-              <w:rPr>
-                <w:rFonts w:ascii="Consolas" w:cs="Consolas" w:eastAsia="Consolas" w:hAnsi="Consolas"/>
-                <w:b/>
-                <w:bCs/>
-                <w:i w:val="false"/>
-                <w:iCs w:val="false"/>
-                <w:color w:val="8250DF"/>
-                <w:sz w:val="19"/>
-                <w:szCs w:val="19"/>
-              </w:rPr>
-              <w:t xml:space="preserve">commit</w:t>
-            </w:r>
-            <w:r>
-              <w:rPr>
-                <w:rFonts w:ascii="Consolas" w:cs="Consolas" w:eastAsia="Consolas" w:hAnsi="Consolas"/>
-                <w:b w:val="false"/>
-                <w:bCs w:val="false"/>
-                <w:i w:val="false"/>
-                <w:iCs w:val="false"/>
-                <w:color w:val="1F2328"/>
-                <w:sz w:val="19"/>
-                <w:szCs w:val="19"/>
-              </w:rPr>
-              <w:t xml:space="preserve"> </w:t>
-            </w:r>
-            <w:r>
-              <w:rPr>
-                <w:rFonts w:ascii="Consolas" w:cs="Consolas" w:eastAsia="Consolas" w:hAnsi="Consolas"/>
-                <w:b w:val="false"/>
-                <w:bCs w:val="false"/>
-                <w:i w:val="false"/>
-                <w:iCs w:val="false"/>
-                <w:color w:val="0550AE"/>
-                <w:sz w:val="19"/>
-                <w:szCs w:val="19"/>
-              </w:rPr>
-              <w:t xml:space="preserve">-m</w:t>
-            </w:r>
-            <w:r>
-              <w:rPr>
-                <w:rFonts w:ascii="Consolas" w:cs="Consolas" w:eastAsia="Consolas" w:hAnsi="Consolas"/>
-                <w:b w:val="false"/>
-                <w:bCs w:val="false"/>
-                <w:i w:val="false"/>
-                <w:iCs w:val="false"/>
-                <w:color w:val="1F2328"/>
-                <w:sz w:val="19"/>
-                <w:szCs w:val="19"/>
-              </w:rPr>
-              <w:t xml:space="preserve"> </w:t>
-            </w:r>
-            <w:r>
-              <w:rPr>
-                <w:rFonts w:ascii="Consolas" w:cs="Consolas" w:eastAsia="Consolas" w:hAnsi="Consolas"/>
-                <w:b w:val="false"/>
-                <w:bCs w:val="false"/>
-                <w:i w:val="false"/>
-                <w:iCs w:val="false"/>
-                <w:color w:val="0A3069"/>
-                <w:sz w:val="19"/>
-                <w:szCs w:val="19"/>
-              </w:rPr>
-              <w:t xml:space="preserve">"initial commit"</w:t>
-            </w:r>
-            <w:r>
-              <w:rPr>
-                <w:rFonts w:ascii="Consolas" w:cs="Consolas" w:eastAsia="Consolas" w:hAnsi="Consolas"/>
-                <w:b w:val="false"/>
-                <w:bCs w:val="false"/>
-                <w:i w:val="false"/>
-                <w:iCs w:val="false"/>
-                <w:color w:val="1F2328"/>
-                <w:sz w:val="19"/>
-                <w:szCs w:val="19"/>
-              </w:rPr>
-              <w:t xml:space="preserve"> </w:t>
-            </w:r>
-            <w:r>
-              <w:rPr>
-                <w:rFonts w:ascii="Consolas" w:cs="Consolas" w:eastAsia="Consolas" w:hAnsi="Consolas"/>
-                <w:b/>
-                <w:bCs/>
-                <w:i w:val="false"/>
-                <w:iCs w:val="false"/>
-                <w:color w:val="CF222E"/>
-                <w:sz w:val="19"/>
-                <w:szCs w:val="19"/>
-              </w:rPr>
-              <w:t xml:space="preserve">&amp;&amp;</w:t>
+              <w:t xml:space="preserve">;</w:t>
             </w:r>
             <w:r>
               <w:rPr>
